--- a/requirement_spec/1_software_dev/1.1_frontend/signoff_spec/01_main_web_app_spec.docx
+++ b/requirement_spec/1_software_dev/1.1_frontend/signoff_spec/01_main_web_app_spec.docx
@@ -182,7 +182,7 @@
                 <w:sz w:val="17"/>
                 <w:szCs w:val="17"/>
               </w:rPr>
-              <w:t xml:space="preserve">v0.3 (ฉบับร่าง · Draft)</w:t>
+              <w:t xml:space="preserve">v0.7 (ฉบับร่าง · Draft)</w:t>
             </w:r>
           </w:p>
         </w:tc>
@@ -236,7 +236,7 @@
                 <w:sz w:val="17"/>
                 <w:szCs w:val="17"/>
               </w:rPr>
-              <w:t xml:space="preserve">5 มิถุนายน 2569 (2026-06-05)</w:t>
+              <w:t xml:space="preserve">14 มิถุนายน 2569 (2026-06-14)</w:t>
             </w:r>
           </w:p>
         </w:tc>
@@ -345,6 +345,60 @@
                 <w:szCs w:val="17"/>
               </w:rPr>
               <w:t xml:space="preserve">รออนุมัติจากผู้ใช้</w:t>
+            </w:r>
+          </w:p>
+        </w:tc>
+      </w:tr>
+      <w:tr>
+        <w:tc>
+          <w:tcPr>
+            <w:tcW w:w="2700" w:type="dxa"/>
+            <w:tcMar>
+              <w:top w:w="40" w:type="dxa"/>
+              <w:bottom w:w="40" w:type="dxa"/>
+              <w:left w:w="80" w:type="dxa"/>
+              <w:right w:w="80" w:type="dxa"/>
+            </w:tcMar>
+            <w:vAlign w:val="center"/>
+          </w:tcPr>
+          <w:p>
+            <w:pPr>
+              <w:rFonts w:ascii="Leelawadee UI" w:hAnsi="Leelawadee UI" w:cs="Leelawadee UI"/>
+              <w:spacing w:before="20" w:after="20"/>
+            </w:pPr>
+            <w:r>
+              <w:rPr>
+                <w:rFonts w:ascii="Leelawadee UI" w:hAnsi="Leelawadee UI" w:cs="Leelawadee UI"/>
+                <w:sz w:val="17"/>
+                <w:szCs w:val="17"/>
+              </w:rPr>
+              <w:t xml:space="preserve">แก้ไขล่าสุด</w:t>
+            </w:r>
+          </w:p>
+        </w:tc>
+        <w:tc>
+          <w:tcPr>
+            <w:tcW w:w="6660" w:type="dxa"/>
+            <w:tcMar>
+              <w:top w:w="40" w:type="dxa"/>
+              <w:bottom w:w="40" w:type="dxa"/>
+              <w:left w:w="80" w:type="dxa"/>
+              <w:right w:w="80" w:type="dxa"/>
+            </w:tcMar>
+            <w:vAlign w:val="center"/>
+          </w:tcPr>
+          <w:p>
+            <w:pPr>
+              <w:rFonts w:ascii="Leelawadee UI" w:hAnsi="Leelawadee UI" w:cs="Leelawadee UI"/>
+              <w:spacing w:before="20" w:after="20"/>
+            </w:pPr>
+            <w:r>
+              <w:rPr>
+                <w:rFonts w:ascii="Leelawadee UI" w:hAnsi="Leelawadee UI" w:cs="Leelawadee UI"/>
+                <w:sz w:val="17"/>
+                <w:szCs w:val="17"/>
+              </w:rPr>
+              <w:t xml:space="preserve">v0.7 — แก้ขอบเขต RLS SEE-scope ให้ตรงกับ ADR-0007 (union model: orgcode ∪ ฝ่าย ∪ admin overlay)</w:t>
             </w:r>
           </w:p>
         </w:tc>
@@ -393,7 +447,7 @@
           <w:sz w:val="22"/>
           <w:szCs w:val="22"/>
         </w:rPr>
-        <w:t xml:space="preserve">ทั้งผู้ใช้ทั่วไป (User) และผู้ดูแลระบบ (Admin) เข้าสู่หน้าหลักนี้เหมือนกัน — ด้านบนของหน้ามี "แถบผู้ใช้ (Login bar)" บอกว่ากำลัง login เป็นใคร และเห็นข้อมูลในขอบเขตใด: รูปย่อ (avatar) + ชื่อผู้ใช้ + ป้ายบทบาท ADMIN/USER + อีเมล/ขอบเขต + ป้ายชื่อฝ่าย (Department) ของ Cost Center ที่ตนดูแล</w:t>
+        <w:t xml:space="preserve">ทั้งผู้ใช้ทั่วไป (User) และผู้ดูแลระบบ (Admin) เข้าสู่หน้าหลักนี้เหมือนกัน — เมื่อ login เข้ามา ระบบจะ"แสดงข้อมูลของผู้ใช้คนนั้นทันที" (ตามสิทธิ์ของตัวเอง) ไม่มีการสลับผู้ใช้ · ด้านบนของหน้ามี "แถบผู้ใช้ (Login bar)" บอกว่ากำลัง login เป็นใคร และเห็นข้อมูลในขอบเขตใด โดยจัดเรียงเป็น ลำดับชั้นอ่านซ้าย→ขวา: รูปย่อ (avatar) + ชื่อผู้ใช้ + อีเมล + ป้ายบทบาท ADMIN/USER  ›  สายงาน (Division)  ›  ฝ่าย (Department) พร้อมจำนวนฝ่าย และป้ายชื่อแต่ละฝ่าย  ›  จำนวน Cost Center ที่ดูแล — จำนวนทั้งหมดวางอยู่ในบรรทัดเดียวติดกับสิ่งที่นับ เพื่อให้เห็นลำดับชั้นชัด</w:t>
       </w:r>
     </w:p>
     <w:p>
@@ -407,7 +461,7 @@
           <w:sz w:val="22"/>
           <w:szCs w:val="22"/>
         </w:rPr>
-        <w:t xml:space="preserve">•  User (ผู้ใช้ทั่วไป): เห็นเฉพาะ Cost Center ที่ผูกกับ orgcode ของตน (ตาม RLS chain — ดูเอกสาร 10)</w:t>
+        <w:t xml:space="preserve">•  User / ผู้กรอก (Submitter · L3/L4): เห็น Cost Center ตามขอบเขต SEE แบบ union (orgcode∪ฝ่าย — ดู RLS chain ด้านล่าง · เอกสาร 10)</w:t>
       </w:r>
     </w:p>
     <w:p>
@@ -421,7 +475,49 @@
           <w:sz w:val="22"/>
           <w:szCs w:val="22"/>
         </w:rPr>
-        <w:t xml:space="preserve">•  Admin: เห็นทุก Cost Center ทั้งบริษัท</w:t>
+        <w:t xml:space="preserve">•  Approver (ผู้อนุมัติ · L1/L2): เห็นฝ่ายในคิวอนุมัติของตน — ตรวจและกดอนุมัติ/ตีกลับบนหน้าหลักนี้เลย (ไม่มีหน้า inbox แยก · ดูข้อ 12)</w:t>
+      </w:r>
+    </w:p>
+    <w:p>
+      <w:pPr>
+        <w:rFonts w:ascii="Leelawadee UI" w:hAnsi="Leelawadee UI" w:cs="Leelawadee UI"/>
+        <w:spacing w:before="0" w:after="60"/>
+      </w:pPr>
+      <w:r>
+        <w:rPr>
+          <w:rFonts w:ascii="Leelawadee UI" w:hAnsi="Leelawadee UI" w:cs="Leelawadee UI"/>
+          <w:sz w:val="22"/>
+          <w:szCs w:val="22"/>
+        </w:rPr>
+        <w:t xml:space="preserve">•  Admin (ผู้ดูแลระบบ · 4 คน): เห็นทุก Cost Center ทั้งบริษัท · แก้ Pending ได้ทุก CC</w:t>
+      </w:r>
+    </w:p>
+    <w:p>
+      <w:pPr>
+        <w:rFonts w:ascii="Leelawadee UI" w:hAnsi="Leelawadee UI" w:cs="Leelawadee UI"/>
+        <w:spacing w:before="0" w:after="60"/>
+      </w:pPr>
+      <w:r>
+        <w:rPr>
+          <w:rFonts w:ascii="Leelawadee UI" w:hAnsi="Leelawadee UI" w:cs="Leelawadee UI"/>
+          <w:sz w:val="22"/>
+          <w:szCs w:val="22"/>
+        </w:rPr>
+        <w:t xml:space="preserve">•  บทบาทซ้อน (overlay admin): บางคน (วราพร/นิภาพร/ปิยะดา) เป็นทั้ง approver/submitter และ admin — ปกติทำงานในบทบาทฐานของตน แล้วสลับเป็นบทบาท admin ผ่านปุ่ม "🛡️ โหมด Admin" (ดูข้อ 14) · Admin แท้ (jakkaritw) เป็น admin ตลอด ไม่มีปุ่มสลับ</w:t>
+      </w:r>
+    </w:p>
+    <w:p>
+      <w:pPr>
+        <w:rFonts w:ascii="Leelawadee UI" w:hAnsi="Leelawadee UI" w:cs="Leelawadee UI"/>
+        <w:spacing w:before="0" w:after="60"/>
+      </w:pPr>
+      <w:r>
+        <w:rPr>
+          <w:rFonts w:ascii="Leelawadee UI" w:hAnsi="Leelawadee UI" w:cs="Leelawadee UI"/>
+          <w:sz w:val="22"/>
+          <w:szCs w:val="22"/>
+        </w:rPr>
+        <w:t xml:space="preserve">•  หมายเหตุ: ภาพประกอบ 2 ภาพด้านล่าง (มุมมอง Admin / มุมมอง Submitter) มาจากตัวสลับผู้ใช้ใน "แบบเดโม่ (mockup)" เพื่อให้เห็นทั้งสองมุมมองในที่เดียวเท่านั้น — ระบบจริงไม่มีปุ่มสลับผู้ใช้</w:t>
       </w:r>
     </w:p>
     <w:p>
@@ -438,7 +534,7 @@
           <w:sz w:val="21"/>
           <w:szCs w:val="21"/>
         </w:rPr>
-        <w:t xml:space="preserve">ภาพประกอบ: Admin — เห็นทุก Cost Center</w:t>
+        <w:t xml:space="preserve">ภาพประกอบ: Admin (jakkaritw) — เห็นทุก Cost Center</w:t>
       </w:r>
     </w:p>
     <w:p>
@@ -454,7 +550,7 @@
         </w:rPr>
         <w:drawing>
           <wp:inline xmlns:wp="http://schemas.openxmlformats.org/drawingml/2006/wordprocessingDrawing" distT="0" distB="0" distL="0" distR="0">
-            <wp:extent cx="5120640" cy="229523"/>
+            <wp:extent cx="5120640" cy="221146"/>
             <wp:effectExtent l="0" t="0" r="0" b="0"/>
             <wp:docPr id="106" name="main_login_admin"/>
             <wp:cNvGraphicFramePr>
@@ -476,7 +572,7 @@
                   <pic:spPr>
                     <a:xfrm>
                       <a:off x="0" y="0"/>
-                      <a:ext cx="5120640" cy="229523"/>
+                      <a:ext cx="5120640" cy="221146"/>
                     </a:xfrm>
                     <a:prstGeom prst="rect">
                       <a:avLst/>
@@ -503,7 +599,7 @@
           <w:sz w:val="21"/>
           <w:szCs w:val="21"/>
         </w:rPr>
-        <w:t xml:space="preserve">ภาพประกอบ: User (ตัวอย่าง) — เห็นเฉพาะ Cost Center ของตน</w:t>
+        <w:t xml:space="preserve">ภาพประกอบ: Submitter (สุชัญญา · L3 Solution Delivery) — เห็นเฉพาะ Cost Center ของตน</w:t>
       </w:r>
     </w:p>
     <w:p>
@@ -519,7 +615,7 @@
         </w:rPr>
         <w:drawing>
           <wp:inline xmlns:wp="http://schemas.openxmlformats.org/drawingml/2006/wordprocessingDrawing" distT="0" distB="0" distL="0" distR="0">
-            <wp:extent cx="5120640" cy="400858"/>
+            <wp:extent cx="5120640" cy="221146"/>
             <wp:effectExtent l="0" t="0" r="0" b="0"/>
             <wp:docPr id="107" name="main_login_user"/>
             <wp:cNvGraphicFramePr>
@@ -541,7 +637,7 @@
                   <pic:spPr>
                     <a:xfrm>
                       <a:off x="0" y="0"/>
-                      <a:ext cx="5120640" cy="400858"/>
+                      <a:ext cx="5120640" cy="221146"/>
                     </a:xfrm>
                     <a:prstGeom prst="rect">
                       <a:avLst/>
@@ -568,7 +664,7 @@
           <w:sz w:val="21"/>
           <w:szCs w:val="21"/>
         </w:rPr>
-        <w:t xml:space="preserve">RLS chain — สายการ trace สิทธิ์ (รายละเอียดเต็มในเอกสาร 10):</w:t>
+        <w:t xml:space="preserve">RLS chain — สายการ trace สิทธิ์ SEE แบบ union (ADR-0007 · รายละเอียดเต็มในเอกสาร 10):</w:t>
       </w:r>
     </w:p>
     <w:tbl>
@@ -733,7 +829,7 @@
                 <w:sz w:val="17"/>
                 <w:szCs w:val="17"/>
               </w:rPr>
-              <w:t xml:space="preserve">login email → dbo.mas_employee_data (Fabric SQL DB)</w:t>
+              <w:t xml:space="preserve">login email → dbo.mas_employee_data (Fabric SQL DB · ทั้ง Primary และ Acting)</w:t>
             </w:r>
           </w:p>
         </w:tc>
@@ -787,7 +883,7 @@
                 <w:sz w:val="17"/>
                 <w:szCs w:val="17"/>
               </w:rPr>
-              <w:t xml:space="preserve">2</w:t>
+              <w:t xml:space="preserve">2a</w:t>
             </w:r>
           </w:p>
         </w:tc>
@@ -813,7 +909,7 @@
                 <w:sz w:val="17"/>
                 <w:szCs w:val="17"/>
               </w:rPr>
-              <w:t xml:space="preserve">cfg_master.orgcode_costcenter_map (Fabric SQL DB)</w:t>
+              <w:t xml:space="preserve">cfg_master.orgcode_costcenter_map (file 09)</w:t>
             </w:r>
           </w:p>
         </w:tc>
@@ -839,7 +935,7 @@
                 <w:sz w:val="17"/>
                 <w:szCs w:val="17"/>
               </w:rPr>
-              <w:t xml:space="preserve">orgcode ↔ cost_center</w:t>
+              <w:t xml:space="preserve">orgcode → cost_center (many-to-many)</w:t>
             </w:r>
           </w:p>
         </w:tc>
@@ -867,6 +963,86 @@
                 <w:sz w:val="17"/>
                 <w:szCs w:val="17"/>
               </w:rPr>
+              <w:t xml:space="preserve">2b</w:t>
+            </w:r>
+          </w:p>
+        </w:tc>
+        <w:tc>
+          <w:tcPr>
+            <w:tcW w:w="5500" w:type="dxa"/>
+            <w:tcMar>
+              <w:top w:w="40" w:type="dxa"/>
+              <w:bottom w:w="40" w:type="dxa"/>
+              <w:left w:w="80" w:type="dxa"/>
+              <w:right w:w="80" w:type="dxa"/>
+            </w:tcMar>
+            <w:vAlign w:val="center"/>
+          </w:tcPr>
+          <w:p>
+            <w:pPr>
+              <w:rFonts w:ascii="Leelawadee UI" w:hAnsi="Leelawadee UI" w:cs="Leelawadee UI"/>
+              <w:spacing w:before="20" w:after="20"/>
+            </w:pPr>
+            <w:r>
+              <w:rPr>
+                <w:rFonts w:ascii="Leelawadee UI" w:hAnsi="Leelawadee UI" w:cs="Leelawadee UI"/>
+                <w:sz w:val="17"/>
+                <w:szCs w:val="17"/>
+              </w:rPr>
+              <w:t xml:space="preserve">ฝ่าย (Department) → cost center master (file 02)</w:t>
+            </w:r>
+          </w:p>
+        </w:tc>
+        <w:tc>
+          <w:tcPr>
+            <w:tcW w:w="2860" w:type="dxa"/>
+            <w:tcMar>
+              <w:top w:w="40" w:type="dxa"/>
+              <w:bottom w:w="40" w:type="dxa"/>
+              <w:left w:w="80" w:type="dxa"/>
+              <w:right w:w="80" w:type="dxa"/>
+            </w:tcMar>
+            <w:vAlign w:val="center"/>
+          </w:tcPr>
+          <w:p>
+            <w:pPr>
+              <w:rFonts w:ascii="Leelawadee UI" w:hAnsi="Leelawadee UI" w:cs="Leelawadee UI"/>
+              <w:spacing w:before="20" w:after="20"/>
+            </w:pPr>
+            <w:r>
+              <w:rPr>
+                <w:rFonts w:ascii="Leelawadee UI" w:hAnsi="Leelawadee UI" w:cs="Leelawadee UI"/>
+                <w:sz w:val="17"/>
+                <w:szCs w:val="17"/>
+              </w:rPr>
+              <w:t xml:space="preserve">ฝ่าย → cost_center (ขอบเขตกรอก/fill)</w:t>
+            </w:r>
+          </w:p>
+        </w:tc>
+      </w:tr>
+      <w:tr>
+        <w:tc>
+          <w:tcPr>
+            <w:tcW w:w="800" w:type="dxa"/>
+            <w:tcMar>
+              <w:top w:w="40" w:type="dxa"/>
+              <w:bottom w:w="40" w:type="dxa"/>
+              <w:left w:w="80" w:type="dxa"/>
+              <w:right w:w="80" w:type="dxa"/>
+            </w:tcMar>
+            <w:vAlign w:val="center"/>
+          </w:tcPr>
+          <w:p>
+            <w:pPr>
+              <w:rFonts w:ascii="Leelawadee UI" w:hAnsi="Leelawadee UI" w:cs="Leelawadee UI"/>
+              <w:spacing w:before="20" w:after="20"/>
+            </w:pPr>
+            <w:r>
+              <w:rPr>
+                <w:rFonts w:ascii="Leelawadee UI" w:hAnsi="Leelawadee UI" w:cs="Leelawadee UI"/>
+                <w:sz w:val="17"/>
+                <w:szCs w:val="17"/>
+              </w:rPr>
               <w:t xml:space="preserve">3</w:t>
             </w:r>
           </w:p>
@@ -893,7 +1069,7 @@
                 <w:sz w:val="17"/>
                 <w:szCs w:val="17"/>
               </w:rPr>
-              <w:t xml:space="preserve">ผลลัพธ์: cost_center ของผู้ใช้</w:t>
+              <w:t xml:space="preserve">SEE = ผล 2a ∪ 2b ∪ overlay ของ Admin</w:t>
             </w:r>
           </w:p>
         </w:tc>
@@ -919,7 +1095,87 @@
                 <w:sz w:val="17"/>
                 <w:szCs w:val="17"/>
               </w:rPr>
-              <w:t xml:space="preserve">→ กำหนดสิทธิ์ เห็น / กรอก ข้อมูล</w:t>
+              <w:t xml:space="preserve">→ cost_center ที่ผู้ใช้ "เห็น"</w:t>
+            </w:r>
+          </w:p>
+        </w:tc>
+      </w:tr>
+      <w:tr>
+        <w:tc>
+          <w:tcPr>
+            <w:tcW w:w="800" w:type="dxa"/>
+            <w:tcMar>
+              <w:top w:w="40" w:type="dxa"/>
+              <w:bottom w:w="40" w:type="dxa"/>
+              <w:left w:w="80" w:type="dxa"/>
+              <w:right w:w="80" w:type="dxa"/>
+            </w:tcMar>
+            <w:vAlign w:val="center"/>
+          </w:tcPr>
+          <w:p>
+            <w:pPr>
+              <w:rFonts w:ascii="Leelawadee UI" w:hAnsi="Leelawadee UI" w:cs="Leelawadee UI"/>
+              <w:spacing w:before="20" w:after="20"/>
+            </w:pPr>
+            <w:r>
+              <w:rPr>
+                <w:rFonts w:ascii="Leelawadee UI" w:hAnsi="Leelawadee UI" w:cs="Leelawadee UI"/>
+                <w:sz w:val="17"/>
+                <w:szCs w:val="17"/>
+              </w:rPr>
+              <w:t xml:space="preserve">4</w:t>
+            </w:r>
+          </w:p>
+        </w:tc>
+        <w:tc>
+          <w:tcPr>
+            <w:tcW w:w="5500" w:type="dxa"/>
+            <w:tcMar>
+              <w:top w:w="40" w:type="dxa"/>
+              <w:bottom w:w="40" w:type="dxa"/>
+              <w:left w:w="80" w:type="dxa"/>
+              <w:right w:w="80" w:type="dxa"/>
+            </w:tcMar>
+            <w:vAlign w:val="center"/>
+          </w:tcPr>
+          <w:p>
+            <w:pPr>
+              <w:rFonts w:ascii="Leelawadee UI" w:hAnsi="Leelawadee UI" w:cs="Leelawadee UI"/>
+              <w:spacing w:before="20" w:after="20"/>
+            </w:pPr>
+            <w:r>
+              <w:rPr>
+                <w:rFonts w:ascii="Leelawadee UI" w:hAnsi="Leelawadee UI" w:cs="Leelawadee UI"/>
+                <w:sz w:val="17"/>
+                <w:szCs w:val="17"/>
+              </w:rPr>
+              <w:t xml:space="preserve">FILL ⊆ SEE — กรอกได้เฉพาะ CC ในฝ่ายของตน (2b)</w:t>
+            </w:r>
+          </w:p>
+        </w:tc>
+        <w:tc>
+          <w:tcPr>
+            <w:tcW w:w="2860" w:type="dxa"/>
+            <w:tcMar>
+              <w:top w:w="40" w:type="dxa"/>
+              <w:bottom w:w="40" w:type="dxa"/>
+              <w:left w:w="80" w:type="dxa"/>
+              <w:right w:w="80" w:type="dxa"/>
+            </w:tcMar>
+            <w:vAlign w:val="center"/>
+          </w:tcPr>
+          <w:p>
+            <w:pPr>
+              <w:rFonts w:ascii="Leelawadee UI" w:hAnsi="Leelawadee UI" w:cs="Leelawadee UI"/>
+              <w:spacing w:before="20" w:after="20"/>
+            </w:pPr>
+            <w:r>
+              <w:rPr>
+                <w:rFonts w:ascii="Leelawadee UI" w:hAnsi="Leelawadee UI" w:cs="Leelawadee UI"/>
+                <w:sz w:val="17"/>
+                <w:szCs w:val="17"/>
+              </w:rPr>
+              <w:t xml:space="preserve">→ กำหนดสิทธิ์ "กรอก"</w:t>
             </w:r>
           </w:p>
         </w:tc>
@@ -937,6 +1193,34 @@
           <w:szCs w:val="8"/>
         </w:rPr>
         <w:t xml:space="preserve"/>
+      </w:r>
+    </w:p>
+    <w:p>
+      <w:pPr>
+        <w:rFonts w:ascii="Leelawadee UI" w:hAnsi="Leelawadee UI" w:cs="Leelawadee UI"/>
+        <w:spacing w:before="0" w:after="60"/>
+      </w:pPr>
+      <w:r>
+        <w:rPr>
+          <w:rFonts w:ascii="Leelawadee UI" w:hAnsi="Leelawadee UI" w:cs="Leelawadee UI"/>
+          <w:sz w:val="20"/>
+          <w:szCs w:val="20"/>
+        </w:rPr>
+        <w:t xml:space="preserve">•  SEE-scope = union (ADR-0007): ขอบเขตเห็น = CC จาก orgcode (file 09 · many-to-many) ∪ CC จากฝ่ายของตน (file 02) ∪ overlay ของ Admin — ต้อง union ไม่งั้นบางคนกรอกได้แต่มองไม่เห็น · orgcode lookup ใช้ทั้ง Primary และ Acting</w:t>
+      </w:r>
+    </w:p>
+    <w:p>
+      <w:pPr>
+        <w:rFonts w:ascii="Leelawadee UI" w:hAnsi="Leelawadee UI" w:cs="Leelawadee UI"/>
+        <w:spacing w:before="0" w:after="60"/>
+      </w:pPr>
+      <w:r>
+        <w:rPr>
+          <w:rFonts w:ascii="Leelawadee UI" w:hAnsi="Leelawadee UI" w:cs="Leelawadee UI"/>
+          <w:sz w:val="20"/>
+          <w:szCs w:val="20"/>
+        </w:rPr>
+        <w:t xml:space="preserve">•  FILL-scope = ตามฝ่าย (file 02) เท่านั้น และ FILL ⊆ SEE เสมอ — กรอก/แก้ได้เฉพาะ CC ในฝ่ายของตน · Admin overlay เห็น/แก้ได้ทุก CC</w:t>
       </w:r>
     </w:p>
     <w:p>
@@ -953,7 +1237,7 @@
           <w:sz w:val="22"/>
           <w:szCs w:val="22"/>
         </w:rPr>
-        <w:t xml:space="preserve">ชื่อที่แสดงคู่กับอีเมลคืออะไร? (ข้อ 8 — "cc name" = ชื่อฝ่าย/Department หรือไม่)</w:t>
+        <w:t xml:space="preserve">ชื่อที่แถบ login แสดงคืออะไร? (ข้อ 8 — แสดง สายงาน/ฝ่าย ไม่ใช่ Description)</w:t>
       </w:r>
     </w:p>
     <w:p>
@@ -967,7 +1251,7 @@
           <w:sz w:val="21"/>
           <w:szCs w:val="21"/>
         </w:rPr>
-        <w:t xml:space="preserve">ตรวจสอบจากไฟล์ master docs/02cost center &amp; department (master)_disable.xlsx (sheet 'Cost center (Update 18 Mar 26)' · คอลัมน์: Cost Ctr | Description | C Level | สายงาน[Division] | ฝ่าย[Department]) ได้ข้อสรุปว่า: ชื่อที่แถบ login แสดง = คอลัมน์ ฝ่าย (Department) — ไม่ใช่ Description (ชื่อ CC จริง):</w:t>
+        <w:t xml:space="preserve">แถบ login แสดงลำดับชั้น 2 ระดับจากไฟล์ master docs/02cost center &amp; department (master).xlsx (sheet 'Cost center (Update 18 Mar 26)' · คอลัมน์: Cost Ctr | Description | C Level | สายงาน[Division] | ฝ่าย[Department]) คือ สายงาน (Division) เป็นหัวข้อหลัก และ ฝ่าย (Department) เป็นป้าย chips — ทั้งคู่ใช้คอลัมน์ สายงาน / ฝ่าย จาก master ไม่ใช่ Description (ชื่อ CC จริง):</w:t>
       </w:r>
     </w:p>
     <w:tbl>
@@ -1049,7 +1333,7 @@
                 <w:sz w:val="18"/>
                 <w:szCs w:val="18"/>
               </w:rPr>
-              <w:t xml:space="preserve">ชื่อที่ระบบแสดง (= ฝ่าย/Department)</w:t>
+              <w:t xml:space="preserve">chips ที่ระบบแสดง (= ฝ่าย/Department)</w:t>
             </w:r>
           </w:p>
         </w:tc>
@@ -1137,7 +1421,7 @@
                 <w:sz w:val="17"/>
                 <w:szCs w:val="17"/>
               </w:rPr>
-              <w:t xml:space="preserve">10MN014200</w:t>
+              <w:t xml:space="preserve">10IT012000</w:t>
             </w:r>
           </w:p>
         </w:tc>
@@ -1163,7 +1447,7 @@
                 <w:sz w:val="17"/>
                 <w:szCs w:val="17"/>
               </w:rPr>
-              <w:t xml:space="preserve">Plant Maint. Planning &amp; Store (PBB)</w:t>
+              <w:t xml:space="preserve">Solution Delivery</w:t>
             </w:r>
           </w:p>
         </w:tc>
@@ -1189,7 +1473,7 @@
                 <w:sz w:val="17"/>
                 <w:szCs w:val="17"/>
               </w:rPr>
-              <w:t xml:space="preserve">Spare Parts &amp; Equipment Store (PBB)</w:t>
+              <w:t xml:space="preserve">Solution Delivery</w:t>
             </w:r>
           </w:p>
         </w:tc>
@@ -1215,7 +1499,7 @@
                 <w:sz w:val="17"/>
                 <w:szCs w:val="17"/>
               </w:rPr>
-              <w:t xml:space="preserve">Plant Maintenance (PBB)</w:t>
+              <w:t xml:space="preserve">Digital Technology Division</w:t>
             </w:r>
           </w:p>
         </w:tc>
@@ -1243,7 +1527,7 @@
                 <w:sz w:val="17"/>
                 <w:szCs w:val="17"/>
               </w:rPr>
-              <w:t xml:space="preserve">10PQ013100</w:t>
+              <w:t xml:space="preserve">10AC020000</w:t>
             </w:r>
           </w:p>
         </w:tc>
@@ -1269,7 +1553,7 @@
                 <w:sz w:val="17"/>
                 <w:szCs w:val="17"/>
               </w:rPr>
-              <w:t xml:space="preserve">Warehouse (PBB)</w:t>
+              <w:t xml:space="preserve">Budgeting and Management Accounting</w:t>
             </w:r>
           </w:p>
         </w:tc>
@@ -1295,7 +1579,7 @@
                 <w:sz w:val="17"/>
                 <w:szCs w:val="17"/>
               </w:rPr>
-              <w:t xml:space="preserve">Quicklime Warehouse (PBB)</w:t>
+              <w:t xml:space="preserve">Budget&amp;Cost Acc Div</w:t>
             </w:r>
           </w:p>
         </w:tc>
@@ -1321,7 +1605,7 @@
                 <w:sz w:val="17"/>
                 <w:szCs w:val="17"/>
               </w:rPr>
-              <w:t xml:space="preserve">PBB Factory</w:t>
+              <w:t xml:space="preserve">Budgeting and Cost Accounting Division</w:t>
             </w:r>
           </w:p>
         </w:tc>
@@ -1349,7 +1633,7 @@
                 <w:sz w:val="17"/>
                 <w:szCs w:val="17"/>
               </w:rPr>
-              <w:t xml:space="preserve">10PQ011000</w:t>
+              <w:t xml:space="preserve">10GE000000</w:t>
             </w:r>
           </w:p>
         </w:tc>
@@ -1375,7 +1659,7 @@
                 <w:sz w:val="17"/>
                 <w:szCs w:val="17"/>
               </w:rPr>
-              <w:t xml:space="preserve">Production (PBB)</w:t>
+              <w:t xml:space="preserve">General (orphan)</w:t>
             </w:r>
           </w:p>
         </w:tc>
@@ -1401,7 +1685,7 @@
                 <w:sz w:val="17"/>
                 <w:szCs w:val="17"/>
               </w:rPr>
-              <w:t xml:space="preserve">Quicklime Production Department (PBB)</w:t>
+              <w:t xml:space="preserve">General</w:t>
             </w:r>
           </w:p>
         </w:tc>
@@ -1427,7 +1711,7 @@
                 <w:sz w:val="17"/>
                 <w:szCs w:val="17"/>
               </w:rPr>
-              <w:t xml:space="preserve">PBB Factory</w:t>
+              <w:t xml:space="preserve">General</w:t>
             </w:r>
           </w:p>
         </w:tc>
@@ -1472,7 +1756,7 @@
           <w:sz w:val="20"/>
           <w:szCs w:val="20"/>
         </w:rPr>
-        <w:t xml:space="preserve">•  เหตุผล: 1 คนผูกได้หลาย Cost Center ที่รวมขึ้นเป็น 1 ฝ่าย (เช่น anuchitm: 2 CC → 1 ฝ่าย) → แสดงชื่อฝ่ายอ่านง่ายกว่า · รหัส CC แสดงเป็นข้อมูลละเอียดรอง</w:t>
+        <w:t xml:space="preserve">•  เหตุผล: 1 คนผูกได้หลาย Cost Center ที่รวมขึ้นเป็น 1 ฝ่าย → แสดงชื่อฝ่ายอ่านง่ายกว่า · รหัส CC แสดงเป็นข้อมูลละเอียดรอง</w:t>
       </w:r>
     </w:p>
     <w:p>
@@ -1489,7 +1773,7 @@
           <w:sz w:val="21"/>
           <w:szCs w:val="21"/>
         </w:rPr>
-        <w:t xml:space="preserve">ข้อสรุป (ตัดสินแล้ว): แถบ login แสดง อีเมล + ชื่อฝ่าย (Department) เป็นขอบเขตที่อ่านง่าย · "cc name ที่แสดง = ชื่อฝ่าย (Department) ไม่ใช่ Description ของ cost center"</w:t>
+        <w:t xml:space="preserve">ข้อสรุป (ตัดสินแล้ว): แถบ login แสดงลำดับ สายงาน (Division) › ฝ่าย (Department) › จำนวน Cost Center เป็นขอบเขตที่อ่านง่าย — ใช้คอลัมน์ สายงาน/ฝ่าย ไม่ใช่ Description · อีเมลแสดงในแถบผู้ใช้ของคนที่ login</w:t>
       </w:r>
     </w:p>
     <w:p>
@@ -1566,7 +1850,7 @@
           <w:sz w:val="20"/>
           <w:szCs w:val="20"/>
         </w:rPr>
-        <w:t xml:space="preserve">•  เพิ่มแถบ Login bar บอกผู้ใช้/บทบาท/ขอบเขต + ตัวสลับผู้ใช้ (เดโม่) · กรองตาราง/สรุป/export/submit ตามบทบาท</w:t>
+        <w:t xml:space="preserve">•  เพิ่มแถบ Login bar (เวอร์ชันใหม่ V3) แสดงลำดับชั้น สายงาน › ฝ่าย(จำนวน) › Cost Center(จำนวน) พร้อมอีเมลผู้ใช้ · กรองตาราง/สรุป/submit ตามบทบาท (ระบบจริงไม่มีปุ่มสลับผู้ใช้ — login แล้วเห็นของตัวเองทันที)</w:t>
       </w:r>
     </w:p>
     <w:p>
@@ -1580,7 +1864,7 @@
           <w:sz w:val="20"/>
           <w:szCs w:val="20"/>
         </w:rPr>
-        <w:t xml:space="preserve">•  ตัวกรองปี: เอาตัวเลือก "ทุกปี (all)" ออก — เหลือเฉพาะ FY2024 / FY2025 / FY2026 (ค่าเริ่มต้น 2025)</w:t>
+        <w:t xml:space="preserve">•  อนุมัติบนหน้าหลักเลย — ไม่มีหน้า inbox แยก: ผู้อนุมัติตรวจและกด อนุมัติ/ตีกลับ บนหน้าเดียวกับผู้กรอก (ดูข้อ 12)</w:t>
       </w:r>
     </w:p>
     <w:p>
@@ -1594,7 +1878,105 @@
           <w:sz w:val="20"/>
           <w:szCs w:val="20"/>
         </w:rPr>
-        <w:t xml:space="preserve">•  Cost Center ใช้ข้อมูลโรงงาน PBB จริง · GL ใช้ GL กลุ่มพิเศษจริง (รวม Travelling Expense 8 GL) — ดูฟอร์มย่อย/per-diem engine ในเอกสาร 02</w:t>
+        <w:t xml:space="preserve">•  เปลี่ยนตัวกรองสายงาน (Division) เป็น "ตัวเลือกฝ่าย (ฝ่าย-picker)": ล็อกหน้าให้เหลือ 1 (ฝ่าย, ปี) = หน่วยอนุมัติ (ADR-0008) · จัดกลุ่มตามสายงาน · ผู้อนุมัติเห็นป้าย รออนุมัติ/อนุมัติแล้ว ต่อฝ่าย + toggle "เฉพาะที่รออนุมัติ" · ผู้กรอกถูกล็อกที่ฝ่ายของตนอัตโนมัติ (ดูข้อ 13)</w:t>
+      </w:r>
+    </w:p>
+    <w:p>
+      <w:pPr>
+        <w:rFonts w:ascii="Leelawadee UI" w:hAnsi="Leelawadee UI" w:cs="Leelawadee UI"/>
+        <w:spacing w:before="0" w:after="60"/>
+      </w:pPr>
+      <w:r>
+        <w:rPr>
+          <w:rFonts w:ascii="Leelawadee UI" w:hAnsi="Leelawadee UI" w:cs="Leelawadee UI"/>
+          <w:sz w:val="20"/>
+          <w:szCs w:val="20"/>
+        </w:rPr>
+        <w:t xml:space="preserve">•  ตัวกรองปี: เอาตัวเลือก "ทุกปี (all)" ออก — เหลือเฉพาะ FY2024 / FY2025 / FY2026 (ค่าเริ่มต้น 2026 = ปีปัจจุบัน)</w:t>
+      </w:r>
+    </w:p>
+    <w:p>
+      <w:pPr>
+        <w:rFonts w:ascii="Leelawadee UI" w:hAnsi="Leelawadee UI" w:cs="Leelawadee UI"/>
+        <w:spacing w:before="0" w:after="60"/>
+      </w:pPr>
+      <w:r>
+        <w:rPr>
+          <w:rFonts w:ascii="Leelawadee UI" w:hAnsi="Leelawadee UI" w:cs="Leelawadee UI"/>
+          <w:sz w:val="20"/>
+          <w:szCs w:val="20"/>
+        </w:rPr>
+        <w:t xml:space="preserve">•  Cost Center / GL ใช้ข้อมูลจริง (Solution Delivery · Budgeting · General orphan) · GL กลุ่มพิเศษจริง (รวม Travelling Expense 8 GL) — ดูฟอร์มย่อย/per-diem engine ในเอกสาร 02</w:t>
+      </w:r>
+    </w:p>
+    <w:p>
+      <w:pPr>
+        <w:rFonts w:ascii="Leelawadee UI" w:hAnsi="Leelawadee UI" w:cs="Leelawadee UI"/>
+        <w:spacing w:before="0" w:after="60"/>
+      </w:pPr>
+      <w:r>
+        <w:rPr>
+          <w:rFonts w:ascii="Leelawadee UI" w:hAnsi="Leelawadee UI" w:cs="Leelawadee UI"/>
+          <w:sz w:val="20"/>
+          <w:szCs w:val="20"/>
+        </w:rPr>
+        <w:t xml:space="preserve">•  Approved · งบ เป็น read-only บนเว็บ (แก้ในตารางไม่ได้) — แก้ได้ทาง Import .csv ทั้งปีเท่านั้น · ปุ่ม Export/Import + Master FX (read-only) อยู่ "แถบ งบอนุมัติ (Approved) · Admin" แยกจาก toolbar (ดูข้อ 4–5, 15)</w:t>
+      </w:r>
+    </w:p>
+    <w:p>
+      <w:pPr>
+        <w:rFonts w:ascii="Leelawadee UI" w:hAnsi="Leelawadee UI" w:cs="Leelawadee UI"/>
+        <w:spacing w:before="0" w:after="60"/>
+      </w:pPr>
+      <w:r>
+        <w:rPr>
+          <w:rFonts w:ascii="Leelawadee UI" w:hAnsi="Leelawadee UI" w:cs="Leelawadee UI"/>
+          <w:sz w:val="20"/>
+          <w:szCs w:val="20"/>
+        </w:rPr>
+        <w:t xml:space="preserve">•  เพิ่มปุ่ม "🛡️ โหมด Admin": overlay admin สลับระหว่างบทบาทฐาน ↔ บทบาท admin (ดูข้อ 14) · ล็อกการแก้ไขตามสถานะ × บทบาท (edit-lock — ดูข้อ 16)</w:t>
+      </w:r>
+    </w:p>
+    <w:p>
+      <w:pPr>
+        <w:rFonts w:ascii="Leelawadee UI" w:hAnsi="Leelawadee UI" w:cs="Leelawadee UI"/>
+        <w:spacing w:before="0" w:after="60"/>
+      </w:pPr>
+      <w:r>
+        <w:rPr>
+          <w:rFonts w:ascii="Leelawadee UI" w:hAnsi="Leelawadee UI" w:cs="Leelawadee UI"/>
+          <w:sz w:val="20"/>
+          <w:szCs w:val="20"/>
+        </w:rPr>
+        <w:t xml:space="preserve">•  ป้ายปีในวงเล็บที่ทุกแถว/legend: ยืนปีปัจจุบัน Y → SAP (Y) · Approved (Y) · Pending (Y+1) เปลี่ยนตามตัวกรองปี — กรอกงบปีหน้า เทียบ actual/งบอนุมัติปีนี้</w:t>
+      </w:r>
+    </w:p>
+    <w:p>
+      <w:pPr>
+        <w:rFonts w:ascii="Leelawadee UI" w:hAnsi="Leelawadee UI" w:cs="Leelawadee UI"/>
+        <w:spacing w:before="0" w:after="60"/>
+      </w:pPr>
+      <w:r>
+        <w:rPr>
+          <w:rFonts w:ascii="Leelawadee UI" w:hAnsi="Leelawadee UI" w:cs="Leelawadee UI"/>
+          <w:sz w:val="20"/>
+          <w:szCs w:val="20"/>
+        </w:rPr>
+        <w:t xml:space="preserve">•  ตารางเรียงตามกลุ่ม GL (GL group) · ป้ายกลุ่ม GL พิเศษเป็นสีเฉพาะกลุ่ม (Entertainment เหลือง · Lease ชมพู · Professional ม่วง · Public Relation ส้ม · Training ฟ้า · Travelling เขียว)</w:t>
+      </w:r>
+    </w:p>
+    <w:p>
+      <w:pPr>
+        <w:rFonts w:ascii="Leelawadee UI" w:hAnsi="Leelawadee UI" w:cs="Leelawadee UI"/>
+        <w:spacing w:before="0" w:after="60"/>
+      </w:pPr>
+      <w:r>
+        <w:rPr>
+          <w:rFonts w:ascii="Leelawadee UI" w:hAnsi="Leelawadee UI" w:cs="Leelawadee UI"/>
+          <w:sz w:val="20"/>
+          <w:szCs w:val="20"/>
+        </w:rPr>
+        <w:t xml:space="preserve">•  ปุ่ม "+ เพิ่ม Transaction" (เพิ่มแถว CC×GL เอง — เลือกจาก master, CC กรองตามฝ่าย) และปุ่ม "แนบไฟล์" (เก็บเอกสาร pdf/excel/รูป เข้า SharePoint ตามฝ่าย+ปี) อยู่ใน toolbar (ดูข้อ 11)</w:t>
       </w:r>
     </w:p>
     <w:p>
@@ -1610,7 +1992,7 @@
         </w:rPr>
         <w:drawing>
           <wp:inline xmlns:wp="http://schemas.openxmlformats.org/drawingml/2006/wordprocessingDrawing" distT="0" distB="0" distL="0" distR="0">
-            <wp:extent cx="5760720" cy="2920365"/>
+            <wp:extent cx="5760720" cy="2813782"/>
             <wp:effectExtent l="0" t="0" r="0" b="0"/>
             <wp:docPr id="100" name="main_overview"/>
             <wp:cNvGraphicFramePr>
@@ -1632,7 +2014,7 @@
                   <pic:spPr>
                     <a:xfrm>
                       <a:off x="0" y="0"/>
-                      <a:ext cx="5760720" cy="2920365"/>
+                      <a:ext cx="5760720" cy="2813782"/>
                     </a:xfrm>
                     <a:prstGeom prst="rect">
                       <a:avLst/>
@@ -1887,7 +2269,7 @@
                 <w:sz w:val="17"/>
                 <w:szCs w:val="17"/>
               </w:rPr>
-              <w:t xml:space="preserve">APPROVED · งบ (ช่องกรอกสีฟ้า)</w:t>
+              <w:t xml:space="preserve">APPROVED · งบ (สีฟ้า · read-only)</w:t>
             </w:r>
           </w:p>
         </w:tc>
@@ -1913,7 +2295,7 @@
                 <w:sz w:val="17"/>
                 <w:szCs w:val="17"/>
               </w:rPr>
-              <w:t xml:space="preserve">Admin import .csv หรือกรอกมือที่ช่องนี้ → กด submit เข้า DB เลย (ไม่ผ่าน approval loop)</w:t>
+              <w:t xml:space="preserve">งบที่อนุมัติแล้ว — แสดงอ่านอย่างเดียว แก้ในตารางไม่ได้ · ตั้งค่าได้ทาง Import .csv ทั้งปี (แถบ Admin) ไม่ผ่าน approval loop</w:t>
             </w:r>
           </w:p>
         </w:tc>
@@ -1967,7 +2349,7 @@
                 <w:sz w:val="17"/>
                 <w:szCs w:val="17"/>
               </w:rPr>
-              <w:t xml:space="preserve">ยอด Pending (รวมจาก subform) — ผู้ใช้กรอกมือ</w:t>
+              <w:t xml:space="preserve">ช่อง Pending · รออนุมัติ (GL ปกติ · มียอด)</w:t>
             </w:r>
           </w:p>
         </w:tc>
@@ -1993,7 +2375,7 @@
                 <w:sz w:val="17"/>
                 <w:szCs w:val="17"/>
               </w:rPr>
-              <w:t xml:space="preserve">ผู้ใช้กรอกที่ subform (ปุ่ม "ใส่รายละเอียดงบทำการ") → ระบบรวมยอดมาแสดงผลที่ part นี้อัตโนมัติ (read-only) · ใช้กับ GL กลุ่มพิเศษ</w:t>
+              <w:t xml:space="preserve">ผู้ใช้กรอกยอด Pending มือโดยตรง — แก้ได้เมื่อสถานะ DRAFT/REJECTED เท่านั้น (edit-lock — ดูข้อ 16)</w:t>
             </w:r>
           </w:p>
         </w:tc>
@@ -2047,7 +2429,7 @@
                 <w:sz w:val="17"/>
                 <w:szCs w:val="17"/>
               </w:rPr>
-              <w:t xml:space="preserve">ช่อง Pending · รออนุมัติ (แถว GL ปกติ)</w:t>
+              <w:t xml:space="preserve">ช่อง Pending · รออนุมัติ (เดือน ม.ค.)</w:t>
             </w:r>
           </w:p>
         </w:tc>
@@ -2073,7 +2455,7 @@
                 <w:sz w:val="17"/>
                 <w:szCs w:val="17"/>
               </w:rPr>
-              <w:t xml:space="preserve">ผู้ใช้กรอกยอด Pending มือโดยตรง (GL ปกติ) — ต่างจากข้อ 3 ที่เป็น read-only มาจาก subform ของ special GL</w:t>
+              <w:t xml:space="preserve">ช่องกรอกตัวซ้ายสุด (ม.ค.) ของแถว GL ปกติ — กรอกได้รายเดือน · GL กลุ่มพิเศษกรอกผ่าน subform แทน (ข้อ 2)</w:t>
             </w:r>
           </w:p>
         </w:tc>
@@ -2122,7 +2504,7 @@
           <w:sz w:val="22"/>
           <w:szCs w:val="22"/>
         </w:rPr>
-        <w:t xml:space="preserve">ผู้ใช้แต่ละคนเห็นเฉพาะข้อมูลของตัวเอง โดยกำหนดจากสายการ login (login chain) ต่อไปนี้ — ตัวกำหนดสุดท้ายว่าใครเห็นข้อมูลอะไรได้บ้างคือ cost_center</w:t>
+        <w:t xml:space="preserve">ผู้ใช้แต่ละคนเห็นเฉพาะข้อมูลของตัวเอง โดยขอบเขตการเห็น (SEE-scope) เป็น "union" ตาม ADR-0007 — ตัวกำหนดสุดท้ายว่าใครเห็นข้อมูลอะไรได้บ้างคือ cost_center ที่ได้จากการรวม (union) ของ 2 เส้นทาง + overlay ของ Admin</w:t>
       </w:r>
     </w:p>
     <w:tbl>
@@ -2287,7 +2669,7 @@
                 <w:sz w:val="17"/>
                 <w:szCs w:val="17"/>
               </w:rPr>
-              <w:t xml:space="preserve">dbo.mas_employee_data (Fabric SQL DB)</w:t>
+              <w:t xml:space="preserve">dbo.mas_employee_data (Fabric SQL DB · ทั้ง Primary และ Acting)</w:t>
             </w:r>
           </w:p>
         </w:tc>
@@ -2341,7 +2723,7 @@
                 <w:sz w:val="17"/>
                 <w:szCs w:val="17"/>
               </w:rPr>
-              <w:t xml:space="preserve">2</w:t>
+              <w:t xml:space="preserve">2a</w:t>
             </w:r>
           </w:p>
         </w:tc>
@@ -2367,7 +2749,7 @@
                 <w:sz w:val="17"/>
                 <w:szCs w:val="17"/>
               </w:rPr>
-              <w:t xml:space="preserve">cfg_master.orgcode_costcenter_map (Fabric SQL DB)</w:t>
+              <w:t xml:space="preserve">cfg_master.orgcode_costcenter_map (file 09)</w:t>
             </w:r>
           </w:p>
         </w:tc>
@@ -2393,7 +2775,7 @@
                 <w:sz w:val="17"/>
                 <w:szCs w:val="17"/>
               </w:rPr>
-              <w:t xml:space="preserve">orgcode ↔ cost_center</w:t>
+              <w:t xml:space="preserve">orgcode → cost_center (many-to-many)</w:t>
             </w:r>
           </w:p>
         </w:tc>
@@ -2421,6 +2803,86 @@
                 <w:sz w:val="17"/>
                 <w:szCs w:val="17"/>
               </w:rPr>
+              <w:t xml:space="preserve">2b</w:t>
+            </w:r>
+          </w:p>
+        </w:tc>
+        <w:tc>
+          <w:tcPr>
+            <w:tcW w:w="5500" w:type="dxa"/>
+            <w:tcMar>
+              <w:top w:w="40" w:type="dxa"/>
+              <w:bottom w:w="40" w:type="dxa"/>
+              <w:left w:w="80" w:type="dxa"/>
+              <w:right w:w="80" w:type="dxa"/>
+            </w:tcMar>
+            <w:vAlign w:val="center"/>
+          </w:tcPr>
+          <w:p>
+            <w:pPr>
+              <w:rFonts w:ascii="Leelawadee UI" w:hAnsi="Leelawadee UI" w:cs="Leelawadee UI"/>
+              <w:spacing w:before="20" w:after="20"/>
+            </w:pPr>
+            <w:r>
+              <w:rPr>
+                <w:rFonts w:ascii="Leelawadee UI" w:hAnsi="Leelawadee UI" w:cs="Leelawadee UI"/>
+                <w:sz w:val="17"/>
+                <w:szCs w:val="17"/>
+              </w:rPr>
+              <w:t xml:space="preserve">ฝ่าย (Department) → cost center master (file 02)</w:t>
+            </w:r>
+          </w:p>
+        </w:tc>
+        <w:tc>
+          <w:tcPr>
+            <w:tcW w:w="2860" w:type="dxa"/>
+            <w:tcMar>
+              <w:top w:w="40" w:type="dxa"/>
+              <w:bottom w:w="40" w:type="dxa"/>
+              <w:left w:w="80" w:type="dxa"/>
+              <w:right w:w="80" w:type="dxa"/>
+            </w:tcMar>
+            <w:vAlign w:val="center"/>
+          </w:tcPr>
+          <w:p>
+            <w:pPr>
+              <w:rFonts w:ascii="Leelawadee UI" w:hAnsi="Leelawadee UI" w:cs="Leelawadee UI"/>
+              <w:spacing w:before="20" w:after="20"/>
+            </w:pPr>
+            <w:r>
+              <w:rPr>
+                <w:rFonts w:ascii="Leelawadee UI" w:hAnsi="Leelawadee UI" w:cs="Leelawadee UI"/>
+                <w:sz w:val="17"/>
+                <w:szCs w:val="17"/>
+              </w:rPr>
+              <w:t xml:space="preserve">ฝ่าย → cost_center (= ขอบเขตกรอก)</w:t>
+            </w:r>
+          </w:p>
+        </w:tc>
+      </w:tr>
+      <w:tr>
+        <w:tc>
+          <w:tcPr>
+            <w:tcW w:w="800" w:type="dxa"/>
+            <w:tcMar>
+              <w:top w:w="40" w:type="dxa"/>
+              <w:bottom w:w="40" w:type="dxa"/>
+              <w:left w:w="80" w:type="dxa"/>
+              <w:right w:w="80" w:type="dxa"/>
+            </w:tcMar>
+            <w:vAlign w:val="center"/>
+          </w:tcPr>
+          <w:p>
+            <w:pPr>
+              <w:rFonts w:ascii="Leelawadee UI" w:hAnsi="Leelawadee UI" w:cs="Leelawadee UI"/>
+              <w:spacing w:before="20" w:after="20"/>
+            </w:pPr>
+            <w:r>
+              <w:rPr>
+                <w:rFonts w:ascii="Leelawadee UI" w:hAnsi="Leelawadee UI" w:cs="Leelawadee UI"/>
+                <w:sz w:val="17"/>
+                <w:szCs w:val="17"/>
+              </w:rPr>
               <w:t xml:space="preserve">3</w:t>
             </w:r>
           </w:p>
@@ -2447,7 +2909,7 @@
                 <w:sz w:val="17"/>
                 <w:szCs w:val="17"/>
               </w:rPr>
-              <w:t xml:space="preserve">ผลลัพธ์: cost_center ของผู้ใช้</w:t>
+              <w:t xml:space="preserve">SEE = ผล 2a ∪ 2b ∪ overlay ของ Admin</w:t>
             </w:r>
           </w:p>
         </w:tc>
@@ -2473,7 +2935,7 @@
                 <w:sz w:val="17"/>
                 <w:szCs w:val="17"/>
               </w:rPr>
-              <w:t xml:space="preserve">→ กำหนดสิทธิ์เห็น/กรอกข้อมูล</w:t>
+              <w:t xml:space="preserve">→ cost_center ที่ผู้ใช้ "เห็น"</w:t>
             </w:r>
           </w:p>
         </w:tc>
@@ -2507,7 +2969,7 @@
           <w:sz w:val="22"/>
           <w:szCs w:val="22"/>
         </w:rPr>
-        <w:t xml:space="preserve">สรุปกฎการเห็นข้อมูล:</w:t>
+        <w:t xml:space="preserve">สรุปกฎการเห็นข้อมูล (ADR-0007):</w:t>
       </w:r>
     </w:p>
     <w:p>
@@ -2521,7 +2983,7 @@
           <w:sz w:val="22"/>
           <w:szCs w:val="22"/>
         </w:rPr>
-        <w:t xml:space="preserve">•  cost_center เป็นตัวกำหนดว่าใครเห็นข้อมูลอะไรได้บ้าง — trace จาก login → empcode → orgcode → cost_center</w:t>
+        <w:t xml:space="preserve">•  SEE-scope = union: CC จาก orgcode (file 09 · many-to-many) ∪ CC จากฝ่ายของตน (file 02) ∪ overlay ของ Admin — 1 CC ถูกหลาย orgcode/ฝ่ายอ้างถึงได้ จึงแชร์การเห็นข้ามฝ่าย/สายงานได้</w:t>
       </w:r>
     </w:p>
     <w:p>
@@ -2535,7 +2997,7 @@
           <w:sz w:val="22"/>
           <w:szCs w:val="22"/>
         </w:rPr>
-        <w:t xml:space="preserve">•  User เห็นเฉพาะข้อมูลของตัวเอง (ตาม cost_center ที่ trace ได้)</w:t>
+        <w:t xml:space="preserve">•  ทำไมต้อง union: file 09 (orgcode↔CC) กับ file 02 (ฝ่าย↔CC) เป็น mapping คนละชุด — ถ้าไม่ union บางคน (≈29 ราย) จะกรอกได้แต่มองไม่เห็น CC ของตัวเอง</w:t>
       </w:r>
     </w:p>
     <w:p>
@@ -2549,7 +3011,7 @@
           <w:sz w:val="22"/>
           <w:szCs w:val="22"/>
         </w:rPr>
-        <w:t xml:space="preserve">•  Admin มี 3 คน — เห็นและแก้ไขได้ทุกอย่าง (ทุก cost_center)</w:t>
+        <w:t xml:space="preserve">•  orgcode lookup ใช้ทั้ง Primary และ Acting (ตาม RLS decision 2026-05-27) — บทบาท Acting ก็ให้สิทธิ์เห็น CC ของ orgcode นั้น</w:t>
       </w:r>
     </w:p>
     <w:p>
@@ -2563,7 +3025,63 @@
           <w:sz w:val="22"/>
           <w:szCs w:val="22"/>
         </w:rPr>
+        <w:t xml:space="preserve">•  FILL-scope = ตามฝ่าย (file 02) เท่านั้น · FILL ⊆ SEE เสมอ — กรอก/แก้ได้เฉพาะ CC ในฝ่ายของตน (ขอบเขตเห็นกว้างกว่าหรือเท่ากับขอบเขตกรอกเสมอ)</w:t>
+      </w:r>
+    </w:p>
+    <w:p>
+      <w:pPr>
+        <w:rFonts w:ascii="Leelawadee UI" w:hAnsi="Leelawadee UI" w:cs="Leelawadee UI"/>
+        <w:spacing w:before="0" w:after="60"/>
+      </w:pPr>
+      <w:r>
+        <w:rPr>
+          <w:rFonts w:ascii="Leelawadee UI" w:hAnsi="Leelawadee UI" w:cs="Leelawadee UI"/>
+          <w:sz w:val="22"/>
+          <w:szCs w:val="22"/>
+        </w:rPr>
+        <w:t xml:space="preserve">•  User เห็นเฉพาะข้อมูลในขอบเขต SEE ของตัวเอง (ตาม cost_center ที่ trace ได้)</w:t>
+      </w:r>
+    </w:p>
+    <w:p>
+      <w:pPr>
+        <w:rFonts w:ascii="Leelawadee UI" w:hAnsi="Leelawadee UI" w:cs="Leelawadee UI"/>
+        <w:spacing w:before="0" w:after="60"/>
+      </w:pPr>
+      <w:r>
+        <w:rPr>
+          <w:rFonts w:ascii="Leelawadee UI" w:hAnsi="Leelawadee UI" w:cs="Leelawadee UI"/>
+          <w:sz w:val="22"/>
+          <w:szCs w:val="22"/>
+        </w:rPr>
+        <w:t xml:space="preserve">•  Admin มี 4 คน — เห็นและแก้ไขได้ทุกอย่าง (ทุก cost_center · overlay เหนือ SEE)</w:t>
+      </w:r>
+    </w:p>
+    <w:p>
+      <w:pPr>
+        <w:rFonts w:ascii="Leelawadee UI" w:hAnsi="Leelawadee UI" w:cs="Leelawadee UI"/>
+        <w:spacing w:before="0" w:after="60"/>
+      </w:pPr>
+      <w:r>
+        <w:rPr>
+          <w:rFonts w:ascii="Leelawadee UI" w:hAnsi="Leelawadee UI" w:cs="Leelawadee UI"/>
+          <w:sz w:val="22"/>
+          <w:szCs w:val="22"/>
+        </w:rPr>
         <w:t xml:space="preserve">•  ใครเข้าถึง (เห็น) อะไร → กรอก/แก้ได้แค่นั้น ทั้งหน้าหลักและการ "ใส่รายละเอียดงบทำการ" (subform ย่อย — ดูเอกสาร 02) · ยกเว้น Admin เห็นและแก้ทุกอย่าง</w:t>
+      </w:r>
+    </w:p>
+    <w:p>
+      <w:pPr>
+        <w:rFonts w:ascii="Leelawadee UI" w:hAnsi="Leelawadee UI" w:cs="Leelawadee UI"/>
+        <w:spacing w:before="0" w:after="60"/>
+      </w:pPr>
+      <w:r>
+        <w:rPr>
+          <w:rFonts w:ascii="Leelawadee UI" w:hAnsi="Leelawadee UI" w:cs="Leelawadee UI"/>
+          <w:sz w:val="22"/>
+          <w:szCs w:val="22"/>
+        </w:rPr>
+        <w:t xml:space="preserve">•  กรณี Cost Center ในสิทธิ์ที่ยังไม่มีแถวในตาราง (ยังไม่เคยกรอก): ผู้ใช้กดปุ่ม "+ เพิ่ม Transaction" เพื่อเพิ่มแถวเองได้ — dropdown Cost Center จำกัดเฉพาะฝ่ายที่ตนกรอกได้ (fill-scope) เท่านั้น จึงยังอยู่ในขอบเขตสิทธิ์เดิม (เห็น/กรอกได้แค่ของตน)</w:t>
       </w:r>
     </w:p>
     <w:p>
@@ -2596,7 +3114,7 @@
         </w:rPr>
         <w:drawing>
           <wp:inline xmlns:wp="http://schemas.openxmlformats.org/drawingml/2006/wordprocessingDrawing" distT="0" distB="0" distL="0" distR="0">
-            <wp:extent cx="5760720" cy="2920365"/>
+            <wp:extent cx="5760720" cy="2813782"/>
             <wp:effectExtent l="0" t="0" r="0" b="0"/>
             <wp:docPr id="104" name="main_special_detail"/>
             <wp:cNvGraphicFramePr>
@@ -2610,7 +3128,7 @@
                     <pic:cNvPicPr/>
                   </pic:nvPicPr>
                   <pic:blipFill>
-                    <a:blip xmlns:r="http://schemas.openxmlformats.org/officeDocument/2006/relationships" r:embed="rId17"/>
+                    <a:blip xmlns:r="http://schemas.openxmlformats.org/officeDocument/2006/relationships" r:embed="rId22"/>
                     <a:stretch>
                       <a:fillRect/>
                     </a:stretch>
@@ -2618,7 +3136,7 @@
                   <pic:spPr>
                     <a:xfrm>
                       <a:off x="0" y="0"/>
-                      <a:ext cx="5760720" cy="2920365"/>
+                      <a:ext cx="5760720" cy="2813782"/>
                     </a:xfrm>
                     <a:prstGeom prst="rect">
                       <a:avLst/>
@@ -3167,7 +3685,7 @@
                 <w:sz w:val="17"/>
                 <w:szCs w:val="17"/>
               </w:rPr>
-              <w:t xml:space="preserve">2. Approved · งบ — สีฟ้า</w:t>
+              <w:t xml:space="preserve">2. Approved · งบ — สีฟ้า (read-only)</w:t>
             </w:r>
           </w:p>
         </w:tc>
@@ -3193,7 +3711,7 @@
                 <w:sz w:val="17"/>
                 <w:szCs w:val="17"/>
               </w:rPr>
-              <w:t xml:space="preserve">Admin กรอก — import .csv จากปุ่มด้านบนเป็นหลัก หรือแก้มือก็ได้</w:t>
+              <w:t xml:space="preserve">Admin import .csv ทั้งปีเท่านั้น (แถบ Admin) — แก้ในตารางไม่ได้</w:t>
             </w:r>
           </w:p>
         </w:tc>
@@ -3219,7 +3737,7 @@
                 <w:sz w:val="17"/>
                 <w:szCs w:val="17"/>
               </w:rPr>
-              <w:t xml:space="preserve">หลังกรอก/แก้ กด submit → เข้า DB เลย ไม่ต้องผ่าน approval loop</w:t>
+              <w:t xml:space="preserve">Import → เข้า DB เลย (Replace-by-Year) ไม่ผ่าน approval loop</w:t>
             </w:r>
           </w:p>
         </w:tc>
@@ -3349,7 +3867,7 @@
         </w:rPr>
         <w:drawing>
           <wp:inline xmlns:wp="http://schemas.openxmlformats.org/drawingml/2006/wordprocessingDrawing" distT="0" distB="0" distL="0" distR="0">
-            <wp:extent cx="5760720" cy="359774"/>
+            <wp:extent cx="5760720" cy="429128"/>
             <wp:effectExtent l="0" t="0" r="0" b="0"/>
             <wp:docPr id="101" name="main_sap_columns"/>
             <wp:cNvGraphicFramePr>
@@ -3371,7 +3889,7 @@
                   <pic:spPr>
                     <a:xfrm>
                       <a:off x="0" y="0"/>
-                      <a:ext cx="5760720" cy="359774"/>
+                      <a:ext cx="5760720" cy="429128"/>
                     </a:xfrm>
                     <a:prstGeom prst="rect">
                       <a:avLst/>
@@ -3686,7 +4204,7 @@
           <w:sz w:val="22"/>
           <w:szCs w:val="22"/>
         </w:rPr>
-        <w:t xml:space="preserve">ภาพประกอบ: Approved · งบ (สีฟ้า) + ปุ่มส่ง (ไม่ผ่าน approval loop)</w:t>
+        <w:t xml:space="preserve">ภาพประกอบ: Approved · งบ (สีฟ้า · read-only) + ทางตั้งค่า = Import .csv</w:t>
       </w:r>
     </w:p>
     <w:p>
@@ -3702,7 +4220,7 @@
         </w:rPr>
         <w:drawing>
           <wp:inline xmlns:wp="http://schemas.openxmlformats.org/drawingml/2006/wordprocessingDrawing" distT="0" distB="0" distL="0" distR="0">
-            <wp:extent cx="5760720" cy="4886074"/>
+            <wp:extent cx="5760720" cy="5042324"/>
             <wp:effectExtent l="0" t="0" r="0" b="0"/>
             <wp:docPr id="105" name="main_approved_submit"/>
             <wp:cNvGraphicFramePr>
@@ -3724,7 +4242,7 @@
                   <pic:spPr>
                     <a:xfrm>
                       <a:off x="0" y="0"/>
-                      <a:ext cx="5760720" cy="4886074"/>
+                      <a:ext cx="5760720" cy="5042324"/>
                     </a:xfrm>
                     <a:prstGeom prst="rect">
                       <a:avLst/>
@@ -3899,7 +4417,7 @@
                 <w:sz w:val="17"/>
                 <w:szCs w:val="17"/>
               </w:rPr>
-              <w:t xml:space="preserve">ช่องกรอก Approved · งบ (สีฟ้า)</w:t>
+              <w:t xml:space="preserve">ช่อง Approved · งบ (สีฟ้า · read-only)</w:t>
             </w:r>
           </w:p>
         </w:tc>
@@ -3925,7 +4443,7 @@
                 <w:sz w:val="17"/>
                 <w:szCs w:val="17"/>
               </w:rPr>
-              <w:t xml:space="preserve">Admin import .csv หรือกรอกมือ</w:t>
+              <w:t xml:space="preserve">แสดงอ่านอย่างเดียว — กรอก/แก้ในตารางไม่ได้</w:t>
             </w:r>
           </w:p>
         </w:tc>
@@ -3979,7 +4497,7 @@
                 <w:sz w:val="17"/>
                 <w:szCs w:val="17"/>
               </w:rPr>
-              <w:t xml:space="preserve">ปุ่มส่ง (Submit)</w:t>
+              <w:t xml:space="preserve">ปุ่ม Import Approved Budget (แถบ Admin)</w:t>
             </w:r>
           </w:p>
         </w:tc>
@@ -4005,7 +4523,7 @@
                 <w:sz w:val="17"/>
                 <w:szCs w:val="17"/>
               </w:rPr>
-              <w:t xml:space="preserve">ส่งเข้า DB เลย — ไม่ผ่าน approval loop</w:t>
+              <w:t xml:space="preserve">ทางเดียวที่ตั้งค่า Approved — Import .csv ทั้งปี (Replace-by-Year) เข้า DB ตรง ไม่ผ่าน approval loop</w:t>
             </w:r>
           </w:p>
         </w:tc>
@@ -4055,7 +4573,7 @@
         </w:rPr>
         <w:drawing>
           <wp:inline xmlns:wp="http://schemas.openxmlformats.org/drawingml/2006/wordprocessingDrawing" distT="0" distB="0" distL="0" distR="0">
-            <wp:extent cx="5760720" cy="4886074"/>
+            <wp:extent cx="5760720" cy="4754288"/>
             <wp:effectExtent l="0" t="0" r="0" b="0"/>
             <wp:docPr id="102" name="main_pending_submit"/>
             <wp:cNvGraphicFramePr>
@@ -4077,7 +4595,7 @@
                   <pic:spPr>
                     <a:xfrm>
                       <a:off x="0" y="0"/>
-                      <a:ext cx="5760720" cy="4886074"/>
+                      <a:ext cx="5760720" cy="4754288"/>
                     </a:xfrm>
                     <a:prstGeom prst="rect">
                       <a:avLst/>
@@ -4649,7 +5167,7 @@
                 <w:sz w:val="17"/>
                 <w:szCs w:val="17"/>
               </w:rPr>
-              <w:t xml:space="preserve">2. Approved · งบ (สีฟ้า) — Admin import .csv หรือแก้มือ</w:t>
+              <w:t xml:space="preserve">2. Approved · งบ (สีฟ้า · read-only) — Admin Import .csv ทั้งปี</w:t>
             </w:r>
           </w:p>
         </w:tc>
@@ -4675,7 +5193,7 @@
                 <w:sz w:val="17"/>
                 <w:szCs w:val="17"/>
               </w:rPr>
-              <w:t xml:space="preserve">งบที่อนุมัติแล้ว — submit เข้า DB เลย ไม่ผ่าน approval loop</w:t>
+              <w:t xml:space="preserve">งบที่อนุมัติแล้ว — Import เข้า DB เลย (Replace-by-Year) ไม่ผ่าน approval loop · แก้ในตารางไม่ได้</w:t>
             </w:r>
           </w:p>
         </w:tc>
@@ -4757,7 +5275,7 @@
                 <w:sz w:val="17"/>
                 <w:szCs w:val="17"/>
               </w:rPr>
-              <w:t xml:space="preserve">dbo.mas_employee_data + cfg_master.orgcode_costcenter_map (Fabric SQL DB)</w:t>
+              <w:t xml:space="preserve">dbo.mas_employee_data + cfg_master.orgcode_costcenter_map (file 09) + cost center master (file 02)</w:t>
             </w:r>
           </w:p>
         </w:tc>
@@ -4783,7 +5301,7 @@
                 <w:sz w:val="17"/>
                 <w:szCs w:val="17"/>
               </w:rPr>
-              <w:t xml:space="preserve">RLS chain: empcode ↔ orgcode ↔ cost_center — กำหนดสิทธิ์เห็น/กรอกข้อมูล</w:t>
+              <w:t xml:space="preserve">RLS chain (ADR-0007): SEE = (orgcode→file 09) ∪ (ฝ่าย→file 02) ∪ Admin overlay · FILL ⊆ SEE (กรอกตามฝ่าย) — กำหนดสิทธิ์เห็น/กรอกข้อมูล</w:t>
             </w:r>
           </w:p>
         </w:tc>
@@ -4832,7 +5350,7 @@
           <w:sz w:val="21"/>
           <w:szCs w:val="21"/>
         </w:rPr>
-        <w:t xml:space="preserve">ตารางสรุปสิทธิ์ต่อข้อมูล 3 ส่วน — User เห็น/กรอกได้เฉพาะ Cost Center ของตน (RLS) · Admin เห็นทุก CC และแก้ Pending ได้ทุก CC แต่ "ปุ่มส่ง" จำกัดเฉพาะ CC ของตัวเอง (ดูข้อ 6):</w:t>
+        <w:t xml:space="preserve">ตารางสรุปสิทธิ์ต่อข้อมูล 3 ส่วน — User เห็น/กรอกได้เฉพาะ Cost Center ของตน (RLS) · Admin เห็นทุก CC และแก้ Pending ได้ทุก CC · หน่วยส่ง = ฝ่าย และปุ่มส่งของ Admin มี 2 โหมด (ดูข้อ 8, 16.1):</w:t>
       </w:r>
     </w:p>
     <w:tbl>
@@ -5108,7 +5626,7 @@
                 <w:sz w:val="17"/>
                 <w:szCs w:val="17"/>
               </w:rPr>
-              <w:t xml:space="preserve">Approved · งบ (ฟ้า)</w:t>
+              <w:t xml:space="preserve">Approved · งบ (ฟ้า · read-only)</w:t>
             </w:r>
           </w:p>
         </w:tc>
@@ -5160,7 +5678,7 @@
                 <w:sz w:val="17"/>
                 <w:szCs w:val="17"/>
               </w:rPr>
-              <w:t xml:space="preserve">Admin เท่านั้น — import .csv (หลัก) หรือแก้มือช่องสีฟ้า</w:t>
+              <w:t xml:space="preserve">Admin เท่านั้น — Import .csv ทั้งปี (read-only ในตาราง แก้มือไม่ได้)</w:t>
             </w:r>
           </w:p>
         </w:tc>
@@ -5186,7 +5704,7 @@
                 <w:sz w:val="17"/>
                 <w:szCs w:val="17"/>
               </w:rPr>
-              <w:t xml:space="preserve">กดส่ง → เข้า DB ตรง · ไม่ผ่าน approval loop</w:t>
+              <w:t xml:space="preserve">Import → เข้า DB ตรง (Replace-by-Year) · ไม่ผ่าน approval loop</w:t>
             </w:r>
           </w:p>
         </w:tc>
@@ -5292,7 +5810,7 @@
                 <w:sz w:val="17"/>
                 <w:szCs w:val="17"/>
               </w:rPr>
-              <w:t xml:space="preserve">เข้า approval loop · Admin ส่งได้เฉพาะ CC ของตัวเอง</w:t>
+              <w:t xml:space="preserve">Submit ทั้งฝ่าย → เข้า approval loop · Admin: orphan/หลัง deadline → APPROVED ตรงๆ</w:t>
             </w:r>
           </w:p>
         </w:tc>
@@ -5340,7 +5858,7 @@
           <w:sz w:val="22"/>
           <w:szCs w:val="22"/>
         </w:rPr>
-        <w:t xml:space="preserve">•  Admin แก้ไขงบ Pending ของ Cost Center ใดก็ได้ (บันทึกเป็นฉบับร่างของเจ้าของ CC นั้น)</w:t>
+        <w:t xml:space="preserve">•  Admin แก้ไขงบ Pending ของ Cost Center ใดก็ได้ ทุกสถานะ (บันทึกเป็นฉบับร่างของเจ้าของ CC นั้น) — edit-lock ข้อ 16</w:t>
       </w:r>
     </w:p>
     <w:p>
@@ -5354,7 +5872,7 @@
           <w:sz w:val="22"/>
           <w:szCs w:val="22"/>
         </w:rPr>
-        <w:t xml:space="preserve">•  ข้อจำกัด (เอกสาร 10 ข้อ 3): Admin กดส่ง (submit) ได้เฉพาะ CC ที่ผูกกับ orgcode ของตัวเอง — ส่งแทนเจ้าของไม่ได้</w:t>
+        <w:t xml:space="preserve">•  ข้อจำกัดการส่ง (ADR-0012 · ดูข้อ 16.1): รอบปกติ Admin ส่งได้เฉพาะฝ่าย orphan → APPROVED ตรงๆ · หลัง deadline ส่งฝ่ายใดก็ได้แทน → APPROVED ตรงๆ</w:t>
       </w:r>
     </w:p>
     <w:p>
@@ -5474,6 +5992,48 @@
           <w:szCs w:val="22"/>
         </w:rPr>
         <w:t xml:space="preserve">ปุ่มนี้สำหรับ Admin เท่านั้น — ใช้ส่งออกข้อมูลงบที่อนุมัติแล้วเป็นไฟล์ ใครเห็นอะไร (ตาม RLS) จะ export ออกมาตามหน้านั้น แต่ปุ่ม Export จะแสดงเฉพาะ Admin</w:t>
+      </w:r>
+    </w:p>
+    <w:p>
+      <w:pPr>
+        <w:rFonts w:ascii="Leelawadee UI" w:hAnsi="Leelawadee UI" w:cs="Leelawadee UI"/>
+        <w:spacing w:before="0" w:after="60"/>
+      </w:pPr>
+      <w:r>
+        <w:rPr>
+          <w:rFonts w:ascii="Leelawadee UI" w:hAnsi="Leelawadee UI" w:cs="Leelawadee UI"/>
+          <w:sz w:val="20"/>
+          <w:szCs w:val="20"/>
+        </w:rPr>
+        <w:t xml:space="preserve">•  ตำแหน่งปุ่ม (2026-06-12): Export/Import ย้ายออกจาก toolbar ไปอยู่ "แถบ งบอนุมัติ (Approved) · Admin" แยกต่างหากเหนือตาราง — กันเข้าใจผิดว่าตัวกรองปี/ฝ่ายมีผลกับการ import</w:t>
+      </w:r>
+    </w:p>
+    <w:p>
+      <w:pPr>
+        <w:rFonts w:ascii="Leelawadee UI" w:hAnsi="Leelawadee UI" w:cs="Leelawadee UI"/>
+        <w:spacing w:before="0" w:after="60"/>
+      </w:pPr>
+      <w:r>
+        <w:rPr>
+          <w:rFonts w:ascii="Leelawadee UI" w:hAnsi="Leelawadee UI" w:cs="Leelawadee UI"/>
+          <w:sz w:val="20"/>
+          <w:szCs w:val="20"/>
+        </w:rPr>
+        <w:t xml:space="preserve">•  แถบนี้แสดงเฉพาะ Admin — ผู้ใช้ทั่วไป (User) ไม่เห็นทั้งแถบ (ซ่อนทั้งก้อน)</w:t>
+      </w:r>
+    </w:p>
+    <w:p>
+      <w:pPr>
+        <w:rFonts w:ascii="Leelawadee UI" w:hAnsi="Leelawadee UI" w:cs="Leelawadee UI"/>
+        <w:spacing w:before="0" w:after="60"/>
+      </w:pPr>
+      <w:r>
+        <w:rPr>
+          <w:rFonts w:ascii="Leelawadee UI" w:hAnsi="Leelawadee UI" w:cs="Leelawadee UI"/>
+          <w:sz w:val="20"/>
+          <w:szCs w:val="20"/>
+        </w:rPr>
+        <w:t xml:space="preserve">•  Export ใช้ "ตัวกรองปี" กำหนดปีในชื่อไฟล์ (เช่น เลือก FY2025 → approved_budget_2025.csv) · ส่วน Import จะยึดปีจากตัวไฟล์เอง ไม่ขึ้นกับตัวกรอง (ดูข้อ 5)</w:t>
       </w:r>
     </w:p>
     <w:tbl>
@@ -5664,7 +6224,7 @@
                 <w:sz w:val="17"/>
                 <w:szCs w:val="17"/>
               </w:rPr>
-              <w:t xml:space="preserve">Admin เท่านั้น (3 คน)</w:t>
+              <w:t xml:space="preserve">Admin เท่านั้น (4 คน)</w:t>
             </w:r>
           </w:p>
         </w:tc>
@@ -7109,15 +7669,60 @@
     <w:p>
       <w:pPr>
         <w:rFonts w:ascii="Leelawadee UI" w:hAnsi="Leelawadee UI" w:cs="Leelawadee UI"/>
-        <w:spacing w:before="0" w:after="120"/>
-      </w:pPr>
-      <w:r>
-        <w:rPr>
-          <w:rFonts w:ascii="Leelawadee UI" w:hAnsi="Leelawadee UI" w:cs="Leelawadee UI"/>
+        <w:spacing w:before="60" w:after="40"/>
+      </w:pPr>
+      <w:r>
+        <w:rPr>
+          <w:rFonts w:ascii="Leelawadee UI" w:hAnsi="Leelawadee UI" w:cs="Leelawadee UI"/>
+          <w:b/>
+          <w:bCs/>
+          <w:color w:val="8C6423"/>
           <w:sz w:val="21"/>
           <w:szCs w:val="21"/>
         </w:rPr>
-        <w:t xml:space="preserve">ภาพประกอบ: toolbar ปุ่ม Export / Import Approved Budget</w:t>
+        <w:t xml:space="preserve">สำคัญ — Import ไม่ขึ้นกับตัวกรองปี/ฝ่าย:</w:t>
+      </w:r>
+    </w:p>
+    <w:p>
+      <w:pPr>
+        <w:rFonts w:ascii="Leelawadee UI" w:hAnsi="Leelawadee UI" w:cs="Leelawadee UI"/>
+        <w:spacing w:before="0" w:after="60"/>
+      </w:pPr>
+      <w:r>
+        <w:rPr>
+          <w:rFonts w:ascii="Leelawadee UI" w:hAnsi="Leelawadee UI" w:cs="Leelawadee UI"/>
+          <w:sz w:val="20"/>
+          <w:szCs w:val="20"/>
+        </w:rPr>
+        <w:t xml:space="preserve">•  ขอบเขตการ import กำหนดโดย "ไฟล์ CSV" เท่านั้น — ปีจากชื่อไฟล์ + คอลัมน์ year (ต้องตรงกัน) · แทนที่ทั้งปี/ทั้งบริษัท (Replace-by-Year) ไม่ใช่เฉพาะปี/ฝ่ายที่กำลังกรองดูบนจอ</w:t>
+      </w:r>
+    </w:p>
+    <w:p>
+      <w:pPr>
+        <w:rFonts w:ascii="Leelawadee UI" w:hAnsi="Leelawadee UI" w:cs="Leelawadee UI"/>
+        <w:spacing w:before="0" w:after="60"/>
+      </w:pPr>
+      <w:r>
+        <w:rPr>
+          <w:rFonts w:ascii="Leelawadee UI" w:hAnsi="Leelawadee UI" w:cs="Leelawadee UI"/>
+          <w:sz w:val="20"/>
+          <w:szCs w:val="20"/>
+        </w:rPr>
+        <w:t xml:space="preserve">•  ตัวกรองปี/ฝ่ายบนหน้าเป็นแค่ "มุมมอง" ไม่ตัดขอบเขตข้อมูลที่ import — จึงย้ายปุ่มออกจาก toolbar มาอยู่แถบ Admin แยก พร้อมข้อความเตือนกำกับ</w:t>
+      </w:r>
+    </w:p>
+    <w:p>
+      <w:pPr>
+        <w:rFonts w:ascii="Leelawadee UI" w:hAnsi="Leelawadee UI" w:cs="Leelawadee UI"/>
+        <w:spacing w:before="0" w:after="120"/>
+      </w:pPr>
+      <w:r>
+        <w:rPr>
+          <w:rFonts w:ascii="Leelawadee UI" w:hAnsi="Leelawadee UI" w:cs="Leelawadee UI"/>
+          <w:sz w:val="21"/>
+          <w:szCs w:val="21"/>
+        </w:rPr>
+        <w:t xml:space="preserve">ภาพประกอบ: แถบ งบอนุมัติ (Approved) · Admin — ปุ่ม Import / Export + ข้อความเตือน + Master FX (read-only)</w:t>
       </w:r>
     </w:p>
     <w:p>
@@ -7133,9 +7738,9 @@
         </w:rPr>
         <w:drawing>
           <wp:inline xmlns:wp="http://schemas.openxmlformats.org/drawingml/2006/wordprocessingDrawing" distT="0" distB="0" distL="0" distR="0">
-            <wp:extent cx="5760720" cy="450965"/>
+            <wp:extent cx="5760720" cy="238277"/>
             <wp:effectExtent l="0" t="0" r="0" b="0"/>
-            <wp:docPr id="103" name="main_toolbar"/>
+            <wp:docPr id="103" name="main_admin_zone"/>
             <wp:cNvGraphicFramePr>
               <a:graphicFrameLocks xmlns:a="http://schemas.openxmlformats.org/drawingml/2006/main" noChangeAspect="1"/>
             </wp:cNvGraphicFramePr>
@@ -7143,11 +7748,11 @@
               <a:graphicData uri="http://schemas.openxmlformats.org/drawingml/2006/picture">
                 <pic:pic xmlns:pic="http://schemas.openxmlformats.org/drawingml/2006/picture">
                   <pic:nvPicPr>
-                    <pic:cNvPr id="103" name="main_toolbar"/>
+                    <pic:cNvPr id="103" name="main_admin_zone"/>
                     <pic:cNvPicPr/>
                   </pic:nvPicPr>
                   <pic:blipFill>
-                    <a:blip xmlns:r="http://schemas.openxmlformats.org/officeDocument/2006/relationships" r:embed="rId16"/>
+                    <a:blip xmlns:r="http://schemas.openxmlformats.org/officeDocument/2006/relationships" r:embed="rId17"/>
                     <a:stretch>
                       <a:fillRect/>
                     </a:stretch>
@@ -7155,7 +7760,7 @@
                   <pic:spPr>
                     <a:xfrm>
                       <a:off x="0" y="0"/>
-                      <a:ext cx="5760720" cy="450965"/>
+                      <a:ext cx="5760720" cy="238277"/>
                     </a:xfrm>
                     <a:prstGeom prst="rect">
                       <a:avLst/>
@@ -7330,7 +7935,7 @@
                 <w:sz w:val="17"/>
                 <w:szCs w:val="17"/>
               </w:rPr>
-              <w:t xml:space="preserve">ปุ่ม Export Approved Budget</w:t>
+              <w:t xml:space="preserve">ปุ่ม Import Approved Budget</w:t>
             </w:r>
           </w:p>
         </w:tc>
@@ -7356,7 +7961,7 @@
                 <w:sz w:val="17"/>
                 <w:szCs w:val="17"/>
               </w:rPr>
-              <w:t xml:space="preserve">ส่งออกงบอนุมัติเป็น .csv (Admin) — ข้อ 4</w:t>
+              <w:t xml:space="preserve">นำไฟล์ .csv ทั้งปีกลับเข้าระบบ (Replace-by-Year) — ข้อ 5</w:t>
             </w:r>
           </w:p>
         </w:tc>
@@ -7410,7 +8015,7 @@
                 <w:sz w:val="17"/>
                 <w:szCs w:val="17"/>
               </w:rPr>
-              <w:t xml:space="preserve">ปุ่ม Import Approved Budget</w:t>
+              <w:t xml:space="preserve">ปุ่ม Export Approved Budget</w:t>
             </w:r>
           </w:p>
         </w:tc>
@@ -7436,7 +8041,7 @@
                 <w:sz w:val="17"/>
                 <w:szCs w:val="17"/>
               </w:rPr>
-              <w:t xml:space="preserve">นำไฟล์ที่แก้แล้วกลับเข้าระบบ (Admin) — ข้อ 5</w:t>
+              <w:t xml:space="preserve">ส่งออกงบอนุมัติเป็น .csv (Admin) — ข้อ 4</w:t>
             </w:r>
           </w:p>
         </w:tc>
@@ -7490,7 +8095,7 @@
                 <w:sz w:val="17"/>
                 <w:szCs w:val="17"/>
               </w:rPr>
-              <w:t xml:space="preserve">ตัวกรองปี (Year filter)</w:t>
+              <w:t xml:space="preserve">Master FX (USD→THB · read-only)</w:t>
             </w:r>
           </w:p>
         </w:tc>
@@ -7516,7 +8121,7 @@
                 <w:sz w:val="17"/>
                 <w:szCs w:val="17"/>
               </w:rPr>
-              <w:t xml:space="preserve">กำหนดปีของข้อมูลที่ export / import</w:t>
+              <w:t xml:space="preserve">อัตราแลกเปลี่ยน — แสดงอย่างเดียว · แก้ที่หน้า Master Currency (Module 09) เท่านั้น (ดูข้อ 15)</w:t>
             </w:r>
           </w:p>
         </w:tc>
@@ -7534,6 +8139,34 @@
           <w:szCs w:val="8"/>
         </w:rPr>
         <w:t xml:space="preserve"/>
+      </w:r>
+    </w:p>
+    <w:p>
+      <w:pPr>
+        <w:rFonts w:ascii="Leelawadee UI" w:hAnsi="Leelawadee UI" w:cs="Leelawadee UI"/>
+        <w:spacing w:before="0" w:after="60"/>
+      </w:pPr>
+      <w:r>
+        <w:rPr>
+          <w:rFonts w:ascii="Leelawadee UI" w:hAnsi="Leelawadee UI" w:cs="Leelawadee UI"/>
+          <w:sz w:val="20"/>
+          <w:szCs w:val="20"/>
+        </w:rPr>
+        <w:t xml:space="preserve">•  แถบนี้มีเส้นขอบฟ้า+ ข้อความ "⚠ ทั้งปี/ทั้งบริษัท ตามไฟล์ CSV — ไม่ขึ้นกับตัวกรองปี/ฝ่าย" กำกับชัด</w:t>
+      </w:r>
+    </w:p>
+    <w:p>
+      <w:pPr>
+        <w:rFonts w:ascii="Leelawadee UI" w:hAnsi="Leelawadee UI" w:cs="Leelawadee UI"/>
+        <w:spacing w:before="0" w:after="60"/>
+      </w:pPr>
+      <w:r>
+        <w:rPr>
+          <w:rFonts w:ascii="Leelawadee UI" w:hAnsi="Leelawadee UI" w:cs="Leelawadee UI"/>
+          <w:sz w:val="20"/>
+          <w:szCs w:val="20"/>
+        </w:rPr>
+        <w:t xml:space="preserve">•  แถบนี้แสดงเฉพาะ Admin — ถ้า login เป็นผู้ใช้ทั่วไป (ไม่ใช่ Admin) จะไม่เห็นแถบนี้เลย (ซ่อนทั้งก้อน)</w:t>
       </w:r>
     </w:p>
     <w:p>
@@ -8168,7 +8801,7 @@
                 <w:sz w:val="17"/>
                 <w:szCs w:val="17"/>
               </w:rPr>
-              <w:t xml:space="preserve">Approved · งบ (Admin)</w:t>
+              <w:t xml:space="preserve">Approved · งบ (Admin · read-only)</w:t>
             </w:r>
           </w:p>
         </w:tc>
@@ -8194,7 +8827,7 @@
                 <w:sz w:val="17"/>
                 <w:szCs w:val="17"/>
               </w:rPr>
-              <w:t xml:space="preserve">เข้า DB ตรง — ไม่ผ่าน approval loop</w:t>
+              <w:t xml:space="preserve">ตั้งค่าทาง Import .csv ทั้งปีเท่านั้น (Replace-by-Year) → เข้า DB ตรง ไม่ผ่าน approval loop · ไม่มีการกรอก/ส่งราย cell</w:t>
             </w:r>
           </w:p>
         </w:tc>
@@ -8228,7 +8861,7 @@
           <w:sz w:val="22"/>
           <w:szCs w:val="22"/>
         </w:rPr>
-        <w:t xml:space="preserve">Special condition (สำคัญ) — ขอบเขตปุ่มส่งของ Admin:</w:t>
+        <w:t xml:space="preserve">Special condition (สำคัญ) — หน่วยส่ง + ขอบเขตปุ่มส่งของ Admin (ปรับปรุง 2026-06-13):</w:t>
       </w:r>
     </w:p>
     <w:p>
@@ -8242,7 +8875,7 @@
           <w:sz w:val="22"/>
           <w:szCs w:val="22"/>
         </w:rPr>
-        <w:t xml:space="preserve">•  Admin เห็นทุก CC และแก้ Pending ได้ทุก CC — แต่ "ปุ่มส่ง" จำกัดเฉพาะ CC ของตัวเอง (กันการกดส่งแทนทั้งบริษัทเข้า loop โดยไม่ตั้งใจ)</w:t>
+        <w:t xml:space="preserve">•  หน่วยส่ง = ฝ่าย (Department) — กด Submit 1 ครั้ง = ส่งทั้งฝ่าย (ทุก CC) เป็นก้อนเดียว ตามปีงบประมาณ (หน่วยอนุมัติ = (ฝ่าย, ปี) · ADR-0008) · ปุ่มขึ้นกับ "ฝ่ายที่เลือก" ไม่ใช่บทบาท (ดูข้อ 13.1)</w:t>
       </w:r>
     </w:p>
     <w:p>
@@ -8256,7 +8889,7 @@
           <w:sz w:val="22"/>
           <w:szCs w:val="22"/>
         </w:rPr>
-        <w:t xml:space="preserve">•  หมายเหตุ: ตัว mockup เดโม่ปัจจุบันกดส่งตามที่เห็นทั้งหมด — เป็นการ simplify ของเดโม่ · กฎที่ยึด = ส่งเฉพาะ CC ตัวเอง (ตามเอกสาร 10 ข้อ 3)</w:t>
+        <w:t xml:space="preserve">•  Admin เห็นทุก CC และแก้ Pending ได้ทุก CC · แต่ปุ่มส่งของ Admin มี 2 โหมด (ADR-0012 · ดูข้อ 16.1): รอบปกติ = ส่งได้เฉพาะฝ่าย orphan → APPROVED ตรงๆ · หลัง deadline = ส่งฝ่ายใดก็ได้แทน → APPROVED ตรงๆ (log ADMIN_OVERRIDE)</w:t>
       </w:r>
     </w:p>
     <w:p>
@@ -8288,7 +8921,7 @@
           <w:sz w:val="22"/>
           <w:szCs w:val="22"/>
         </w:rPr>
-        <w:t xml:space="preserve">•  Concurrency: หลายคนใน dept เดียวกันกรอก CC คนละตัว — last-write-wins ตามคีย์ (cost_center, year, gl, month) · ควรมีตัวบ่งชี้/ล็อกเบาๆ กันเขียนทับโดยไม่รู้ตัว</w:t>
+        <w:t xml:space="preserve">•  Concurrency (ตัดสินแล้ว — ไม่ทำอะไร): หลายคนใน dept เดียวกันกรอก CC คนละตัว — ใช้ last-write-wins ตามคีย์ (cost_center, year, gl, month) · ไม่ทำ lock/indicator (โอกาสชน CC+GL+เดือนเดียวกันต่ำมาก) · ยอมรับความเสี่ยงเขียนทับเงียบ แลกความ lean · control column _user/_updated_at ใช้ตรวจย้อนหลังได้ · ทางถอย: ถ้าเกิดจริงค่อยเพิ่ม optimistic warn (เช็ค _updated_at ตอน save) ภายหลัง — ไม่ต้องรื้อ schema</w:t>
       </w:r>
     </w:p>
     <w:p>
@@ -8376,21 +9009,24 @@
           <w:sz w:val="21"/>
           <w:szCs w:val="21"/>
         </w:rPr>
-        <w:t xml:space="preserve">ตอบตรงประเด็น: เว็บ "ไม่ error" — ทำงานได้ปกติ แต่ถ้า render ทุกแถวฝั่ง client พร้อมกันที่ ~1000+ แถวจะเริ่มหน่วง (mockup ปัจจุบัน render ทั้งหมดฝั่ง client). คำแนะนำ (lean · คงประสิทธิภาพระดับมาตรฐาน):</w:t>
-      </w:r>
-    </w:p>
-    <w:p>
-      <w:pPr>
-        <w:rFonts w:ascii="Leelawadee UI" w:hAnsi="Leelawadee UI" w:cs="Leelawadee UI"/>
-        <w:spacing w:before="0" w:after="60"/>
-      </w:pPr>
-      <w:r>
-        <w:rPr>
-          <w:rFonts w:ascii="Leelawadee UI" w:hAnsi="Leelawadee UI" w:cs="Leelawadee UI"/>
+        <w:t xml:space="preserve">ตอบตรงประเด็น: เว็บ "ไม่ error" — ทำงานได้ปกติ แต่ถ้า render ทุกแถวฝั่ง client พร้อมกันที่ ~1000+ แถวจะเริ่มหน่วง (เรื่อง UX/ความเร็ว ไม่ใช่ error). ตัวที่แก้จริงคือ "เลือก scope ก่อนดู" (scope-picker-first):</w:t>
+      </w:r>
+    </w:p>
+    <w:p>
+      <w:pPr>
+        <w:rFonts w:ascii="Leelawadee UI" w:hAnsi="Leelawadee UI" w:cs="Leelawadee UI"/>
+        <w:spacing w:before="60" w:after="40"/>
+      </w:pPr>
+      <w:r>
+        <w:rPr>
+          <w:rFonts w:ascii="Leelawadee UI" w:hAnsi="Leelawadee UI" w:cs="Leelawadee UI"/>
+          <w:b/>
+          <w:bCs/>
+          <w:color w:val="1E3A24"/>
           <w:sz w:val="22"/>
           <w:szCs w:val="22"/>
         </w:rPr>
-        <w:t xml:space="preserve">•  Server-side pagination + filter — กรองตาม Cost Center / Division / ปี ก่อนดึง · Admin เปิดมาให้เลือก scope ก่อน ไม่ดึงทั้งหมดทันที</w:t>
+        <w:t xml:space="preserve">ทางแก้ที่ตัดสิน + ทำในแบบ (mockup) แล้ว:</w:t>
       </w:r>
     </w:p>
     <w:p>
@@ -8404,7 +9040,7 @@
           <w:sz w:val="22"/>
           <w:szCs w:val="22"/>
         </w:rPr>
-        <w:t xml:space="preserve">•  Virtualized table — render เฉพาะแถวที่มองเห็นบนจอ</w:t>
+        <w:t xml:space="preserve">•  ตัวเลือกฝ่าย (ฝ่าย-picker) — บังคับล็อก 1 ฝ่ายเสมอ (ไม่มี "ทุกฝ่าย") → ตาราง render เฉพาะแถวของ ฝ่ายนั้น ไม่มีทางแสดงทุก CC พร้อมกัน = แก้ที่ต้นเหตุ · ฝ่าย = หน่วยอนุมัติด้วย (ADR-0008 · ดูข้อ 13)</w:t>
       </w:r>
     </w:p>
     <w:p>
@@ -8418,21 +9054,83 @@
           <w:sz w:val="22"/>
           <w:szCs w:val="22"/>
         </w:rPr>
-        <w:t xml:space="preserve">•  SAP actuals มาจาก Lakehouse gold (datawarehouse endpoint · อ่านอย่างเดียว · aggregate มาแล้ว) · Pending/Approved จาก Fabric SQL DB — ใส่ index (cost_center, fiscal_year, gl_account)</w:t>
-      </w:r>
-    </w:p>
-    <w:p>
-      <w:pPr>
-        <w:rFonts w:ascii="Leelawadee UI" w:hAnsi="Leelawadee UI" w:cs="Leelawadee UI"/>
-        <w:spacing w:before="0" w:after="60"/>
-      </w:pPr>
-      <w:r>
-        <w:rPr>
-          <w:rFonts w:ascii="Leelawadee UI" w:hAnsi="Leelawadee UI" w:cs="Leelawadee UI"/>
+        <w:t xml:space="preserve">•  กรอบของปัญหา: ความหน่วงเกิดเฉพาะมุมมอง Admin เห็นทุก CC เท่านั้น · หน้ากรอกของ User = 1 CC เสมอ → ชุดข้อมูลเล็ก ไม่เคยโดน</w:t>
+      </w:r>
+    </w:p>
+    <w:p>
+      <w:pPr>
+        <w:rFonts w:ascii="Leelawadee UI" w:hAnsi="Leelawadee UI" w:cs="Leelawadee UI"/>
+        <w:spacing w:before="80" w:after="40"/>
+      </w:pPr>
+      <w:r>
+        <w:rPr>
+          <w:rFonts w:ascii="Leelawadee UI" w:hAnsi="Leelawadee UI" w:cs="Leelawadee UI"/>
+          <w:b/>
+          <w:bCs/>
+          <w:color w:val="1E3A24"/>
           <w:sz w:val="22"/>
           <w:szCs w:val="22"/>
         </w:rPr>
-        <w:t xml:space="preserve">•  สรุป: ทำงานได้ปกติถ้าใช้ pagination / virtualization + server filter — ไม่ใช่ปัญหา error แต่เป็นเรื่อง UX/ความเร็วที่แก้ด้วยการแบ่งหน้า</w:t>
+        <w:t xml:space="preserve">ทางแก้ฝั่งหลังบ้าน (ทำควบคู่):</w:t>
+      </w:r>
+    </w:p>
+    <w:p>
+      <w:pPr>
+        <w:rFonts w:ascii="Leelawadee UI" w:hAnsi="Leelawadee UI" w:cs="Leelawadee UI"/>
+        <w:spacing w:before="0" w:after="60"/>
+      </w:pPr>
+      <w:r>
+        <w:rPr>
+          <w:rFonts w:ascii="Leelawadee UI" w:hAnsi="Leelawadee UI" w:cs="Leelawadee UI"/>
+          <w:sz w:val="22"/>
+          <w:szCs w:val="22"/>
+        </w:rPr>
+        <w:t xml:space="preserve">•  ใส่ index (cost_center, fiscal_year, gl_account) บนตาราง Pending/Approved ใน Fabric SQL DB — ของฟรี ทำเลย</w:t>
+      </w:r>
+    </w:p>
+    <w:p>
+      <w:pPr>
+        <w:rFonts w:ascii="Leelawadee UI" w:hAnsi="Leelawadee UI" w:cs="Leelawadee UI"/>
+        <w:spacing w:before="0" w:after="60"/>
+      </w:pPr>
+      <w:r>
+        <w:rPr>
+          <w:rFonts w:ascii="Leelawadee UI" w:hAnsi="Leelawadee UI" w:cs="Leelawadee UI"/>
+          <w:sz w:val="22"/>
+          <w:szCs w:val="22"/>
+        </w:rPr>
+        <w:t xml:space="preserve">•  SAP actuals มาจาก Lakehouse gold ผ่าน datawarehouse endpoint (อ่านอย่างเดียว · schema = dbo · aggregate มาแล้ว) → ไม่ join หนักฝั่ง client</w:t>
+      </w:r>
+    </w:p>
+    <w:p>
+      <w:pPr>
+        <w:rFonts w:ascii="Leelawadee UI" w:hAnsi="Leelawadee UI" w:cs="Leelawadee UI"/>
+        <w:spacing w:before="0" w:after="60"/>
+      </w:pPr>
+      <w:r>
+        <w:rPr>
+          <w:rFonts w:ascii="Leelawadee UI" w:hAnsi="Leelawadee UI" w:cs="Leelawadee UI"/>
+          <w:sz w:val="22"/>
+          <w:szCs w:val="22"/>
+        </w:rPr>
+        <w:t xml:space="preserve">•  ถ้ากรองสายงานเดียวแล้วยังได้แถวเยอะ ค่อยเพิ่ม server-side pagination + virtualized table ภายหลัง — ไม่ทำตั้งแต่แรก (เลี่ยง over-engineer ตาม lean)</w:t>
+      </w:r>
+    </w:p>
+    <w:p>
+      <w:pPr>
+        <w:rFonts w:ascii="Leelawadee UI" w:hAnsi="Leelawadee UI" w:cs="Leelawadee UI"/>
+        <w:spacing w:before="80" w:after="120"/>
+      </w:pPr>
+      <w:r>
+        <w:rPr>
+          <w:rFonts w:ascii="Leelawadee UI" w:hAnsi="Leelawadee UI" w:cs="Leelawadee UI"/>
+          <w:b/>
+          <w:bCs/>
+          <w:color w:val="8C6423"/>
+          <w:sz w:val="21"/>
+          <w:szCs w:val="21"/>
+        </w:rPr>
+        <w:t xml:space="preserve">สรุป: ไม่ใช่ปัญหา error · แก้ที่ "เลือกสายงานก่อนดู" (ทำแล้วในแบบ) + index หลังบ้าน · pagination/virtualization เป็นทางสำรองเพิ่มทีหลังถ้าจำเป็น</w:t>
       </w:r>
     </w:p>
     <w:p>
@@ -8450,6 +9148,2694 @@
           <w:sz w:val="30"/>
           <w:szCs w:val="30"/>
         </w:rPr>
+        <w:t xml:space="preserve">11) เครื่องมือบน toolbar · ป้ายปี · สี/การเรียงกลุ่ม GL (ปรับปรุง 2026-06-12)</w:t>
+      </w:r>
+    </w:p>
+    <w:p>
+      <w:pPr>
+        <w:rFonts w:ascii="Leelawadee UI" w:hAnsi="Leelawadee UI" w:cs="Leelawadee UI"/>
+        <w:spacing w:before="0" w:after="120"/>
+      </w:pPr>
+      <w:r>
+        <w:rPr>
+          <w:rFonts w:ascii="Leelawadee UI" w:hAnsi="Leelawadee UI" w:cs="Leelawadee UI"/>
+          <w:sz w:val="21"/>
+          <w:szCs w:val="21"/>
+        </w:rPr>
+        <w:t xml:space="preserve">หลังย้าย Export/Import ไปแถบ Admin (ข้อ 4–5) toolbar เหลือเครื่องมือสำหรับผู้ใช้: ตัวกรองปี, ตัวเลือกฝ่าย (ฝ่าย-picker), ปุ่ม "+ เพิ่ม Transaction" และปุ่ม "แนบไฟล์"</w:t>
+      </w:r>
+    </w:p>
+    <w:p>
+      <w:pPr>
+        <w:rFonts w:ascii="Leelawadee UI" w:hAnsi="Leelawadee UI" w:cs="Leelawadee UI"/>
+        <w:spacing w:before="80" w:after="80"/>
+        <w:jc w:val="center"/>
+        <w:keepNext/>
+      </w:pPr>
+      <w:r>
+        <w:rPr>
+          <w:rFonts w:ascii="Leelawadee UI" w:hAnsi="Leelawadee UI" w:cs="Leelawadee UI"/>
+        </w:rPr>
+        <w:drawing>
+          <wp:inline xmlns:wp="http://schemas.openxmlformats.org/drawingml/2006/wordprocessingDrawing" distT="0" distB="0" distL="0" distR="0">
+            <wp:extent cx="5760720" cy="476555"/>
+            <wp:effectExtent l="0" t="0" r="0" b="0"/>
+            <wp:docPr id="108" name="main_toolbar"/>
+            <wp:cNvGraphicFramePr>
+              <a:graphicFrameLocks xmlns:a="http://schemas.openxmlformats.org/drawingml/2006/main" noChangeAspect="1"/>
+            </wp:cNvGraphicFramePr>
+            <a:graphic xmlns:a="http://schemas.openxmlformats.org/drawingml/2006/main">
+              <a:graphicData uri="http://schemas.openxmlformats.org/drawingml/2006/picture">
+                <pic:pic xmlns:pic="http://schemas.openxmlformats.org/drawingml/2006/picture">
+                  <pic:nvPicPr>
+                    <pic:cNvPr id="108" name="main_toolbar"/>
+                    <pic:cNvPicPr/>
+                  </pic:nvPicPr>
+                  <pic:blipFill>
+                    <a:blip xmlns:r="http://schemas.openxmlformats.org/officeDocument/2006/relationships" r:embed="rId16"/>
+                    <a:stretch>
+                      <a:fillRect/>
+                    </a:stretch>
+                  </pic:blipFill>
+                  <pic:spPr>
+                    <a:xfrm>
+                      <a:off x="0" y="0"/>
+                      <a:ext cx="5760720" cy="476555"/>
+                    </a:xfrm>
+                    <a:prstGeom prst="rect">
+                      <a:avLst/>
+                    </a:prstGeom>
+                  </pic:spPr>
+                </pic:pic>
+              </a:graphicData>
+            </a:graphic>
+          </wp:inline>
+        </w:drawing>
+      </w:r>
+    </w:p>
+    <w:tbl>
+      <w:tblPr>
+        <w:tblW w:w="5000" w:type="pct"/>
+        <w:tblBorders>
+          <w:top w:val="single" w:sz="4" w:space="0" w:color="9AB59A"/>
+          <w:left w:val="single" w:sz="4" w:space="0" w:color="9AB59A"/>
+          <w:bottom w:val="single" w:sz="4" w:space="0" w:color="9AB59A"/>
+          <w:right w:val="single" w:sz="4" w:space="0" w:color="9AB59A"/>
+          <w:insideH w:val="single" w:sz="4" w:space="0" w:color="C7D6C7"/>
+          <w:insideV w:val="single" w:sz="4" w:space="0" w:color="C7D6C7"/>
+        </w:tblBorders>
+        <w:tblLayout w:type="fixed"/>
+      </w:tblPr>
+      <w:tblGrid>
+        <w:gridCol w:w="620"/>
+        <w:gridCol w:w="3700"/>
+        <w:gridCol w:w="5040"/>
+      </w:tblGrid>
+      <w:tr>
+        <w:trPr>
+          <w:tblHeader/>
+        </w:trPr>
+        <w:tc>
+          <w:tcPr>
+            <w:tcW w:w="620" w:type="dxa"/>
+            <w:shd w:val="clear" w:color="auto" w:fill="E8F0E8"/>
+            <w:tcMar>
+              <w:top w:w="40" w:type="dxa"/>
+              <w:bottom w:w="40" w:type="dxa"/>
+              <w:left w:w="80" w:type="dxa"/>
+              <w:right w:w="80" w:type="dxa"/>
+            </w:tcMar>
+            <w:vAlign w:val="center"/>
+          </w:tcPr>
+          <w:p>
+            <w:pPr>
+              <w:rFonts w:ascii="Leelawadee UI" w:hAnsi="Leelawadee UI" w:cs="Leelawadee UI"/>
+              <w:spacing w:before="20" w:after="20"/>
+            </w:pPr>
+            <w:r>
+              <w:rPr>
+                <w:rFonts w:ascii="Leelawadee UI" w:hAnsi="Leelawadee UI" w:cs="Leelawadee UI"/>
+                <w:b/>
+                <w:bCs/>
+                <w:color w:val="1E3A24"/>
+                <w:sz w:val="18"/>
+                <w:szCs w:val="18"/>
+              </w:rPr>
+              <w:t xml:space="preserve">#</w:t>
+            </w:r>
+          </w:p>
+        </w:tc>
+        <w:tc>
+          <w:tcPr>
+            <w:tcW w:w="3700" w:type="dxa"/>
+            <w:shd w:val="clear" w:color="auto" w:fill="E8F0E8"/>
+            <w:tcMar>
+              <w:top w:w="40" w:type="dxa"/>
+              <w:bottom w:w="40" w:type="dxa"/>
+              <w:left w:w="80" w:type="dxa"/>
+              <w:right w:w="80" w:type="dxa"/>
+            </w:tcMar>
+            <w:vAlign w:val="center"/>
+          </w:tcPr>
+          <w:p>
+            <w:pPr>
+              <w:rFonts w:ascii="Leelawadee UI" w:hAnsi="Leelawadee UI" w:cs="Leelawadee UI"/>
+              <w:spacing w:before="20" w:after="20"/>
+            </w:pPr>
+            <w:r>
+              <w:rPr>
+                <w:rFonts w:ascii="Leelawadee UI" w:hAnsi="Leelawadee UI" w:cs="Leelawadee UI"/>
+                <w:b/>
+                <w:bCs/>
+                <w:color w:val="1E3A24"/>
+                <w:sz w:val="18"/>
+                <w:szCs w:val="18"/>
+              </w:rPr>
+              <w:t xml:space="preserve">จุด</w:t>
+            </w:r>
+          </w:p>
+        </w:tc>
+        <w:tc>
+          <w:tcPr>
+            <w:tcW w:w="5040" w:type="dxa"/>
+            <w:shd w:val="clear" w:color="auto" w:fill="E8F0E8"/>
+            <w:tcMar>
+              <w:top w:w="40" w:type="dxa"/>
+              <w:bottom w:w="40" w:type="dxa"/>
+              <w:left w:w="80" w:type="dxa"/>
+              <w:right w:w="80" w:type="dxa"/>
+            </w:tcMar>
+            <w:vAlign w:val="center"/>
+          </w:tcPr>
+          <w:p>
+            <w:pPr>
+              <w:rFonts w:ascii="Leelawadee UI" w:hAnsi="Leelawadee UI" w:cs="Leelawadee UI"/>
+              <w:spacing w:before="20" w:after="20"/>
+            </w:pPr>
+            <w:r>
+              <w:rPr>
+                <w:rFonts w:ascii="Leelawadee UI" w:hAnsi="Leelawadee UI" w:cs="Leelawadee UI"/>
+                <w:b/>
+                <w:bCs/>
+                <w:color w:val="1E3A24"/>
+                <w:sz w:val="18"/>
+                <w:szCs w:val="18"/>
+              </w:rPr>
+              <w:t xml:space="preserve">ความหมาย</w:t>
+            </w:r>
+          </w:p>
+        </w:tc>
+      </w:tr>
+      <w:tr>
+        <w:tc>
+          <w:tcPr>
+            <w:tcW w:w="620" w:type="dxa"/>
+            <w:tcMar>
+              <w:top w:w="40" w:type="dxa"/>
+              <w:bottom w:w="40" w:type="dxa"/>
+              <w:left w:w="80" w:type="dxa"/>
+              <w:right w:w="80" w:type="dxa"/>
+            </w:tcMar>
+            <w:vAlign w:val="center"/>
+          </w:tcPr>
+          <w:p>
+            <w:pPr>
+              <w:rFonts w:ascii="Leelawadee UI" w:hAnsi="Leelawadee UI" w:cs="Leelawadee UI"/>
+              <w:spacing w:before="20" w:after="20"/>
+            </w:pPr>
+            <w:r>
+              <w:rPr>
+                <w:rFonts w:ascii="Leelawadee UI" w:hAnsi="Leelawadee UI" w:cs="Leelawadee UI"/>
+                <w:sz w:val="17"/>
+                <w:szCs w:val="17"/>
+              </w:rPr>
+              <w:t xml:space="preserve">①</w:t>
+            </w:r>
+          </w:p>
+        </w:tc>
+        <w:tc>
+          <w:tcPr>
+            <w:tcW w:w="3700" w:type="dxa"/>
+            <w:tcMar>
+              <w:top w:w="40" w:type="dxa"/>
+              <w:bottom w:w="40" w:type="dxa"/>
+              <w:left w:w="80" w:type="dxa"/>
+              <w:right w:w="80" w:type="dxa"/>
+            </w:tcMar>
+            <w:vAlign w:val="center"/>
+          </w:tcPr>
+          <w:p>
+            <w:pPr>
+              <w:rFonts w:ascii="Leelawadee UI" w:hAnsi="Leelawadee UI" w:cs="Leelawadee UI"/>
+              <w:spacing w:before="20" w:after="20"/>
+            </w:pPr>
+            <w:r>
+              <w:rPr>
+                <w:rFonts w:ascii="Leelawadee UI" w:hAnsi="Leelawadee UI" w:cs="Leelawadee UI"/>
+                <w:sz w:val="17"/>
+                <w:szCs w:val="17"/>
+              </w:rPr>
+              <w:t xml:space="preserve">ตัวกรองปี (Year filter)</w:t>
+            </w:r>
+          </w:p>
+        </w:tc>
+        <w:tc>
+          <w:tcPr>
+            <w:tcW w:w="5040" w:type="dxa"/>
+            <w:tcMar>
+              <w:top w:w="40" w:type="dxa"/>
+              <w:bottom w:w="40" w:type="dxa"/>
+              <w:left w:w="80" w:type="dxa"/>
+              <w:right w:w="80" w:type="dxa"/>
+            </w:tcMar>
+            <w:vAlign w:val="center"/>
+          </w:tcPr>
+          <w:p>
+            <w:pPr>
+              <w:rFonts w:ascii="Leelawadee UI" w:hAnsi="Leelawadee UI" w:cs="Leelawadee UI"/>
+              <w:spacing w:before="20" w:after="20"/>
+            </w:pPr>
+            <w:r>
+              <w:rPr>
+                <w:rFonts w:ascii="Leelawadee UI" w:hAnsi="Leelawadee UI" w:cs="Leelawadee UI"/>
+                <w:sz w:val="17"/>
+                <w:szCs w:val="17"/>
+              </w:rPr>
+              <w:t xml:space="preserve">FY2024 / 2025 / 2026 — เป็นมุมมอง · กำหนดปีในป้ายวงเล็บ + ชื่อไฟล์ Export</w:t>
+            </w:r>
+          </w:p>
+        </w:tc>
+      </w:tr>
+      <w:tr>
+        <w:tc>
+          <w:tcPr>
+            <w:tcW w:w="620" w:type="dxa"/>
+            <w:tcMar>
+              <w:top w:w="40" w:type="dxa"/>
+              <w:bottom w:w="40" w:type="dxa"/>
+              <w:left w:w="80" w:type="dxa"/>
+              <w:right w:w="80" w:type="dxa"/>
+            </w:tcMar>
+            <w:vAlign w:val="center"/>
+          </w:tcPr>
+          <w:p>
+            <w:pPr>
+              <w:rFonts w:ascii="Leelawadee UI" w:hAnsi="Leelawadee UI" w:cs="Leelawadee UI"/>
+              <w:spacing w:before="20" w:after="20"/>
+            </w:pPr>
+            <w:r>
+              <w:rPr>
+                <w:rFonts w:ascii="Leelawadee UI" w:hAnsi="Leelawadee UI" w:cs="Leelawadee UI"/>
+                <w:sz w:val="17"/>
+                <w:szCs w:val="17"/>
+              </w:rPr>
+              <w:t xml:space="preserve">②</w:t>
+            </w:r>
+          </w:p>
+        </w:tc>
+        <w:tc>
+          <w:tcPr>
+            <w:tcW w:w="3700" w:type="dxa"/>
+            <w:tcMar>
+              <w:top w:w="40" w:type="dxa"/>
+              <w:bottom w:w="40" w:type="dxa"/>
+              <w:left w:w="80" w:type="dxa"/>
+              <w:right w:w="80" w:type="dxa"/>
+            </w:tcMar>
+            <w:vAlign w:val="center"/>
+          </w:tcPr>
+          <w:p>
+            <w:pPr>
+              <w:rFonts w:ascii="Leelawadee UI" w:hAnsi="Leelawadee UI" w:cs="Leelawadee UI"/>
+              <w:spacing w:before="20" w:after="20"/>
+            </w:pPr>
+            <w:r>
+              <w:rPr>
+                <w:rFonts w:ascii="Leelawadee UI" w:hAnsi="Leelawadee UI" w:cs="Leelawadee UI"/>
+                <w:sz w:val="17"/>
+                <w:szCs w:val="17"/>
+              </w:rPr>
+              <w:t xml:space="preserve">ตัวเลือกฝ่าย (ฝ่าย-picker)</w:t>
+            </w:r>
+          </w:p>
+        </w:tc>
+        <w:tc>
+          <w:tcPr>
+            <w:tcW w:w="5040" w:type="dxa"/>
+            <w:tcMar>
+              <w:top w:w="40" w:type="dxa"/>
+              <w:bottom w:w="40" w:type="dxa"/>
+              <w:left w:w="80" w:type="dxa"/>
+              <w:right w:w="80" w:type="dxa"/>
+            </w:tcMar>
+            <w:vAlign w:val="center"/>
+          </w:tcPr>
+          <w:p>
+            <w:pPr>
+              <w:rFonts w:ascii="Leelawadee UI" w:hAnsi="Leelawadee UI" w:cs="Leelawadee UI"/>
+              <w:spacing w:before="20" w:after="20"/>
+            </w:pPr>
+            <w:r>
+              <w:rPr>
+                <w:rFonts w:ascii="Leelawadee UI" w:hAnsi="Leelawadee UI" w:cs="Leelawadee UI"/>
+                <w:sz w:val="17"/>
+                <w:szCs w:val="17"/>
+              </w:rPr>
+              <w:t xml:space="preserve">ปุ่มเปิดแผงเลือกฝ่าย — ล็อกหน้าเหลือ 1 (ฝ่าย, ปี) = หน่วยอนุมัติ (ดูข้อ 13) · แทนตัวกรองสายงานเดิม</w:t>
+            </w:r>
+          </w:p>
+        </w:tc>
+      </w:tr>
+      <w:tr>
+        <w:tc>
+          <w:tcPr>
+            <w:tcW w:w="620" w:type="dxa"/>
+            <w:tcMar>
+              <w:top w:w="40" w:type="dxa"/>
+              <w:bottom w:w="40" w:type="dxa"/>
+              <w:left w:w="80" w:type="dxa"/>
+              <w:right w:w="80" w:type="dxa"/>
+            </w:tcMar>
+            <w:vAlign w:val="center"/>
+          </w:tcPr>
+          <w:p>
+            <w:pPr>
+              <w:rFonts w:ascii="Leelawadee UI" w:hAnsi="Leelawadee UI" w:cs="Leelawadee UI"/>
+              <w:spacing w:before="20" w:after="20"/>
+            </w:pPr>
+            <w:r>
+              <w:rPr>
+                <w:rFonts w:ascii="Leelawadee UI" w:hAnsi="Leelawadee UI" w:cs="Leelawadee UI"/>
+                <w:sz w:val="17"/>
+                <w:szCs w:val="17"/>
+              </w:rPr>
+              <w:t xml:space="preserve">③</w:t>
+            </w:r>
+          </w:p>
+        </w:tc>
+        <w:tc>
+          <w:tcPr>
+            <w:tcW w:w="3700" w:type="dxa"/>
+            <w:tcMar>
+              <w:top w:w="40" w:type="dxa"/>
+              <w:bottom w:w="40" w:type="dxa"/>
+              <w:left w:w="80" w:type="dxa"/>
+              <w:right w:w="80" w:type="dxa"/>
+            </w:tcMar>
+            <w:vAlign w:val="center"/>
+          </w:tcPr>
+          <w:p>
+            <w:pPr>
+              <w:rFonts w:ascii="Leelawadee UI" w:hAnsi="Leelawadee UI" w:cs="Leelawadee UI"/>
+              <w:spacing w:before="20" w:after="20"/>
+            </w:pPr>
+            <w:r>
+              <w:rPr>
+                <w:rFonts w:ascii="Leelawadee UI" w:hAnsi="Leelawadee UI" w:cs="Leelawadee UI"/>
+                <w:sz w:val="17"/>
+                <w:szCs w:val="17"/>
+              </w:rPr>
+              <w:t xml:space="preserve">ปุ่ม + เพิ่ม Transaction</w:t>
+            </w:r>
+          </w:p>
+        </w:tc>
+        <w:tc>
+          <w:tcPr>
+            <w:tcW w:w="5040" w:type="dxa"/>
+            <w:tcMar>
+              <w:top w:w="40" w:type="dxa"/>
+              <w:bottom w:w="40" w:type="dxa"/>
+              <w:left w:w="80" w:type="dxa"/>
+              <w:right w:w="80" w:type="dxa"/>
+            </w:tcMar>
+            <w:vAlign w:val="center"/>
+          </w:tcPr>
+          <w:p>
+            <w:pPr>
+              <w:rFonts w:ascii="Leelawadee UI" w:hAnsi="Leelawadee UI" w:cs="Leelawadee UI"/>
+              <w:spacing w:before="20" w:after="20"/>
+            </w:pPr>
+            <w:r>
+              <w:rPr>
+                <w:rFonts w:ascii="Leelawadee UI" w:hAnsi="Leelawadee UI" w:cs="Leelawadee UI"/>
+                <w:sz w:val="17"/>
+                <w:szCs w:val="17"/>
+              </w:rPr>
+              <w:t xml:space="preserve">เพิ่มแถว Cost Center × GL เอง (CC จำกัดตามฝ่ายที่ผู้ใช้กรอกได้)</w:t>
+            </w:r>
+          </w:p>
+        </w:tc>
+      </w:tr>
+      <w:tr>
+        <w:tc>
+          <w:tcPr>
+            <w:tcW w:w="620" w:type="dxa"/>
+            <w:tcMar>
+              <w:top w:w="40" w:type="dxa"/>
+              <w:bottom w:w="40" w:type="dxa"/>
+              <w:left w:w="80" w:type="dxa"/>
+              <w:right w:w="80" w:type="dxa"/>
+            </w:tcMar>
+            <w:vAlign w:val="center"/>
+          </w:tcPr>
+          <w:p>
+            <w:pPr>
+              <w:rFonts w:ascii="Leelawadee UI" w:hAnsi="Leelawadee UI" w:cs="Leelawadee UI"/>
+              <w:spacing w:before="20" w:after="20"/>
+            </w:pPr>
+            <w:r>
+              <w:rPr>
+                <w:rFonts w:ascii="Leelawadee UI" w:hAnsi="Leelawadee UI" w:cs="Leelawadee UI"/>
+                <w:sz w:val="17"/>
+                <w:szCs w:val="17"/>
+              </w:rPr>
+              <w:t xml:space="preserve">④</w:t>
+            </w:r>
+          </w:p>
+        </w:tc>
+        <w:tc>
+          <w:tcPr>
+            <w:tcW w:w="3700" w:type="dxa"/>
+            <w:tcMar>
+              <w:top w:w="40" w:type="dxa"/>
+              <w:bottom w:w="40" w:type="dxa"/>
+              <w:left w:w="80" w:type="dxa"/>
+              <w:right w:w="80" w:type="dxa"/>
+            </w:tcMar>
+            <w:vAlign w:val="center"/>
+          </w:tcPr>
+          <w:p>
+            <w:pPr>
+              <w:rFonts w:ascii="Leelawadee UI" w:hAnsi="Leelawadee UI" w:cs="Leelawadee UI"/>
+              <w:spacing w:before="20" w:after="20"/>
+            </w:pPr>
+            <w:r>
+              <w:rPr>
+                <w:rFonts w:ascii="Leelawadee UI" w:hAnsi="Leelawadee UI" w:cs="Leelawadee UI"/>
+                <w:sz w:val="17"/>
+                <w:szCs w:val="17"/>
+              </w:rPr>
+              <w:t xml:space="preserve">ปุ่ม แนบไฟล์</w:t>
+            </w:r>
+          </w:p>
+        </w:tc>
+        <w:tc>
+          <w:tcPr>
+            <w:tcW w:w="5040" w:type="dxa"/>
+            <w:tcMar>
+              <w:top w:w="40" w:type="dxa"/>
+              <w:bottom w:w="40" w:type="dxa"/>
+              <w:left w:w="80" w:type="dxa"/>
+              <w:right w:w="80" w:type="dxa"/>
+            </w:tcMar>
+            <w:vAlign w:val="center"/>
+          </w:tcPr>
+          <w:p>
+            <w:pPr>
+              <w:rFonts w:ascii="Leelawadee UI" w:hAnsi="Leelawadee UI" w:cs="Leelawadee UI"/>
+              <w:spacing w:before="20" w:after="20"/>
+            </w:pPr>
+            <w:r>
+              <w:rPr>
+                <w:rFonts w:ascii="Leelawadee UI" w:hAnsi="Leelawadee UI" w:cs="Leelawadee UI"/>
+                <w:sz w:val="17"/>
+                <w:szCs w:val="17"/>
+              </w:rPr>
+              <w:t xml:space="preserve">เก็บเอกสารประกอบเข้า SharePoint ตามฝ่าย+ปี</w:t>
+            </w:r>
+          </w:p>
+        </w:tc>
+      </w:tr>
+    </w:tbl>
+    <w:p>
+      <w:pPr>
+        <w:rFonts w:ascii="Leelawadee UI" w:hAnsi="Leelawadee UI" w:cs="Leelawadee UI"/>
+        <w:spacing w:before="0" w:after="80"/>
+      </w:pPr>
+      <w:r>
+        <w:rPr>
+          <w:rFonts w:ascii="Leelawadee UI" w:hAnsi="Leelawadee UI" w:cs="Leelawadee UI"/>
+          <w:sz w:val="8"/>
+          <w:szCs w:val="8"/>
+        </w:rPr>
+        <w:t xml:space="preserve"/>
+      </w:r>
+    </w:p>
+    <w:p>
+      <w:pPr>
+        <w:rFonts w:ascii="Leelawadee UI" w:hAnsi="Leelawadee UI" w:cs="Leelawadee UI"/>
+        <w:spacing w:before="80" w:after="40"/>
+      </w:pPr>
+      <w:r>
+        <w:rPr>
+          <w:rFonts w:ascii="Leelawadee UI" w:hAnsi="Leelawadee UI" w:cs="Leelawadee UI"/>
+          <w:b/>
+          <w:bCs/>
+          <w:color w:val="1E3A24"/>
+          <w:sz w:val="22"/>
+          <w:szCs w:val="22"/>
+        </w:rPr>
+        <w:t xml:space="preserve">(11.1) ตารางแสดงแถวไหน + ปุ่ม "+ เพิ่ม Transaction"</w:t>
+      </w:r>
+    </w:p>
+    <w:p>
+      <w:pPr>
+        <w:rFonts w:ascii="Leelawadee UI" w:hAnsi="Leelawadee UI" w:cs="Leelawadee UI"/>
+        <w:spacing w:before="0" w:after="120"/>
+      </w:pPr>
+      <w:r>
+        <w:rPr>
+          <w:rFonts w:ascii="Leelawadee UI" w:hAnsi="Leelawadee UI" w:cs="Leelawadee UI"/>
+          <w:sz w:val="21"/>
+          <w:szCs w:val="21"/>
+        </w:rPr>
+        <w:t xml:space="preserve">ตารางไม่ได้แสดง GL ทุกตัว — แถว (Cost Center × GL × ปี) ที่โผล่มาจาก 3 แหล่งรวมกัน โดยมี "SAP · ใช้จริง เป็นตัวนำ": GL ที่เคยมียอดจริงใน SAP ปีนั้นจะโผล่ก่อน (Approved/Pending แสดงข้างกันรอกรอก) · นอกจากนี้ยังโผล่ถ้ามีข้อมูลใน Approved (เช่น GL/CC ใหม่จากการ import) หรือ Pending (ที่กรอกไว้)</w:t>
+      </w:r>
+    </w:p>
+    <w:p>
+      <w:pPr>
+        <w:rFonts w:ascii="Leelawadee UI" w:hAnsi="Leelawadee UI" w:cs="Leelawadee UI"/>
+        <w:spacing w:before="0" w:after="60"/>
+      </w:pPr>
+      <w:r>
+        <w:rPr>
+          <w:rFonts w:ascii="Leelawadee UI" w:hAnsi="Leelawadee UI" w:cs="Leelawadee UI"/>
+          <w:sz w:val="20"/>
+          <w:szCs w:val="20"/>
+        </w:rPr>
+        <w:t xml:space="preserve">•  กฎการแสดงแถว = SAP actual (ตัวนำ) ∪ มี Approved ∪ มี Pending — มีข้อมูลแหล่งใดก็โผล่ · พอมีแล้วจะ "ค้างถาวร" โผล่ทุกครั้ง (งบที่กรอก/import ไม่หาย) — ดู ADR-0010</w:t>
+      </w:r>
+    </w:p>
+    <w:p>
+      <w:pPr>
+        <w:rFonts w:ascii="Leelawadee UI" w:hAnsi="Leelawadee UI" w:cs="Leelawadee UI"/>
+        <w:spacing w:before="0" w:after="60"/>
+      </w:pPr>
+      <w:r>
+        <w:rPr>
+          <w:rFonts w:ascii="Leelawadee UI" w:hAnsi="Leelawadee UI" w:cs="Leelawadee UI"/>
+          <w:sz w:val="20"/>
+          <w:szCs w:val="20"/>
+        </w:rPr>
+        <w:t xml:space="preserve">•  GL ที่ไม่เคยมี actual และยังไม่มีงบ → ไม่โผล่ตอนแรก · ถ้าจะใช้ปีนี้ ให้กด "+ เพิ่ม Transaction" (ไม่ใช่ระบบเสีย — แค่ยังไม่มีข้อมูลแหล่งใดเลย)</w:t>
+      </w:r>
+    </w:p>
+    <w:p>
+      <w:pPr>
+        <w:rFonts w:ascii="Leelawadee UI" w:hAnsi="Leelawadee UI" w:cs="Leelawadee UI"/>
+        <w:spacing w:before="0" w:after="60"/>
+      </w:pPr>
+      <w:r>
+        <w:rPr>
+          <w:rFonts w:ascii="Leelawadee UI" w:hAnsi="Leelawadee UI" w:cs="Leelawadee UI"/>
+          <w:sz w:val="20"/>
+          <w:szCs w:val="20"/>
+        </w:rPr>
+        <w:t xml:space="preserve">•  ปุ่ม + เพิ่ม Transaction: เลือก Cost Center + GL Code จาก dropdown ที่ดึงจาก master — รายการ CC กรองเฉพาะฝ่ายที่ผู้ใช้กรอกได้ (fill-scope)</w:t>
+      </w:r>
+    </w:p>
+    <w:p>
+      <w:pPr>
+        <w:rFonts w:ascii="Leelawadee UI" w:hAnsi="Leelawadee UI" w:cs="Leelawadee UI"/>
+        <w:spacing w:before="0" w:after="60"/>
+      </w:pPr>
+      <w:r>
+        <w:rPr>
+          <w:rFonts w:ascii="Leelawadee UI" w:hAnsi="Leelawadee UI" w:cs="Leelawadee UI"/>
+          <w:sz w:val="20"/>
+          <w:szCs w:val="20"/>
+        </w:rPr>
+        <w:t xml:space="preserve">•  ถ้า GL ที่เลือกเป็นกลุ่มพิเศษ → แถวเข้าโหมด subform อัตโนมัติ (ช่องรายเดือน read-only + ปุ่มใส่รายละเอียด) เหมือนแถวพิเศษทั่วไป · Travelling → เปิด Trip Manager → กรอกเสร็จ ยอดรวมโผล่หน้าหลักเหมือน GL อื่น (ดูเอกสาร 02)</w:t>
+      </w:r>
+    </w:p>
+    <w:p>
+      <w:pPr>
+        <w:rFonts w:ascii="Leelawadee UI" w:hAnsi="Leelawadee UI" w:cs="Leelawadee UI"/>
+        <w:spacing w:before="0" w:after="60"/>
+      </w:pPr>
+      <w:r>
+        <w:rPr>
+          <w:rFonts w:ascii="Leelawadee UI" w:hAnsi="Leelawadee UI" w:cs="Leelawadee UI"/>
+          <w:sz w:val="20"/>
+          <w:szCs w:val="20"/>
+        </w:rPr>
+        <w:t xml:space="preserve">•  เลือก CC+GL ซ้ำของเดิม = ลงที่แถวเดิม (ไม่เพิ่มซ้ำ)</w:t>
+      </w:r>
+    </w:p>
+    <w:p>
+      <w:pPr>
+        <w:rFonts w:ascii="Leelawadee UI" w:hAnsi="Leelawadee UI" w:cs="Leelawadee UI"/>
+        <w:spacing w:before="120" w:after="40"/>
+      </w:pPr>
+      <w:r>
+        <w:rPr>
+          <w:rFonts w:ascii="Leelawadee UI" w:hAnsi="Leelawadee UI" w:cs="Leelawadee UI"/>
+          <w:b/>
+          <w:bCs/>
+          <w:color w:val="1E3A24"/>
+          <w:sz w:val="22"/>
+          <w:szCs w:val="22"/>
+        </w:rPr>
+        <w:t xml:space="preserve">(11.2) ปุ่ม "แนบไฟล์" — เก็บเอกสารเข้า SharePoint ตามฝ่าย + ปี</w:t>
+      </w:r>
+    </w:p>
+    <w:p>
+      <w:pPr>
+        <w:rFonts w:ascii="Leelawadee UI" w:hAnsi="Leelawadee UI" w:cs="Leelawadee UI"/>
+        <w:spacing w:before="0" w:after="60"/>
+      </w:pPr>
+      <w:r>
+        <w:rPr>
+          <w:rFonts w:ascii="Leelawadee UI" w:hAnsi="Leelawadee UI" w:cs="Leelawadee UI"/>
+          <w:sz w:val="20"/>
+          <w:szCs w:val="20"/>
+        </w:rPr>
+        <w:t xml:space="preserve">•  รองรับ pdf / xlsx / xls / png / jpg · เก็บเข้าโฟลเดอร์ปลายทางตามรูปแบบ &lt;ฝ่าย&gt; / &lt;ปี&gt; / (เช่น Solution Delivery / 2026 /)</w:t>
+      </w:r>
+    </w:p>
+    <w:p>
+      <w:pPr>
+        <w:rFonts w:ascii="Leelawadee UI" w:hAnsi="Leelawadee UI" w:cs="Leelawadee UI"/>
+        <w:spacing w:before="0" w:after="60"/>
+      </w:pPr>
+      <w:r>
+        <w:rPr>
+          <w:rFonts w:ascii="Leelawadee UI" w:hAnsi="Leelawadee UI" w:cs="Leelawadee UI"/>
+          <w:sz w:val="20"/>
+          <w:szCs w:val="20"/>
+        </w:rPr>
+        <w:t xml:space="preserve">•  ฝ่าย + ปี ของปลายทาง "ล้อตามตัวกรองหน้าหลัก" — แสดงแบบอ่านอย่างเดียวใน modal (ไม่มี dropdown ให้เลือกซ้ำ)</w:t>
+      </w:r>
+    </w:p>
+    <w:p>
+      <w:pPr>
+        <w:rFonts w:ascii="Leelawadee UI" w:hAnsi="Leelawadee UI" w:cs="Leelawadee UI"/>
+        <w:spacing w:before="0" w:after="60"/>
+      </w:pPr>
+      <w:r>
+        <w:rPr>
+          <w:rFonts w:ascii="Leelawadee UI" w:hAnsi="Leelawadee UI" w:cs="Leelawadee UI"/>
+          <w:sz w:val="20"/>
+          <w:szCs w:val="20"/>
+        </w:rPr>
+        <w:t xml:space="preserve">•  เก็บที่ SharePoint (ไม่เก็บใน DB) — โฟลเดอร์ = ดัชนี (ฝ่าย+ปี) · ผู้แนบ/วันที่ได้จาก metadata ของ SharePoint</w:t>
+      </w:r>
+    </w:p>
+    <w:p>
+      <w:pPr>
+        <w:rFonts w:ascii="Leelawadee UI" w:hAnsi="Leelawadee UI" w:cs="Leelawadee UI"/>
+        <w:spacing w:before="0" w:after="60"/>
+      </w:pPr>
+      <w:r>
+        <w:rPr>
+          <w:rFonts w:ascii="Leelawadee UI" w:hAnsi="Leelawadee UI" w:cs="Leelawadee UI"/>
+          <w:sz w:val="20"/>
+          <w:szCs w:val="20"/>
+        </w:rPr>
+        <w:t xml:space="preserve">•  รากโฟลเดอร์ (SharePoint root) อยู่ระหว่างกำหนด — ในแบบยังเป็น placeholder</w:t>
+      </w:r>
+    </w:p>
+    <w:p>
+      <w:pPr>
+        <w:rFonts w:ascii="Leelawadee UI" w:hAnsi="Leelawadee UI" w:cs="Leelawadee UI"/>
+        <w:spacing w:before="120" w:after="40"/>
+      </w:pPr>
+      <w:r>
+        <w:rPr>
+          <w:rFonts w:ascii="Leelawadee UI" w:hAnsi="Leelawadee UI" w:cs="Leelawadee UI"/>
+          <w:b/>
+          <w:bCs/>
+          <w:color w:val="1E3A24"/>
+          <w:sz w:val="22"/>
+          <w:szCs w:val="22"/>
+        </w:rPr>
+        <w:t xml:space="preserve">(11.3) ป้ายปีในวงเล็บ — SAP (Y) · Approved (Y) · Pending (Y+1)</w:t>
+      </w:r>
+    </w:p>
+    <w:p>
+      <w:pPr>
+        <w:rFonts w:ascii="Leelawadee UI" w:hAnsi="Leelawadee UI" w:cs="Leelawadee UI"/>
+        <w:spacing w:before="0" w:after="60"/>
+      </w:pPr>
+      <w:r>
+        <w:rPr>
+          <w:rFonts w:ascii="Leelawadee UI" w:hAnsi="Leelawadee UI" w:cs="Leelawadee UI"/>
+          <w:sz w:val="20"/>
+          <w:szCs w:val="20"/>
+        </w:rPr>
+        <w:t xml:space="preserve">•  ทุกแถว + legend แสดงปีในวงเล็บ · ยืนปีปัจจุบัน Y → SAP/Approved = ปีปัจจุบัน (Y) · Pending = ปีที่วางแผน (Y+1)</w:t>
+      </w:r>
+    </w:p>
+    <w:p>
+      <w:pPr>
+        <w:rFonts w:ascii="Leelawadee UI" w:hAnsi="Leelawadee UI" w:cs="Leelawadee UI"/>
+        <w:spacing w:before="0" w:after="60"/>
+      </w:pPr>
+      <w:r>
+        <w:rPr>
+          <w:rFonts w:ascii="Leelawadee UI" w:hAnsi="Leelawadee UI" w:cs="Leelawadee UI"/>
+          <w:sz w:val="20"/>
+          <w:szCs w:val="20"/>
+        </w:rPr>
+        <w:t xml:space="preserve">•  เปลี่ยนตามตัวกรองปี เช่น เลือก 2026 → SAP (2026) · Approved (2026) · Pending (2027) — กรอกงบปีหน้า เทียบของปีนี้</w:t>
+      </w:r>
+    </w:p>
+    <w:p>
+      <w:pPr>
+        <w:rFonts w:ascii="Leelawadee UI" w:hAnsi="Leelawadee UI" w:cs="Leelawadee UI"/>
+        <w:spacing w:before="120" w:after="40"/>
+      </w:pPr>
+      <w:r>
+        <w:rPr>
+          <w:rFonts w:ascii="Leelawadee UI" w:hAnsi="Leelawadee UI" w:cs="Leelawadee UI"/>
+          <w:b/>
+          <w:bCs/>
+          <w:color w:val="1E3A24"/>
+          <w:sz w:val="22"/>
+          <w:szCs w:val="22"/>
+        </w:rPr>
+        <w:t xml:space="preserve">(11.4) สีกลุ่ม GL พิเศษ + เรียงตามกลุ่ม</w:t>
+      </w:r>
+    </w:p>
+    <w:p>
+      <w:pPr>
+        <w:rFonts w:ascii="Leelawadee UI" w:hAnsi="Leelawadee UI" w:cs="Leelawadee UI"/>
+        <w:spacing w:before="0" w:after="60"/>
+      </w:pPr>
+      <w:r>
+        <w:rPr>
+          <w:rFonts w:ascii="Leelawadee UI" w:hAnsi="Leelawadee UI" w:cs="Leelawadee UI"/>
+          <w:sz w:val="20"/>
+          <w:szCs w:val="20"/>
+        </w:rPr>
+        <w:t xml:space="preserve">•  ตารางเรียงตามกลุ่ม GL (gl_group) แล้วตามรหัส GL — กลุ่มเดียวกันอยู่ติดกัน</w:t>
+      </w:r>
+    </w:p>
+    <w:p>
+      <w:pPr>
+        <w:rFonts w:ascii="Leelawadee UI" w:hAnsi="Leelawadee UI" w:cs="Leelawadee UI"/>
+        <w:spacing w:before="0" w:after="60"/>
+      </w:pPr>
+      <w:r>
+        <w:rPr>
+          <w:rFonts w:ascii="Leelawadee UI" w:hAnsi="Leelawadee UI" w:cs="Leelawadee UI"/>
+          <w:sz w:val="20"/>
+          <w:szCs w:val="20"/>
+        </w:rPr>
+        <w:t xml:space="preserve">•  ป้ายกลุ่ม GL พิเศษเป็นสีเฉพาะกลุ่ม (เดิมเป็นสีรุ้ง): Entertainment = เหลือง · Lease &amp; Rental = ชมพู · Professional &amp; Legal Fee = ม่วง · Public Relation &amp; Donation = ส้ม · Training &amp; Seminar = ฟ้า · Travelling Expense = เขียว</w:t>
+      </w:r>
+    </w:p>
+    <w:p>
+      <w:pPr>
+        <w:rFonts w:ascii="Leelawadee UI" w:hAnsi="Leelawadee UI" w:cs="Leelawadee UI"/>
+        <w:spacing w:before="240" w:after="120"/>
+        <w:keepNext/>
+      </w:pPr>
+      <w:r>
+        <w:rPr>
+          <w:rFonts w:ascii="Leelawadee UI" w:hAnsi="Leelawadee UI" w:cs="Leelawadee UI"/>
+          <w:b/>
+          <w:bCs/>
+          <w:color w:val="2F6B3F"/>
+          <w:sz w:val="30"/>
+          <w:szCs w:val="30"/>
+        </w:rPr>
+        <w:t xml:space="preserve">12) อนุมัติบนหน้าหลัก — ไม่มีหน้า inbox แยก</w:t>
+      </w:r>
+    </w:p>
+    <w:p>
+      <w:pPr>
+        <w:rFonts w:ascii="Leelawadee UI" w:hAnsi="Leelawadee UI" w:cs="Leelawadee UI"/>
+        <w:spacing w:before="0" w:after="120"/>
+      </w:pPr>
+      <w:r>
+        <w:rPr>
+          <w:rFonts w:ascii="Leelawadee UI" w:hAnsi="Leelawadee UI" w:cs="Leelawadee UI"/>
+          <w:sz w:val="21"/>
+          <w:szCs w:val="21"/>
+        </w:rPr>
+        <w:t xml:space="preserve">ผู้อนุมัติ (Approver) ตรวจและอนุมัติบน "หน้าหลักเดียวกัน" กับที่ผู้กรอกใช้ — ไม่มีหน้า inbox แยกอีกต่อไป (หน้า approver-inbox เดิมถูกยกเลิก) · เลือกฝ่ายที่จะตรวจจากตัวเลือกฝ่าย (ดูข้อ 13) แล้วกด อนุมัติ/ตีกลับ ที่แถบล่าง</w:t>
+      </w:r>
+    </w:p>
+    <w:p>
+      <w:pPr>
+        <w:rFonts w:ascii="Leelawadee UI" w:hAnsi="Leelawadee UI" w:cs="Leelawadee UI"/>
+        <w:spacing w:before="0" w:after="60"/>
+      </w:pPr>
+      <w:r>
+        <w:rPr>
+          <w:rFonts w:ascii="Leelawadee UI" w:hAnsi="Leelawadee UI" w:cs="Leelawadee UI"/>
+          <w:sz w:val="20"/>
+          <w:szCs w:val="20"/>
+        </w:rPr>
+        <w:t xml:space="preserve">•  ปุ่มอนุมัติ/ตีกลับ จะโผล่เมื่อ "ฝ่ายที่เลือก" อยู่ที่ขั้นการอนุมัติของผู้ใช้คนนั้นพอดี (ดูข้อ 13.1)</w:t>
+      </w:r>
+    </w:p>
+    <w:p>
+      <w:pPr>
+        <w:rFonts w:ascii="Leelawadee UI" w:hAnsi="Leelawadee UI" w:cs="Leelawadee UI"/>
+        <w:spacing w:before="0" w:after="60"/>
+      </w:pPr>
+      <w:r>
+        <w:rPr>
+          <w:rFonts w:ascii="Leelawadee UI" w:hAnsi="Leelawadee UI" w:cs="Leelawadee UI"/>
+          <w:sz w:val="20"/>
+          <w:szCs w:val="20"/>
+        </w:rPr>
+        <w:t xml:space="preserve">•  กดอนุมัติ = ส่งต่อขั้นถัดไป (PENDING_APPROVER1→2→3→APPROVED) · กดตีกลับ = ทั้งฝ่ายกลับเป็น REJECTED + แจ้งผู้ส่งล่าสุด</w:t>
+      </w:r>
+    </w:p>
+    <w:p>
+      <w:pPr>
+        <w:rFonts w:ascii="Leelawadee UI" w:hAnsi="Leelawadee UI" w:cs="Leelawadee UI"/>
+        <w:spacing w:before="0" w:after="60"/>
+      </w:pPr>
+      <w:r>
+        <w:rPr>
+          <w:rFonts w:ascii="Leelawadee UI" w:hAnsi="Leelawadee UI" w:cs="Leelawadee UI"/>
+          <w:sz w:val="20"/>
+          <w:szCs w:val="20"/>
+        </w:rPr>
+        <w:t xml:space="preserve">•  อนุมัติ/ตีกลับ ทำทั้งฝ่ายเป็นก้อนเดียว (ทุก CC ในฝ่าย) — ไม่ใช่ราย CC หรือราย GL (หน่วยอนุมัติ = ฝ่าย)</w:t>
+      </w:r>
+    </w:p>
+    <w:p>
+      <w:pPr>
+        <w:rFonts w:ascii="Leelawadee UI" w:hAnsi="Leelawadee UI" w:cs="Leelawadee UI"/>
+        <w:spacing w:before="80" w:after="40"/>
+      </w:pPr>
+      <w:r>
+        <w:rPr>
+          <w:rFonts w:ascii="Leelawadee UI" w:hAnsi="Leelawadee UI" w:cs="Leelawadee UI"/>
+          <w:b/>
+          <w:bCs/>
+          <w:color w:val="1E3A24"/>
+          <w:sz w:val="22"/>
+          <w:szCs w:val="22"/>
+        </w:rPr>
+        <w:t xml:space="preserve">ภาพประกอบ: แถบ Action (ผู้อนุมัติ — อนุมัติ/ตีกลับ)</w:t>
+      </w:r>
+    </w:p>
+    <w:p>
+      <w:pPr>
+        <w:rFonts w:ascii="Leelawadee UI" w:hAnsi="Leelawadee UI" w:cs="Leelawadee UI"/>
+        <w:spacing w:before="80" w:after="80"/>
+        <w:jc w:val="center"/>
+        <w:keepNext/>
+      </w:pPr>
+      <w:r>
+        <w:rPr>
+          <w:rFonts w:ascii="Leelawadee UI" w:hAnsi="Leelawadee UI" w:cs="Leelawadee UI"/>
+        </w:rPr>
+        <w:drawing>
+          <wp:inline xmlns:wp="http://schemas.openxmlformats.org/drawingml/2006/wordprocessingDrawing" distT="0" distB="0" distL="0" distR="0">
+            <wp:extent cx="5760720" cy="157683"/>
+            <wp:effectExtent l="0" t="0" r="0" b="0"/>
+            <wp:docPr id="109" name="main_action_approver"/>
+            <wp:cNvGraphicFramePr>
+              <a:graphicFrameLocks xmlns:a="http://schemas.openxmlformats.org/drawingml/2006/main" noChangeAspect="1"/>
+            </wp:cNvGraphicFramePr>
+            <a:graphic xmlns:a="http://schemas.openxmlformats.org/drawingml/2006/main">
+              <a:graphicData uri="http://schemas.openxmlformats.org/drawingml/2006/picture">
+                <pic:pic xmlns:pic="http://schemas.openxmlformats.org/drawingml/2006/picture">
+                  <pic:nvPicPr>
+                    <pic:cNvPr id="109" name="main_action_approver"/>
+                    <pic:cNvPicPr/>
+                  </pic:nvPicPr>
+                  <pic:blipFill>
+                    <a:blip xmlns:r="http://schemas.openxmlformats.org/officeDocument/2006/relationships" r:embed="rId19"/>
+                    <a:stretch>
+                      <a:fillRect/>
+                    </a:stretch>
+                  </pic:blipFill>
+                  <pic:spPr>
+                    <a:xfrm>
+                      <a:off x="0" y="0"/>
+                      <a:ext cx="5760720" cy="157683"/>
+                    </a:xfrm>
+                    <a:prstGeom prst="rect">
+                      <a:avLst/>
+                    </a:prstGeom>
+                  </pic:spPr>
+                </pic:pic>
+              </a:graphicData>
+            </a:graphic>
+          </wp:inline>
+        </w:drawing>
+      </w:r>
+    </w:p>
+    <w:tbl>
+      <w:tblPr>
+        <w:tblW w:w="5000" w:type="pct"/>
+        <w:tblBorders>
+          <w:top w:val="single" w:sz="4" w:space="0" w:color="9AB59A"/>
+          <w:left w:val="single" w:sz="4" w:space="0" w:color="9AB59A"/>
+          <w:bottom w:val="single" w:sz="4" w:space="0" w:color="9AB59A"/>
+          <w:right w:val="single" w:sz="4" w:space="0" w:color="9AB59A"/>
+          <w:insideH w:val="single" w:sz="4" w:space="0" w:color="C7D6C7"/>
+          <w:insideV w:val="single" w:sz="4" w:space="0" w:color="C7D6C7"/>
+        </w:tblBorders>
+        <w:tblLayout w:type="fixed"/>
+      </w:tblPr>
+      <w:tblGrid>
+        <w:gridCol w:w="620"/>
+        <w:gridCol w:w="3700"/>
+        <w:gridCol w:w="5040"/>
+      </w:tblGrid>
+      <w:tr>
+        <w:trPr>
+          <w:tblHeader/>
+        </w:trPr>
+        <w:tc>
+          <w:tcPr>
+            <w:tcW w:w="620" w:type="dxa"/>
+            <w:shd w:val="clear" w:color="auto" w:fill="E8F0E8"/>
+            <w:tcMar>
+              <w:top w:w="40" w:type="dxa"/>
+              <w:bottom w:w="40" w:type="dxa"/>
+              <w:left w:w="80" w:type="dxa"/>
+              <w:right w:w="80" w:type="dxa"/>
+            </w:tcMar>
+            <w:vAlign w:val="center"/>
+          </w:tcPr>
+          <w:p>
+            <w:pPr>
+              <w:rFonts w:ascii="Leelawadee UI" w:hAnsi="Leelawadee UI" w:cs="Leelawadee UI"/>
+              <w:spacing w:before="20" w:after="20"/>
+            </w:pPr>
+            <w:r>
+              <w:rPr>
+                <w:rFonts w:ascii="Leelawadee UI" w:hAnsi="Leelawadee UI" w:cs="Leelawadee UI"/>
+                <w:b/>
+                <w:bCs/>
+                <w:color w:val="1E3A24"/>
+                <w:sz w:val="18"/>
+                <w:szCs w:val="18"/>
+              </w:rPr>
+              <w:t xml:space="preserve">#</w:t>
+            </w:r>
+          </w:p>
+        </w:tc>
+        <w:tc>
+          <w:tcPr>
+            <w:tcW w:w="3700" w:type="dxa"/>
+            <w:shd w:val="clear" w:color="auto" w:fill="E8F0E8"/>
+            <w:tcMar>
+              <w:top w:w="40" w:type="dxa"/>
+              <w:bottom w:w="40" w:type="dxa"/>
+              <w:left w:w="80" w:type="dxa"/>
+              <w:right w:w="80" w:type="dxa"/>
+            </w:tcMar>
+            <w:vAlign w:val="center"/>
+          </w:tcPr>
+          <w:p>
+            <w:pPr>
+              <w:rFonts w:ascii="Leelawadee UI" w:hAnsi="Leelawadee UI" w:cs="Leelawadee UI"/>
+              <w:spacing w:before="20" w:after="20"/>
+            </w:pPr>
+            <w:r>
+              <w:rPr>
+                <w:rFonts w:ascii="Leelawadee UI" w:hAnsi="Leelawadee UI" w:cs="Leelawadee UI"/>
+                <w:b/>
+                <w:bCs/>
+                <w:color w:val="1E3A24"/>
+                <w:sz w:val="18"/>
+                <w:szCs w:val="18"/>
+              </w:rPr>
+              <w:t xml:space="preserve">จุด</w:t>
+            </w:r>
+          </w:p>
+        </w:tc>
+        <w:tc>
+          <w:tcPr>
+            <w:tcW w:w="5040" w:type="dxa"/>
+            <w:shd w:val="clear" w:color="auto" w:fill="E8F0E8"/>
+            <w:tcMar>
+              <w:top w:w="40" w:type="dxa"/>
+              <w:bottom w:w="40" w:type="dxa"/>
+              <w:left w:w="80" w:type="dxa"/>
+              <w:right w:w="80" w:type="dxa"/>
+            </w:tcMar>
+            <w:vAlign w:val="center"/>
+          </w:tcPr>
+          <w:p>
+            <w:pPr>
+              <w:rFonts w:ascii="Leelawadee UI" w:hAnsi="Leelawadee UI" w:cs="Leelawadee UI"/>
+              <w:spacing w:before="20" w:after="20"/>
+            </w:pPr>
+            <w:r>
+              <w:rPr>
+                <w:rFonts w:ascii="Leelawadee UI" w:hAnsi="Leelawadee UI" w:cs="Leelawadee UI"/>
+                <w:b/>
+                <w:bCs/>
+                <w:color w:val="1E3A24"/>
+                <w:sz w:val="18"/>
+                <w:szCs w:val="18"/>
+              </w:rPr>
+              <w:t xml:space="preserve">ความหมาย</w:t>
+            </w:r>
+          </w:p>
+        </w:tc>
+      </w:tr>
+      <w:tr>
+        <w:tc>
+          <w:tcPr>
+            <w:tcW w:w="620" w:type="dxa"/>
+            <w:tcMar>
+              <w:top w:w="40" w:type="dxa"/>
+              <w:bottom w:w="40" w:type="dxa"/>
+              <w:left w:w="80" w:type="dxa"/>
+              <w:right w:w="80" w:type="dxa"/>
+            </w:tcMar>
+            <w:vAlign w:val="center"/>
+          </w:tcPr>
+          <w:p>
+            <w:pPr>
+              <w:rFonts w:ascii="Leelawadee UI" w:hAnsi="Leelawadee UI" w:cs="Leelawadee UI"/>
+              <w:spacing w:before="20" w:after="20"/>
+            </w:pPr>
+            <w:r>
+              <w:rPr>
+                <w:rFonts w:ascii="Leelawadee UI" w:hAnsi="Leelawadee UI" w:cs="Leelawadee UI"/>
+                <w:sz w:val="17"/>
+                <w:szCs w:val="17"/>
+              </w:rPr>
+              <w:t xml:space="preserve">①</w:t>
+            </w:r>
+          </w:p>
+        </w:tc>
+        <w:tc>
+          <w:tcPr>
+            <w:tcW w:w="3700" w:type="dxa"/>
+            <w:tcMar>
+              <w:top w:w="40" w:type="dxa"/>
+              <w:bottom w:w="40" w:type="dxa"/>
+              <w:left w:w="80" w:type="dxa"/>
+              <w:right w:w="80" w:type="dxa"/>
+            </w:tcMar>
+            <w:vAlign w:val="center"/>
+          </w:tcPr>
+          <w:p>
+            <w:pPr>
+              <w:rFonts w:ascii="Leelawadee UI" w:hAnsi="Leelawadee UI" w:cs="Leelawadee UI"/>
+              <w:spacing w:before="20" w:after="20"/>
+            </w:pPr>
+            <w:r>
+              <w:rPr>
+                <w:rFonts w:ascii="Leelawadee UI" w:hAnsi="Leelawadee UI" w:cs="Leelawadee UI"/>
+                <w:sz w:val="17"/>
+                <w:szCs w:val="17"/>
+              </w:rPr>
+              <w:t xml:space="preserve">ปุ่ม อนุมัติทั้งฝ่าย</w:t>
+            </w:r>
+          </w:p>
+        </w:tc>
+        <w:tc>
+          <w:tcPr>
+            <w:tcW w:w="5040" w:type="dxa"/>
+            <w:tcMar>
+              <w:top w:w="40" w:type="dxa"/>
+              <w:bottom w:w="40" w:type="dxa"/>
+              <w:left w:w="80" w:type="dxa"/>
+              <w:right w:w="80" w:type="dxa"/>
+            </w:tcMar>
+            <w:vAlign w:val="center"/>
+          </w:tcPr>
+          <w:p>
+            <w:pPr>
+              <w:rFonts w:ascii="Leelawadee UI" w:hAnsi="Leelawadee UI" w:cs="Leelawadee UI"/>
+              <w:spacing w:before="20" w:after="20"/>
+            </w:pPr>
+            <w:r>
+              <w:rPr>
+                <w:rFonts w:ascii="Leelawadee UI" w:hAnsi="Leelawadee UI" w:cs="Leelawadee UI"/>
+                <w:sz w:val="17"/>
+                <w:szCs w:val="17"/>
+              </w:rPr>
+              <w:t xml:space="preserve">ส่งต่อขั้นถัดไป — โผล่เมื่อฝ่ายอยู่ที่ขั้นของผู้อนุมัติคนนี้พอดี</w:t>
+            </w:r>
+          </w:p>
+        </w:tc>
+      </w:tr>
+      <w:tr>
+        <w:tc>
+          <w:tcPr>
+            <w:tcW w:w="620" w:type="dxa"/>
+            <w:tcMar>
+              <w:top w:w="40" w:type="dxa"/>
+              <w:bottom w:w="40" w:type="dxa"/>
+              <w:left w:w="80" w:type="dxa"/>
+              <w:right w:w="80" w:type="dxa"/>
+            </w:tcMar>
+            <w:vAlign w:val="center"/>
+          </w:tcPr>
+          <w:p>
+            <w:pPr>
+              <w:rFonts w:ascii="Leelawadee UI" w:hAnsi="Leelawadee UI" w:cs="Leelawadee UI"/>
+              <w:spacing w:before="20" w:after="20"/>
+            </w:pPr>
+            <w:r>
+              <w:rPr>
+                <w:rFonts w:ascii="Leelawadee UI" w:hAnsi="Leelawadee UI" w:cs="Leelawadee UI"/>
+                <w:sz w:val="17"/>
+                <w:szCs w:val="17"/>
+              </w:rPr>
+              <w:t xml:space="preserve">②</w:t>
+            </w:r>
+          </w:p>
+        </w:tc>
+        <w:tc>
+          <w:tcPr>
+            <w:tcW w:w="3700" w:type="dxa"/>
+            <w:tcMar>
+              <w:top w:w="40" w:type="dxa"/>
+              <w:bottom w:w="40" w:type="dxa"/>
+              <w:left w:w="80" w:type="dxa"/>
+              <w:right w:w="80" w:type="dxa"/>
+            </w:tcMar>
+            <w:vAlign w:val="center"/>
+          </w:tcPr>
+          <w:p>
+            <w:pPr>
+              <w:rFonts w:ascii="Leelawadee UI" w:hAnsi="Leelawadee UI" w:cs="Leelawadee UI"/>
+              <w:spacing w:before="20" w:after="20"/>
+            </w:pPr>
+            <w:r>
+              <w:rPr>
+                <w:rFonts w:ascii="Leelawadee UI" w:hAnsi="Leelawadee UI" w:cs="Leelawadee UI"/>
+                <w:sz w:val="17"/>
+                <w:szCs w:val="17"/>
+              </w:rPr>
+              <w:t xml:space="preserve">ปุ่ม ตีกลับทั้งฝ่าย</w:t>
+            </w:r>
+          </w:p>
+        </w:tc>
+        <w:tc>
+          <w:tcPr>
+            <w:tcW w:w="5040" w:type="dxa"/>
+            <w:tcMar>
+              <w:top w:w="40" w:type="dxa"/>
+              <w:bottom w:w="40" w:type="dxa"/>
+              <w:left w:w="80" w:type="dxa"/>
+              <w:right w:w="80" w:type="dxa"/>
+            </w:tcMar>
+            <w:vAlign w:val="center"/>
+          </w:tcPr>
+          <w:p>
+            <w:pPr>
+              <w:rFonts w:ascii="Leelawadee UI" w:hAnsi="Leelawadee UI" w:cs="Leelawadee UI"/>
+              <w:spacing w:before="20" w:after="20"/>
+            </w:pPr>
+            <w:r>
+              <w:rPr>
+                <w:rFonts w:ascii="Leelawadee UI" w:hAnsi="Leelawadee UI" w:cs="Leelawadee UI"/>
+                <w:sz w:val="17"/>
+                <w:szCs w:val="17"/>
+              </w:rPr>
+              <w:t xml:space="preserve">ตีกลับทั้งฝ่าย → REJECTED + แจ้งผู้ส่งล่าสุด (ต้องระบุเหตุผล)</w:t>
+            </w:r>
+          </w:p>
+        </w:tc>
+      </w:tr>
+    </w:tbl>
+    <w:p>
+      <w:pPr>
+        <w:rFonts w:ascii="Leelawadee UI" w:hAnsi="Leelawadee UI" w:cs="Leelawadee UI"/>
+        <w:spacing w:before="0" w:after="80"/>
+      </w:pPr>
+      <w:r>
+        <w:rPr>
+          <w:rFonts w:ascii="Leelawadee UI" w:hAnsi="Leelawadee UI" w:cs="Leelawadee UI"/>
+          <w:sz w:val="8"/>
+          <w:szCs w:val="8"/>
+        </w:rPr>
+        <w:t xml:space="preserve"/>
+      </w:r>
+    </w:p>
+    <w:p>
+      <w:pPr>
+        <w:rFonts w:ascii="Leelawadee UI" w:hAnsi="Leelawadee UI" w:cs="Leelawadee UI"/>
+        <w:spacing w:before="240" w:after="120"/>
+        <w:keepNext/>
+      </w:pPr>
+      <w:r>
+        <w:rPr>
+          <w:rFonts w:ascii="Leelawadee UI" w:hAnsi="Leelawadee UI" w:cs="Leelawadee UI"/>
+          <w:b/>
+          <w:bCs/>
+          <w:color w:val="2F6B3F"/>
+          <w:sz w:val="30"/>
+          <w:szCs w:val="30"/>
+        </w:rPr>
+        <w:t xml:space="preserve">13) ตัวเลือกฝ่าย (ฝ่าย-picker) = หน่วยอนุมัติ (ADR-0008)</w:t>
+      </w:r>
+    </w:p>
+    <w:p>
+      <w:pPr>
+        <w:rFonts w:ascii="Leelawadee UI" w:hAnsi="Leelawadee UI" w:cs="Leelawadee UI"/>
+        <w:spacing w:before="0" w:after="120"/>
+      </w:pPr>
+      <w:r>
+        <w:rPr>
+          <w:rFonts w:ascii="Leelawadee UI" w:hAnsi="Leelawadee UI" w:cs="Leelawadee UI"/>
+          <w:sz w:val="21"/>
+          <w:szCs w:val="21"/>
+        </w:rPr>
+        <w:t xml:space="preserve">ตัวเลือกฝ่ายแทนตัวกรองสายงานเดิม · ล็อกหน้าให้เหลือ 1 (ฝ่าย/Department, ปีงบประมาณ) ซึ่งเป็น "หน่วยอนุมัติ" (1 ฝ่าย/ปี = 1 ก้อนอนุมัติ) · รายการฝ่ายจัดกลุ่มตามสายงาน (Division)</w:t>
+      </w:r>
+    </w:p>
+    <w:p>
+      <w:pPr>
+        <w:rFonts w:ascii="Leelawadee UI" w:hAnsi="Leelawadee UI" w:cs="Leelawadee UI"/>
+        <w:spacing w:before="0" w:after="60"/>
+      </w:pPr>
+      <w:r>
+        <w:rPr>
+          <w:rFonts w:ascii="Leelawadee UI" w:hAnsi="Leelawadee UI" w:cs="Leelawadee UI"/>
+          <w:sz w:val="20"/>
+          <w:szCs w:val="20"/>
+        </w:rPr>
+        <w:t xml:space="preserve">•  ผู้กรอก (Submitter): ถูกล็อกที่ฝ่ายของตนอัตโนมัติ — กรอกได้เฉพาะฝ่ายของตน</w:t>
+      </w:r>
+    </w:p>
+    <w:p>
+      <w:pPr>
+        <w:rFonts w:ascii="Leelawadee UI" w:hAnsi="Leelawadee UI" w:cs="Leelawadee UI"/>
+        <w:spacing w:before="0" w:after="60"/>
+      </w:pPr>
+      <w:r>
+        <w:rPr>
+          <w:rFonts w:ascii="Leelawadee UI" w:hAnsi="Leelawadee UI" w:cs="Leelawadee UI"/>
+          <w:sz w:val="20"/>
+          <w:szCs w:val="20"/>
+        </w:rPr>
+        <w:t xml:space="preserve">•  ผู้อนุมัติ (Approver): แต่ละฝ่ายมีป้าย "รออนุมัติ" (ถึงคิวฉัน) / "อนุมัติแล้ว" (ผ่านขั้นฉันแล้ว) + toggle "เฉพาะที่รออนุมัติ" เพื่อกรองเหลือเฉพาะคิวของตน</w:t>
+      </w:r>
+    </w:p>
+    <w:p>
+      <w:pPr>
+        <w:rFonts w:ascii="Leelawadee UI" w:hAnsi="Leelawadee UI" w:cs="Leelawadee UI"/>
+        <w:spacing w:before="80" w:after="40"/>
+      </w:pPr>
+      <w:r>
+        <w:rPr>
+          <w:rFonts w:ascii="Leelawadee UI" w:hAnsi="Leelawadee UI" w:cs="Leelawadee UI"/>
+          <w:b/>
+          <w:bCs/>
+          <w:color w:val="1E3A24"/>
+          <w:sz w:val="22"/>
+          <w:szCs w:val="22"/>
+        </w:rPr>
+        <w:t xml:space="preserve">ภาพประกอบ: ตัวเลือกฝ่าย (เปิด) — มุมมองผู้อนุมัติ พร้อมป้ายสถานะ</w:t>
+      </w:r>
+    </w:p>
+    <w:p>
+      <w:pPr>
+        <w:rFonts w:ascii="Leelawadee UI" w:hAnsi="Leelawadee UI" w:cs="Leelawadee UI"/>
+        <w:spacing w:before="80" w:after="80"/>
+        <w:jc w:val="center"/>
+        <w:keepNext/>
+      </w:pPr>
+      <w:r>
+        <w:rPr>
+          <w:rFonts w:ascii="Leelawadee UI" w:hAnsi="Leelawadee UI" w:cs="Leelawadee UI"/>
+        </w:rPr>
+        <w:drawing>
+          <wp:inline xmlns:wp="http://schemas.openxmlformats.org/drawingml/2006/wordprocessingDrawing" distT="0" distB="0" distL="0" distR="0">
+            <wp:extent cx="5760720" cy="2432304"/>
+            <wp:effectExtent l="0" t="0" r="0" b="0"/>
+            <wp:docPr id="110" name="main_fai_picker"/>
+            <wp:cNvGraphicFramePr>
+              <a:graphicFrameLocks xmlns:a="http://schemas.openxmlformats.org/drawingml/2006/main" noChangeAspect="1"/>
+            </wp:cNvGraphicFramePr>
+            <a:graphic xmlns:a="http://schemas.openxmlformats.org/drawingml/2006/main">
+              <a:graphicData uri="http://schemas.openxmlformats.org/drawingml/2006/picture">
+                <pic:pic xmlns:pic="http://schemas.openxmlformats.org/drawingml/2006/picture">
+                  <pic:nvPicPr>
+                    <pic:cNvPr id="110" name="main_fai_picker"/>
+                    <pic:cNvPicPr/>
+                  </pic:nvPicPr>
+                  <pic:blipFill>
+                    <a:blip xmlns:r="http://schemas.openxmlformats.org/officeDocument/2006/relationships" r:embed="rId18"/>
+                    <a:stretch>
+                      <a:fillRect/>
+                    </a:stretch>
+                  </pic:blipFill>
+                  <pic:spPr>
+                    <a:xfrm>
+                      <a:off x="0" y="0"/>
+                      <a:ext cx="5760720" cy="2432304"/>
+                    </a:xfrm>
+                    <a:prstGeom prst="rect">
+                      <a:avLst/>
+                    </a:prstGeom>
+                  </pic:spPr>
+                </pic:pic>
+              </a:graphicData>
+            </a:graphic>
+          </wp:inline>
+        </w:drawing>
+      </w:r>
+    </w:p>
+    <w:tbl>
+      <w:tblPr>
+        <w:tblW w:w="5000" w:type="pct"/>
+        <w:tblBorders>
+          <w:top w:val="single" w:sz="4" w:space="0" w:color="9AB59A"/>
+          <w:left w:val="single" w:sz="4" w:space="0" w:color="9AB59A"/>
+          <w:bottom w:val="single" w:sz="4" w:space="0" w:color="9AB59A"/>
+          <w:right w:val="single" w:sz="4" w:space="0" w:color="9AB59A"/>
+          <w:insideH w:val="single" w:sz="4" w:space="0" w:color="C7D6C7"/>
+          <w:insideV w:val="single" w:sz="4" w:space="0" w:color="C7D6C7"/>
+        </w:tblBorders>
+        <w:tblLayout w:type="fixed"/>
+      </w:tblPr>
+      <w:tblGrid>
+        <w:gridCol w:w="620"/>
+        <w:gridCol w:w="3700"/>
+        <w:gridCol w:w="5040"/>
+      </w:tblGrid>
+      <w:tr>
+        <w:trPr>
+          <w:tblHeader/>
+        </w:trPr>
+        <w:tc>
+          <w:tcPr>
+            <w:tcW w:w="620" w:type="dxa"/>
+            <w:shd w:val="clear" w:color="auto" w:fill="E8F0E8"/>
+            <w:tcMar>
+              <w:top w:w="40" w:type="dxa"/>
+              <w:bottom w:w="40" w:type="dxa"/>
+              <w:left w:w="80" w:type="dxa"/>
+              <w:right w:w="80" w:type="dxa"/>
+            </w:tcMar>
+            <w:vAlign w:val="center"/>
+          </w:tcPr>
+          <w:p>
+            <w:pPr>
+              <w:rFonts w:ascii="Leelawadee UI" w:hAnsi="Leelawadee UI" w:cs="Leelawadee UI"/>
+              <w:spacing w:before="20" w:after="20"/>
+            </w:pPr>
+            <w:r>
+              <w:rPr>
+                <w:rFonts w:ascii="Leelawadee UI" w:hAnsi="Leelawadee UI" w:cs="Leelawadee UI"/>
+                <w:b/>
+                <w:bCs/>
+                <w:color w:val="1E3A24"/>
+                <w:sz w:val="18"/>
+                <w:szCs w:val="18"/>
+              </w:rPr>
+              <w:t xml:space="preserve">#</w:t>
+            </w:r>
+          </w:p>
+        </w:tc>
+        <w:tc>
+          <w:tcPr>
+            <w:tcW w:w="3700" w:type="dxa"/>
+            <w:shd w:val="clear" w:color="auto" w:fill="E8F0E8"/>
+            <w:tcMar>
+              <w:top w:w="40" w:type="dxa"/>
+              <w:bottom w:w="40" w:type="dxa"/>
+              <w:left w:w="80" w:type="dxa"/>
+              <w:right w:w="80" w:type="dxa"/>
+            </w:tcMar>
+            <w:vAlign w:val="center"/>
+          </w:tcPr>
+          <w:p>
+            <w:pPr>
+              <w:rFonts w:ascii="Leelawadee UI" w:hAnsi="Leelawadee UI" w:cs="Leelawadee UI"/>
+              <w:spacing w:before="20" w:after="20"/>
+            </w:pPr>
+            <w:r>
+              <w:rPr>
+                <w:rFonts w:ascii="Leelawadee UI" w:hAnsi="Leelawadee UI" w:cs="Leelawadee UI"/>
+                <w:b/>
+                <w:bCs/>
+                <w:color w:val="1E3A24"/>
+                <w:sz w:val="18"/>
+                <w:szCs w:val="18"/>
+              </w:rPr>
+              <w:t xml:space="preserve">จุด</w:t>
+            </w:r>
+          </w:p>
+        </w:tc>
+        <w:tc>
+          <w:tcPr>
+            <w:tcW w:w="5040" w:type="dxa"/>
+            <w:shd w:val="clear" w:color="auto" w:fill="E8F0E8"/>
+            <w:tcMar>
+              <w:top w:w="40" w:type="dxa"/>
+              <w:bottom w:w="40" w:type="dxa"/>
+              <w:left w:w="80" w:type="dxa"/>
+              <w:right w:w="80" w:type="dxa"/>
+            </w:tcMar>
+            <w:vAlign w:val="center"/>
+          </w:tcPr>
+          <w:p>
+            <w:pPr>
+              <w:rFonts w:ascii="Leelawadee UI" w:hAnsi="Leelawadee UI" w:cs="Leelawadee UI"/>
+              <w:spacing w:before="20" w:after="20"/>
+            </w:pPr>
+            <w:r>
+              <w:rPr>
+                <w:rFonts w:ascii="Leelawadee UI" w:hAnsi="Leelawadee UI" w:cs="Leelawadee UI"/>
+                <w:b/>
+                <w:bCs/>
+                <w:color w:val="1E3A24"/>
+                <w:sz w:val="18"/>
+                <w:szCs w:val="18"/>
+              </w:rPr>
+              <w:t xml:space="preserve">ความหมาย</w:t>
+            </w:r>
+          </w:p>
+        </w:tc>
+      </w:tr>
+      <w:tr>
+        <w:tc>
+          <w:tcPr>
+            <w:tcW w:w="620" w:type="dxa"/>
+            <w:tcMar>
+              <w:top w:w="40" w:type="dxa"/>
+              <w:bottom w:w="40" w:type="dxa"/>
+              <w:left w:w="80" w:type="dxa"/>
+              <w:right w:w="80" w:type="dxa"/>
+            </w:tcMar>
+            <w:vAlign w:val="center"/>
+          </w:tcPr>
+          <w:p>
+            <w:pPr>
+              <w:rFonts w:ascii="Leelawadee UI" w:hAnsi="Leelawadee UI" w:cs="Leelawadee UI"/>
+              <w:spacing w:before="20" w:after="20"/>
+            </w:pPr>
+            <w:r>
+              <w:rPr>
+                <w:rFonts w:ascii="Leelawadee UI" w:hAnsi="Leelawadee UI" w:cs="Leelawadee UI"/>
+                <w:sz w:val="17"/>
+                <w:szCs w:val="17"/>
+              </w:rPr>
+              <w:t xml:space="preserve">①</w:t>
+            </w:r>
+          </w:p>
+        </w:tc>
+        <w:tc>
+          <w:tcPr>
+            <w:tcW w:w="3700" w:type="dxa"/>
+            <w:tcMar>
+              <w:top w:w="40" w:type="dxa"/>
+              <w:bottom w:w="40" w:type="dxa"/>
+              <w:left w:w="80" w:type="dxa"/>
+              <w:right w:w="80" w:type="dxa"/>
+            </w:tcMar>
+            <w:vAlign w:val="center"/>
+          </w:tcPr>
+          <w:p>
+            <w:pPr>
+              <w:rFonts w:ascii="Leelawadee UI" w:hAnsi="Leelawadee UI" w:cs="Leelawadee UI"/>
+              <w:spacing w:before="20" w:after="20"/>
+            </w:pPr>
+            <w:r>
+              <w:rPr>
+                <w:rFonts w:ascii="Leelawadee UI" w:hAnsi="Leelawadee UI" w:cs="Leelawadee UI"/>
+                <w:sz w:val="17"/>
+                <w:szCs w:val="17"/>
+              </w:rPr>
+              <w:t xml:space="preserve">แผงเลือกฝ่าย (จัดกลุ่มตามสายงาน)</w:t>
+            </w:r>
+          </w:p>
+        </w:tc>
+        <w:tc>
+          <w:tcPr>
+            <w:tcW w:w="5040" w:type="dxa"/>
+            <w:tcMar>
+              <w:top w:w="40" w:type="dxa"/>
+              <w:bottom w:w="40" w:type="dxa"/>
+              <w:left w:w="80" w:type="dxa"/>
+              <w:right w:w="80" w:type="dxa"/>
+            </w:tcMar>
+            <w:vAlign w:val="center"/>
+          </w:tcPr>
+          <w:p>
+            <w:pPr>
+              <w:rFonts w:ascii="Leelawadee UI" w:hAnsi="Leelawadee UI" w:cs="Leelawadee UI"/>
+              <w:spacing w:before="20" w:after="20"/>
+            </w:pPr>
+            <w:r>
+              <w:rPr>
+                <w:rFonts w:ascii="Leelawadee UI" w:hAnsi="Leelawadee UI" w:cs="Leelawadee UI"/>
+                <w:sz w:val="17"/>
+                <w:szCs w:val="17"/>
+              </w:rPr>
+              <w:t xml:space="preserve">เลือก 1 ฝ่าย → ล็อกหน้า (ฝ่าย, ปี) · แต่ละฝ่ายมีป้าย รออนุมัติ/อนุมัติแล้ว สำหรับผู้อนุมัติ</w:t>
+            </w:r>
+          </w:p>
+        </w:tc>
+      </w:tr>
+      <w:tr>
+        <w:tc>
+          <w:tcPr>
+            <w:tcW w:w="620" w:type="dxa"/>
+            <w:tcMar>
+              <w:top w:w="40" w:type="dxa"/>
+              <w:bottom w:w="40" w:type="dxa"/>
+              <w:left w:w="80" w:type="dxa"/>
+              <w:right w:w="80" w:type="dxa"/>
+            </w:tcMar>
+            <w:vAlign w:val="center"/>
+          </w:tcPr>
+          <w:p>
+            <w:pPr>
+              <w:rFonts w:ascii="Leelawadee UI" w:hAnsi="Leelawadee UI" w:cs="Leelawadee UI"/>
+              <w:spacing w:before="20" w:after="20"/>
+            </w:pPr>
+            <w:r>
+              <w:rPr>
+                <w:rFonts w:ascii="Leelawadee UI" w:hAnsi="Leelawadee UI" w:cs="Leelawadee UI"/>
+                <w:sz w:val="17"/>
+                <w:szCs w:val="17"/>
+              </w:rPr>
+              <w:t xml:space="preserve">②</w:t>
+            </w:r>
+          </w:p>
+        </w:tc>
+        <w:tc>
+          <w:tcPr>
+            <w:tcW w:w="3700" w:type="dxa"/>
+            <w:tcMar>
+              <w:top w:w="40" w:type="dxa"/>
+              <w:bottom w:w="40" w:type="dxa"/>
+              <w:left w:w="80" w:type="dxa"/>
+              <w:right w:w="80" w:type="dxa"/>
+            </w:tcMar>
+            <w:vAlign w:val="center"/>
+          </w:tcPr>
+          <w:p>
+            <w:pPr>
+              <w:rFonts w:ascii="Leelawadee UI" w:hAnsi="Leelawadee UI" w:cs="Leelawadee UI"/>
+              <w:spacing w:before="20" w:after="20"/>
+            </w:pPr>
+            <w:r>
+              <w:rPr>
+                <w:rFonts w:ascii="Leelawadee UI" w:hAnsi="Leelawadee UI" w:cs="Leelawadee UI"/>
+                <w:sz w:val="17"/>
+                <w:szCs w:val="17"/>
+              </w:rPr>
+              <w:t xml:space="preserve">toggle เฉพาะที่รออนุมัติ</w:t>
+            </w:r>
+          </w:p>
+        </w:tc>
+        <w:tc>
+          <w:tcPr>
+            <w:tcW w:w="5040" w:type="dxa"/>
+            <w:tcMar>
+              <w:top w:w="40" w:type="dxa"/>
+              <w:bottom w:w="40" w:type="dxa"/>
+              <w:left w:w="80" w:type="dxa"/>
+              <w:right w:w="80" w:type="dxa"/>
+            </w:tcMar>
+            <w:vAlign w:val="center"/>
+          </w:tcPr>
+          <w:p>
+            <w:pPr>
+              <w:rFonts w:ascii="Leelawadee UI" w:hAnsi="Leelawadee UI" w:cs="Leelawadee UI"/>
+              <w:spacing w:before="20" w:after="20"/>
+            </w:pPr>
+            <w:r>
+              <w:rPr>
+                <w:rFonts w:ascii="Leelawadee UI" w:hAnsi="Leelawadee UI" w:cs="Leelawadee UI"/>
+                <w:sz w:val="17"/>
+                <w:szCs w:val="17"/>
+              </w:rPr>
+              <w:t xml:space="preserve">กรองเหลือเฉพาะฝ่ายที่ถึงคิวอนุมัติของผู้ใช้คนนี้ (ผู้อนุมัติเท่านั้น)</w:t>
+            </w:r>
+          </w:p>
+        </w:tc>
+      </w:tr>
+    </w:tbl>
+    <w:p>
+      <w:pPr>
+        <w:rFonts w:ascii="Leelawadee UI" w:hAnsi="Leelawadee UI" w:cs="Leelawadee UI"/>
+        <w:spacing w:before="0" w:after="80"/>
+      </w:pPr>
+      <w:r>
+        <w:rPr>
+          <w:rFonts w:ascii="Leelawadee UI" w:hAnsi="Leelawadee UI" w:cs="Leelawadee UI"/>
+          <w:sz w:val="8"/>
+          <w:szCs w:val="8"/>
+        </w:rPr>
+        <w:t xml:space="preserve"/>
+      </w:r>
+    </w:p>
+    <w:p>
+      <w:pPr>
+        <w:rFonts w:ascii="Leelawadee UI" w:hAnsi="Leelawadee UI" w:cs="Leelawadee UI"/>
+        <w:spacing w:before="80" w:after="40"/>
+      </w:pPr>
+      <w:r>
+        <w:rPr>
+          <w:rFonts w:ascii="Leelawadee UI" w:hAnsi="Leelawadee UI" w:cs="Leelawadee UI"/>
+          <w:b/>
+          <w:bCs/>
+          <w:color w:val="1E3A24"/>
+          <w:sz w:val="22"/>
+          <w:szCs w:val="22"/>
+        </w:rPr>
+        <w:t xml:space="preserve">(13.1) แถบ Action — ปุ่มขึ้นกับ "ฝ่ายที่เลือก" ไม่ใช่บทบาท</w:t>
+      </w:r>
+    </w:p>
+    <w:p>
+      <w:pPr>
+        <w:rFonts w:ascii="Leelawadee UI" w:hAnsi="Leelawadee UI" w:cs="Leelawadee UI"/>
+        <w:spacing w:before="0" w:after="60"/>
+      </w:pPr>
+      <w:r>
+        <w:rPr>
+          <w:rFonts w:ascii="Leelawadee UI" w:hAnsi="Leelawadee UI" w:cs="Leelawadee UI"/>
+          <w:sz w:val="20"/>
+          <w:szCs w:val="20"/>
+        </w:rPr>
+        <w:t xml:space="preserve">•  ปุ่ม Submit โผล่เมื่อ ฝ่ายที่เลือก ∈ ขอบเขตการกรอก (fill-scope) ของผู้ใช้</w:t>
+      </w:r>
+    </w:p>
+    <w:p>
+      <w:pPr>
+        <w:rFonts w:ascii="Leelawadee UI" w:hAnsi="Leelawadee UI" w:cs="Leelawadee UI"/>
+        <w:spacing w:before="0" w:after="60"/>
+      </w:pPr>
+      <w:r>
+        <w:rPr>
+          <w:rFonts w:ascii="Leelawadee UI" w:hAnsi="Leelawadee UI" w:cs="Leelawadee UI"/>
+          <w:sz w:val="20"/>
+          <w:szCs w:val="20"/>
+        </w:rPr>
+        <w:t xml:space="preserve">•  ปุ่ม อนุมัติ/ตีกลับ โผล่เมื่อ ฝ่ายที่เลือก อยู่ที่ขั้นการอนุมัติของผู้ใช้พอดี</w:t>
+      </w:r>
+    </w:p>
+    <w:p>
+      <w:pPr>
+        <w:rFonts w:ascii="Leelawadee UI" w:hAnsi="Leelawadee UI" w:cs="Leelawadee UI"/>
+        <w:spacing w:before="240" w:after="120"/>
+        <w:keepNext/>
+      </w:pPr>
+      <w:r>
+        <w:rPr>
+          <w:rFonts w:ascii="Leelawadee UI" w:hAnsi="Leelawadee UI" w:cs="Leelawadee UI"/>
+          <w:b/>
+          <w:bCs/>
+          <w:color w:val="2F6B3F"/>
+          <w:sz w:val="30"/>
+          <w:szCs w:val="30"/>
+        </w:rPr>
+        <w:t xml:space="preserve">14) ปุ่ม 🛡️ โหมด Admin (overlay admin · ADR-0014)</w:t>
+      </w:r>
+    </w:p>
+    <w:p>
+      <w:pPr>
+        <w:rFonts w:ascii="Leelawadee UI" w:hAnsi="Leelawadee UI" w:cs="Leelawadee UI"/>
+        <w:spacing w:before="0" w:after="120"/>
+      </w:pPr>
+      <w:r>
+        <w:rPr>
+          <w:rFonts w:ascii="Leelawadee UI" w:hAnsi="Leelawadee UI" w:cs="Leelawadee UI"/>
+          <w:sz w:val="21"/>
+          <w:szCs w:val="21"/>
+        </w:rPr>
+        <w:t xml:space="preserve">ผู้ที่มีบทบาทซ้อน (overlay admin — วราพร/นิภาพร/ปิยะดา) ปกติทำงานในบทบาทฐานของตน (approver/submitter) แล้วสลับเข้าสู่บทบาท admin (เห็นทุก CC · แก้ Pending ทุก CC · เห็นแถบ Admin/Import + Master FX) ผ่านปุ่ม "🛡️ โหมด Admin" ที่มุมขวาบน · Admin แท้ (jakkaritw) เป็น admin ตลอดเวลา ไม่มีปุ่มสลับ</w:t>
+      </w:r>
+    </w:p>
+    <w:p>
+      <w:pPr>
+        <w:rFonts w:ascii="Leelawadee UI" w:hAnsi="Leelawadee UI" w:cs="Leelawadee UI"/>
+        <w:spacing w:before="0" w:after="60"/>
+      </w:pPr>
+      <w:r>
+        <w:rPr>
+          <w:rFonts w:ascii="Leelawadee UI" w:hAnsi="Leelawadee UI" w:cs="Leelawadee UI"/>
+          <w:sz w:val="20"/>
+          <w:szCs w:val="20"/>
+        </w:rPr>
+        <w:t xml:space="preserve">•  ปิดโหมด Admin → กลับสู่บทบาทฐาน (เช่น นิภาพรกลับเป็นผู้อนุมัติขั้นที่ 2) · เปิด → ได้บทบาท admin ทันที</w:t>
+      </w:r>
+    </w:p>
+    <w:p>
+      <w:pPr>
+        <w:rFonts w:ascii="Leelawadee UI" w:hAnsi="Leelawadee UI" w:cs="Leelawadee UI"/>
+        <w:spacing w:before="0" w:after="60"/>
+      </w:pPr>
+      <w:r>
+        <w:rPr>
+          <w:rFonts w:ascii="Leelawadee UI" w:hAnsi="Leelawadee UI" w:cs="Leelawadee UI"/>
+          <w:sz w:val="20"/>
+          <w:szCs w:val="20"/>
+        </w:rPr>
+        <w:t xml:space="preserve">•  เหตุผล: คนชุดเดียวกันทำหลายบทบาท — แยก "หมวก" ให้ชัด กันเผลอใช้บทบาท admin ตอนทำงานปกติ</w:t>
+      </w:r>
+    </w:p>
+    <w:p>
+      <w:pPr>
+        <w:rFonts w:ascii="Leelawadee UI" w:hAnsi="Leelawadee UI" w:cs="Leelawadee UI"/>
+        <w:spacing w:before="80" w:after="40"/>
+      </w:pPr>
+      <w:r>
+        <w:rPr>
+          <w:rFonts w:ascii="Leelawadee UI" w:hAnsi="Leelawadee UI" w:cs="Leelawadee UI"/>
+          <w:b/>
+          <w:bCs/>
+          <w:color w:val="1E3A24"/>
+          <w:sz w:val="22"/>
+          <w:szCs w:val="22"/>
+        </w:rPr>
+        <w:t xml:space="preserve">ภาพประกอบ: ปุ่ม โหมด Admin (overlay admin · นิภาพร)</w:t>
+      </w:r>
+    </w:p>
+    <w:p>
+      <w:pPr>
+        <w:rFonts w:ascii="Leelawadee UI" w:hAnsi="Leelawadee UI" w:cs="Leelawadee UI"/>
+        <w:spacing w:before="80" w:after="80"/>
+        <w:jc w:val="center"/>
+        <w:keepNext/>
+      </w:pPr>
+      <w:r>
+        <w:rPr>
+          <w:rFonts w:ascii="Leelawadee UI" w:hAnsi="Leelawadee UI" w:cs="Leelawadee UI"/>
+        </w:rPr>
+        <w:drawing>
+          <wp:inline xmlns:wp="http://schemas.openxmlformats.org/drawingml/2006/wordprocessingDrawing" distT="0" distB="0" distL="0" distR="0">
+            <wp:extent cx="3108960" cy="1021926"/>
+            <wp:effectExtent l="0" t="0" r="0" b="0"/>
+            <wp:docPr id="111" name="main_admin_mode"/>
+            <wp:cNvGraphicFramePr>
+              <a:graphicFrameLocks xmlns:a="http://schemas.openxmlformats.org/drawingml/2006/main" noChangeAspect="1"/>
+            </wp:cNvGraphicFramePr>
+            <a:graphic xmlns:a="http://schemas.openxmlformats.org/drawingml/2006/main">
+              <a:graphicData uri="http://schemas.openxmlformats.org/drawingml/2006/picture">
+                <pic:pic xmlns:pic="http://schemas.openxmlformats.org/drawingml/2006/picture">
+                  <pic:nvPicPr>
+                    <pic:cNvPr id="111" name="main_admin_mode"/>
+                    <pic:cNvPicPr/>
+                  </pic:nvPicPr>
+                  <pic:blipFill>
+                    <a:blip xmlns:r="http://schemas.openxmlformats.org/officeDocument/2006/relationships" r:embed="rId20"/>
+                    <a:stretch>
+                      <a:fillRect/>
+                    </a:stretch>
+                  </pic:blipFill>
+                  <pic:spPr>
+                    <a:xfrm>
+                      <a:off x="0" y="0"/>
+                      <a:ext cx="3108960" cy="1021926"/>
+                    </a:xfrm>
+                    <a:prstGeom prst="rect">
+                      <a:avLst/>
+                    </a:prstGeom>
+                  </pic:spPr>
+                </pic:pic>
+              </a:graphicData>
+            </a:graphic>
+          </wp:inline>
+        </w:drawing>
+      </w:r>
+    </w:p>
+    <w:p>
+      <w:pPr>
+        <w:rFonts w:ascii="Leelawadee UI" w:hAnsi="Leelawadee UI" w:cs="Leelawadee UI"/>
+        <w:spacing w:before="240" w:after="120"/>
+        <w:keepNext/>
+      </w:pPr>
+      <w:r>
+        <w:rPr>
+          <w:rFonts w:ascii="Leelawadee UI" w:hAnsi="Leelawadee UI" w:cs="Leelawadee UI"/>
+          <w:b/>
+          <w:bCs/>
+          <w:color w:val="2F6B3F"/>
+          <w:sz w:val="30"/>
+          <w:szCs w:val="30"/>
+        </w:rPr>
+        <w:t xml:space="preserve">15) Master FX เป็น read-only ที่หน้านี้ (เป็นของ Module 09 · ADR-0015)</w:t>
+      </w:r>
+    </w:p>
+    <w:p>
+      <w:pPr>
+        <w:rFonts w:ascii="Leelawadee UI" w:hAnsi="Leelawadee UI" w:cs="Leelawadee UI"/>
+        <w:spacing w:before="0" w:after="120"/>
+      </w:pPr>
+      <w:r>
+        <w:rPr>
+          <w:rFonts w:ascii="Leelawadee UI" w:hAnsi="Leelawadee UI" w:cs="Leelawadee UI"/>
+          <w:sz w:val="21"/>
+          <w:szCs w:val="21"/>
+        </w:rPr>
+        <w:t xml:space="preserve">อัตราแลกเปลี่ยน USD→THB (Master FX) แสดงในแถบ Admin แบบ "อ่านอย่างเดียว" — แก้ไขได้ที่หน้า Master Currency (Module 09) เท่านั้น · หน้า OPEX นี้แค่อ่านค่ามาแสดง และใช้คำนวณเบี้ยเลี้ยงเดินทาง ต่างประเทศ (per-diem) ใหม่ทุกครั้งที่อ่าน (recompute-on-read)</w:t>
+      </w:r>
+    </w:p>
+    <w:p>
+      <w:pPr>
+        <w:rFonts w:ascii="Leelawadee UI" w:hAnsi="Leelawadee UI" w:cs="Leelawadee UI"/>
+        <w:spacing w:before="0" w:after="60"/>
+      </w:pPr>
+      <w:r>
+        <w:rPr>
+          <w:rFonts w:ascii="Leelawadee UI" w:hAnsi="Leelawadee UI" w:cs="Leelawadee UI"/>
+          <w:sz w:val="20"/>
+          <w:szCs w:val="20"/>
+        </w:rPr>
+        <w:t xml:space="preserve">•  ค่า FX ผูกตามปีงบประมาณ (เช่น FY2025 = 35.00) — ตัวกรองปีเปลี่ยน → FX ที่แสดงเปลี่ยนตาม</w:t>
+      </w:r>
+    </w:p>
+    <w:p>
+      <w:pPr>
+        <w:rFonts w:ascii="Leelawadee UI" w:hAnsi="Leelawadee UI" w:cs="Leelawadee UI"/>
+        <w:spacing w:before="0" w:after="60"/>
+      </w:pPr>
+      <w:r>
+        <w:rPr>
+          <w:rFonts w:ascii="Leelawadee UI" w:hAnsi="Leelawadee UI" w:cs="Leelawadee UI"/>
+          <w:sz w:val="20"/>
+          <w:szCs w:val="20"/>
+        </w:rPr>
+        <w:t xml:space="preserve">•  แบบเดโม่ sync ค่าระหว่างหน้าผ่าน localStorage (cm.masterFX) — แก้ที่ Module 09 แล้วหน้านี้คิด per-diem ใหม่อัตโนมัติ</w:t>
+      </w:r>
+    </w:p>
+    <w:p>
+      <w:pPr>
+        <w:rFonts w:ascii="Leelawadee UI" w:hAnsi="Leelawadee UI" w:cs="Leelawadee UI"/>
+        <w:spacing w:before="0" w:after="60"/>
+      </w:pPr>
+      <w:r>
+        <w:rPr>
+          <w:rFonts w:ascii="Leelawadee UI" w:hAnsi="Leelawadee UI" w:cs="Leelawadee UI"/>
+          <w:sz w:val="20"/>
+          <w:szCs w:val="20"/>
+        </w:rPr>
+        <w:t xml:space="preserve">•  เฉพาะ Admin เห็นแถบนี้ (รวม Master FX) — ผู้ใช้ทั่วไปไม่เห็น</w:t>
+      </w:r>
+    </w:p>
+    <w:p>
+      <w:pPr>
+        <w:rFonts w:ascii="Leelawadee UI" w:hAnsi="Leelawadee UI" w:cs="Leelawadee UI"/>
+        <w:spacing w:before="240" w:after="120"/>
+        <w:keepNext/>
+      </w:pPr>
+      <w:r>
+        <w:rPr>
+          <w:rFonts w:ascii="Leelawadee UI" w:hAnsi="Leelawadee UI" w:cs="Leelawadee UI"/>
+          <w:b/>
+          <w:bCs/>
+          <w:color w:val="2F6B3F"/>
+          <w:sz w:val="30"/>
+          <w:szCs w:val="30"/>
+        </w:rPr>
+        <w:t xml:space="preserve">16) การล็อกการแก้ไข ตามสถานะ × บทบาท (edit-lock · ADR-0013)</w:t>
+      </w:r>
+    </w:p>
+    <w:p>
+      <w:pPr>
+        <w:rFonts w:ascii="Leelawadee UI" w:hAnsi="Leelawadee UI" w:cs="Leelawadee UI"/>
+        <w:spacing w:before="0" w:after="120"/>
+      </w:pPr>
+      <w:r>
+        <w:rPr>
+          <w:rFonts w:ascii="Leelawadee UI" w:hAnsi="Leelawadee UI" w:cs="Leelawadee UI"/>
+          <w:sz w:val="21"/>
+          <w:szCs w:val="21"/>
+        </w:rPr>
+        <w:t xml:space="preserve">การแก้ไขช่อง Pending ขึ้นกับ "สถานะของฝ่าย" และ "บทบาทของผู้ใช้" · การแก้ไขไม่เคยเปลี่ยนสถานะ — สถานะเลื่อนได้ทาง Submit/Approve/Reject เท่านั้น · มี 6 สถานะ: DRAFT / PENDING_APPROVER1 / PENDING_APPROVER2 / PENDING_APPROVER3 / APPROVED / REJECTED</w:t>
+      </w:r>
+    </w:p>
+    <w:tbl>
+      <w:tblPr>
+        <w:tblW w:w="5000" w:type="pct"/>
+        <w:tblBorders>
+          <w:top w:val="single" w:sz="4" w:space="0" w:color="9AB59A"/>
+          <w:left w:val="single" w:sz="4" w:space="0" w:color="9AB59A"/>
+          <w:bottom w:val="single" w:sz="4" w:space="0" w:color="9AB59A"/>
+          <w:right w:val="single" w:sz="4" w:space="0" w:color="9AB59A"/>
+          <w:insideH w:val="single" w:sz="4" w:space="0" w:color="C7D6C7"/>
+          <w:insideV w:val="single" w:sz="4" w:space="0" w:color="C7D6C7"/>
+        </w:tblBorders>
+        <w:tblLayout w:type="fixed"/>
+      </w:tblPr>
+      <w:tblGrid>
+        <w:gridCol w:w="2400"/>
+        <w:gridCol w:w="3000"/>
+        <w:gridCol w:w="3800"/>
+      </w:tblGrid>
+      <w:tr>
+        <w:trPr>
+          <w:tblHeader/>
+        </w:trPr>
+        <w:tc>
+          <w:tcPr>
+            <w:tcW w:w="2400" w:type="dxa"/>
+            <w:shd w:val="clear" w:color="auto" w:fill="E8F0E8"/>
+            <w:tcMar>
+              <w:top w:w="40" w:type="dxa"/>
+              <w:bottom w:w="40" w:type="dxa"/>
+              <w:left w:w="80" w:type="dxa"/>
+              <w:right w:w="80" w:type="dxa"/>
+            </w:tcMar>
+            <w:vAlign w:val="center"/>
+          </w:tcPr>
+          <w:p>
+            <w:pPr>
+              <w:rFonts w:ascii="Leelawadee UI" w:hAnsi="Leelawadee UI" w:cs="Leelawadee UI"/>
+              <w:spacing w:before="20" w:after="20"/>
+            </w:pPr>
+            <w:r>
+              <w:rPr>
+                <w:rFonts w:ascii="Leelawadee UI" w:hAnsi="Leelawadee UI" w:cs="Leelawadee UI"/>
+                <w:b/>
+                <w:bCs/>
+                <w:color w:val="1E3A24"/>
+                <w:sz w:val="18"/>
+                <w:szCs w:val="18"/>
+              </w:rPr>
+              <w:t xml:space="preserve">บทบาท</w:t>
+            </w:r>
+          </w:p>
+        </w:tc>
+        <w:tc>
+          <w:tcPr>
+            <w:tcW w:w="3000" w:type="dxa"/>
+            <w:shd w:val="clear" w:color="auto" w:fill="E8F0E8"/>
+            <w:tcMar>
+              <w:top w:w="40" w:type="dxa"/>
+              <w:bottom w:w="40" w:type="dxa"/>
+              <w:left w:w="80" w:type="dxa"/>
+              <w:right w:w="80" w:type="dxa"/>
+            </w:tcMar>
+            <w:vAlign w:val="center"/>
+          </w:tcPr>
+          <w:p>
+            <w:pPr>
+              <w:rFonts w:ascii="Leelawadee UI" w:hAnsi="Leelawadee UI" w:cs="Leelawadee UI"/>
+              <w:spacing w:before="20" w:after="20"/>
+            </w:pPr>
+            <w:r>
+              <w:rPr>
+                <w:rFonts w:ascii="Leelawadee UI" w:hAnsi="Leelawadee UI" w:cs="Leelawadee UI"/>
+                <w:b/>
+                <w:bCs/>
+                <w:color w:val="1E3A24"/>
+                <w:sz w:val="18"/>
+                <w:szCs w:val="18"/>
+              </w:rPr>
+              <w:t xml:space="preserve">สถานะที่แก้ Pending ได้</w:t>
+            </w:r>
+          </w:p>
+        </w:tc>
+        <w:tc>
+          <w:tcPr>
+            <w:tcW w:w="3800" w:type="dxa"/>
+            <w:shd w:val="clear" w:color="auto" w:fill="E8F0E8"/>
+            <w:tcMar>
+              <w:top w:w="40" w:type="dxa"/>
+              <w:bottom w:w="40" w:type="dxa"/>
+              <w:left w:w="80" w:type="dxa"/>
+              <w:right w:w="80" w:type="dxa"/>
+            </w:tcMar>
+            <w:vAlign w:val="center"/>
+          </w:tcPr>
+          <w:p>
+            <w:pPr>
+              <w:rFonts w:ascii="Leelawadee UI" w:hAnsi="Leelawadee UI" w:cs="Leelawadee UI"/>
+              <w:spacing w:before="20" w:after="20"/>
+            </w:pPr>
+            <w:r>
+              <w:rPr>
+                <w:rFonts w:ascii="Leelawadee UI" w:hAnsi="Leelawadee UI" w:cs="Leelawadee UI"/>
+                <w:b/>
+                <w:bCs/>
+                <w:color w:val="1E3A24"/>
+                <w:sz w:val="18"/>
+                <w:szCs w:val="18"/>
+              </w:rPr>
+              <w:t xml:space="preserve">หมายเหตุ</w:t>
+            </w:r>
+          </w:p>
+        </w:tc>
+      </w:tr>
+      <w:tr>
+        <w:tc>
+          <w:tcPr>
+            <w:tcW w:w="2400" w:type="dxa"/>
+            <w:tcMar>
+              <w:top w:w="40" w:type="dxa"/>
+              <w:bottom w:w="40" w:type="dxa"/>
+              <w:left w:w="80" w:type="dxa"/>
+              <w:right w:w="80" w:type="dxa"/>
+            </w:tcMar>
+            <w:vAlign w:val="center"/>
+          </w:tcPr>
+          <w:p>
+            <w:pPr>
+              <w:rFonts w:ascii="Leelawadee UI" w:hAnsi="Leelawadee UI" w:cs="Leelawadee UI"/>
+              <w:spacing w:before="20" w:after="20"/>
+            </w:pPr>
+            <w:r>
+              <w:rPr>
+                <w:rFonts w:ascii="Leelawadee UI" w:hAnsi="Leelawadee UI" w:cs="Leelawadee UI"/>
+                <w:sz w:val="17"/>
+                <w:szCs w:val="17"/>
+              </w:rPr>
+              <w:t xml:space="preserve">ผู้กรอก (Submitter)</w:t>
+            </w:r>
+          </w:p>
+        </w:tc>
+        <w:tc>
+          <w:tcPr>
+            <w:tcW w:w="3000" w:type="dxa"/>
+            <w:tcMar>
+              <w:top w:w="40" w:type="dxa"/>
+              <w:bottom w:w="40" w:type="dxa"/>
+              <w:left w:w="80" w:type="dxa"/>
+              <w:right w:w="80" w:type="dxa"/>
+            </w:tcMar>
+            <w:vAlign w:val="center"/>
+          </w:tcPr>
+          <w:p>
+            <w:pPr>
+              <w:rFonts w:ascii="Leelawadee UI" w:hAnsi="Leelawadee UI" w:cs="Leelawadee UI"/>
+              <w:spacing w:before="20" w:after="20"/>
+            </w:pPr>
+            <w:r>
+              <w:rPr>
+                <w:rFonts w:ascii="Leelawadee UI" w:hAnsi="Leelawadee UI" w:cs="Leelawadee UI"/>
+                <w:sz w:val="17"/>
+                <w:szCs w:val="17"/>
+              </w:rPr>
+              <w:t xml:space="preserve">DRAFT, REJECTED เท่านั้น</w:t>
+            </w:r>
+          </w:p>
+        </w:tc>
+        <w:tc>
+          <w:tcPr>
+            <w:tcW w:w="3800" w:type="dxa"/>
+            <w:tcMar>
+              <w:top w:w="40" w:type="dxa"/>
+              <w:bottom w:w="40" w:type="dxa"/>
+              <w:left w:w="80" w:type="dxa"/>
+              <w:right w:w="80" w:type="dxa"/>
+            </w:tcMar>
+            <w:vAlign w:val="center"/>
+          </w:tcPr>
+          <w:p>
+            <w:pPr>
+              <w:rFonts w:ascii="Leelawadee UI" w:hAnsi="Leelawadee UI" w:cs="Leelawadee UI"/>
+              <w:spacing w:before="20" w:after="20"/>
+            </w:pPr>
+            <w:r>
+              <w:rPr>
+                <w:rFonts w:ascii="Leelawadee UI" w:hAnsi="Leelawadee UI" w:cs="Leelawadee UI"/>
+                <w:sz w:val="17"/>
+                <w:szCs w:val="17"/>
+              </w:rPr>
+              <w:t xml:space="preserve">PENDING_* / APPROVED → ล็อก (อ่านอย่างเดียว · มีป้าย 🔒)</w:t>
+            </w:r>
+          </w:p>
+        </w:tc>
+      </w:tr>
+      <w:tr>
+        <w:tc>
+          <w:tcPr>
+            <w:tcW w:w="2400" w:type="dxa"/>
+            <w:tcMar>
+              <w:top w:w="40" w:type="dxa"/>
+              <w:bottom w:w="40" w:type="dxa"/>
+              <w:left w:w="80" w:type="dxa"/>
+              <w:right w:w="80" w:type="dxa"/>
+            </w:tcMar>
+            <w:vAlign w:val="center"/>
+          </w:tcPr>
+          <w:p>
+            <w:pPr>
+              <w:rFonts w:ascii="Leelawadee UI" w:hAnsi="Leelawadee UI" w:cs="Leelawadee UI"/>
+              <w:spacing w:before="20" w:after="20"/>
+            </w:pPr>
+            <w:r>
+              <w:rPr>
+                <w:rFonts w:ascii="Leelawadee UI" w:hAnsi="Leelawadee UI" w:cs="Leelawadee UI"/>
+                <w:sz w:val="17"/>
+                <w:szCs w:val="17"/>
+              </w:rPr>
+              <w:t xml:space="preserve">ผู้อนุมัติ (Approver)</w:t>
+            </w:r>
+          </w:p>
+        </w:tc>
+        <w:tc>
+          <w:tcPr>
+            <w:tcW w:w="3000" w:type="dxa"/>
+            <w:tcMar>
+              <w:top w:w="40" w:type="dxa"/>
+              <w:bottom w:w="40" w:type="dxa"/>
+              <w:left w:w="80" w:type="dxa"/>
+              <w:right w:w="80" w:type="dxa"/>
+            </w:tcMar>
+            <w:vAlign w:val="center"/>
+          </w:tcPr>
+          <w:p>
+            <w:pPr>
+              <w:rFonts w:ascii="Leelawadee UI" w:hAnsi="Leelawadee UI" w:cs="Leelawadee UI"/>
+              <w:spacing w:before="20" w:after="20"/>
+            </w:pPr>
+            <w:r>
+              <w:rPr>
+                <w:rFonts w:ascii="Leelawadee UI" w:hAnsi="Leelawadee UI" w:cs="Leelawadee UI"/>
+                <w:sz w:val="17"/>
+                <w:szCs w:val="17"/>
+              </w:rPr>
+              <w:t xml:space="preserve">— (ไม่แก้)</w:t>
+            </w:r>
+          </w:p>
+        </w:tc>
+        <w:tc>
+          <w:tcPr>
+            <w:tcW w:w="3800" w:type="dxa"/>
+            <w:tcMar>
+              <w:top w:w="40" w:type="dxa"/>
+              <w:bottom w:w="40" w:type="dxa"/>
+              <w:left w:w="80" w:type="dxa"/>
+              <w:right w:w="80" w:type="dxa"/>
+            </w:tcMar>
+            <w:vAlign w:val="center"/>
+          </w:tcPr>
+          <w:p>
+            <w:pPr>
+              <w:rFonts w:ascii="Leelawadee UI" w:hAnsi="Leelawadee UI" w:cs="Leelawadee UI"/>
+              <w:spacing w:before="20" w:after="20"/>
+            </w:pPr>
+            <w:r>
+              <w:rPr>
+                <w:rFonts w:ascii="Leelawadee UI" w:hAnsi="Leelawadee UI" w:cs="Leelawadee UI"/>
+                <w:sz w:val="17"/>
+                <w:szCs w:val="17"/>
+              </w:rPr>
+              <w:t xml:space="preserve">ดูเพื่อตรวจอย่างเดียว → read-only</w:t>
+            </w:r>
+          </w:p>
+        </w:tc>
+      </w:tr>
+      <w:tr>
+        <w:tc>
+          <w:tcPr>
+            <w:tcW w:w="2400" w:type="dxa"/>
+            <w:tcMar>
+              <w:top w:w="40" w:type="dxa"/>
+              <w:bottom w:w="40" w:type="dxa"/>
+              <w:left w:w="80" w:type="dxa"/>
+              <w:right w:w="80" w:type="dxa"/>
+            </w:tcMar>
+            <w:vAlign w:val="center"/>
+          </w:tcPr>
+          <w:p>
+            <w:pPr>
+              <w:rFonts w:ascii="Leelawadee UI" w:hAnsi="Leelawadee UI" w:cs="Leelawadee UI"/>
+              <w:spacing w:before="20" w:after="20"/>
+            </w:pPr>
+            <w:r>
+              <w:rPr>
+                <w:rFonts w:ascii="Leelawadee UI" w:hAnsi="Leelawadee UI" w:cs="Leelawadee UI"/>
+                <w:sz w:val="17"/>
+                <w:szCs w:val="17"/>
+              </w:rPr>
+              <w:t xml:space="preserve">Admin</w:t>
+            </w:r>
+          </w:p>
+        </w:tc>
+        <w:tc>
+          <w:tcPr>
+            <w:tcW w:w="3000" w:type="dxa"/>
+            <w:tcMar>
+              <w:top w:w="40" w:type="dxa"/>
+              <w:bottom w:w="40" w:type="dxa"/>
+              <w:left w:w="80" w:type="dxa"/>
+              <w:right w:w="80" w:type="dxa"/>
+            </w:tcMar>
+            <w:vAlign w:val="center"/>
+          </w:tcPr>
+          <w:p>
+            <w:pPr>
+              <w:rFonts w:ascii="Leelawadee UI" w:hAnsi="Leelawadee UI" w:cs="Leelawadee UI"/>
+              <w:spacing w:before="20" w:after="20"/>
+            </w:pPr>
+            <w:r>
+              <w:rPr>
+                <w:rFonts w:ascii="Leelawadee UI" w:hAnsi="Leelawadee UI" w:cs="Leelawadee UI"/>
+                <w:sz w:val="17"/>
+                <w:szCs w:val="17"/>
+              </w:rPr>
+              <w:t xml:space="preserve">ทุกสถานะ</w:t>
+            </w:r>
+          </w:p>
+        </w:tc>
+        <w:tc>
+          <w:tcPr>
+            <w:tcW w:w="3800" w:type="dxa"/>
+            <w:tcMar>
+              <w:top w:w="40" w:type="dxa"/>
+              <w:bottom w:w="40" w:type="dxa"/>
+              <w:left w:w="80" w:type="dxa"/>
+              <w:right w:w="80" w:type="dxa"/>
+            </w:tcMar>
+            <w:vAlign w:val="center"/>
+          </w:tcPr>
+          <w:p>
+            <w:pPr>
+              <w:rFonts w:ascii="Leelawadee UI" w:hAnsi="Leelawadee UI" w:cs="Leelawadee UI"/>
+              <w:spacing w:before="20" w:after="20"/>
+            </w:pPr>
+            <w:r>
+              <w:rPr>
+                <w:rFonts w:ascii="Leelawadee UI" w:hAnsi="Leelawadee UI" w:cs="Leelawadee UI"/>
+                <w:sz w:val="17"/>
+                <w:szCs w:val="17"/>
+              </w:rPr>
+              <w:t xml:space="preserve">แก้ Pending ได้ทุก CC ทุกสถานะ (รวม APPROVED)</w:t>
+            </w:r>
+          </w:p>
+        </w:tc>
+      </w:tr>
+    </w:tbl>
+    <w:p>
+      <w:pPr>
+        <w:rFonts w:ascii="Leelawadee UI" w:hAnsi="Leelawadee UI" w:cs="Leelawadee UI"/>
+        <w:spacing w:before="0" w:after="80"/>
+      </w:pPr>
+      <w:r>
+        <w:rPr>
+          <w:rFonts w:ascii="Leelawadee UI" w:hAnsi="Leelawadee UI" w:cs="Leelawadee UI"/>
+          <w:sz w:val="8"/>
+          <w:szCs w:val="8"/>
+        </w:rPr>
+        <w:t xml:space="preserve"/>
+      </w:r>
+    </w:p>
+    <w:p>
+      <w:pPr>
+        <w:rFonts w:ascii="Leelawadee UI" w:hAnsi="Leelawadee UI" w:cs="Leelawadee UI"/>
+        <w:spacing w:before="80" w:after="40"/>
+      </w:pPr>
+      <w:r>
+        <w:rPr>
+          <w:rFonts w:ascii="Leelawadee UI" w:hAnsi="Leelawadee UI" w:cs="Leelawadee UI"/>
+          <w:b/>
+          <w:bCs/>
+          <w:color w:val="1E3A24"/>
+          <w:sz w:val="22"/>
+          <w:szCs w:val="22"/>
+        </w:rPr>
+        <w:t xml:space="preserve">ภาพประกอบ: แถว Pending ที่ถูกล็อก (หลัง Submit · มุมมองผู้กรอก)</w:t>
+      </w:r>
+    </w:p>
+    <w:p>
+      <w:pPr>
+        <w:rFonts w:ascii="Leelawadee UI" w:hAnsi="Leelawadee UI" w:cs="Leelawadee UI"/>
+        <w:spacing w:before="80" w:after="80"/>
+        <w:jc w:val="center"/>
+        <w:keepNext/>
+      </w:pPr>
+      <w:r>
+        <w:rPr>
+          <w:rFonts w:ascii="Leelawadee UI" w:hAnsi="Leelawadee UI" w:cs="Leelawadee UI"/>
+        </w:rPr>
+        <w:drawing>
+          <wp:inline xmlns:wp="http://schemas.openxmlformats.org/drawingml/2006/wordprocessingDrawing" distT="0" distB="0" distL="0" distR="0">
+            <wp:extent cx="5760720" cy="2813782"/>
+            <wp:effectExtent l="0" t="0" r="0" b="0"/>
+            <wp:docPr id="112" name="main_edit_lock"/>
+            <wp:cNvGraphicFramePr>
+              <a:graphicFrameLocks xmlns:a="http://schemas.openxmlformats.org/drawingml/2006/main" noChangeAspect="1"/>
+            </wp:cNvGraphicFramePr>
+            <a:graphic xmlns:a="http://schemas.openxmlformats.org/drawingml/2006/main">
+              <a:graphicData uri="http://schemas.openxmlformats.org/drawingml/2006/picture">
+                <pic:pic xmlns:pic="http://schemas.openxmlformats.org/drawingml/2006/picture">
+                  <pic:nvPicPr>
+                    <pic:cNvPr id="112" name="main_edit_lock"/>
+                    <pic:cNvPicPr/>
+                  </pic:nvPicPr>
+                  <pic:blipFill>
+                    <a:blip xmlns:r="http://schemas.openxmlformats.org/officeDocument/2006/relationships" r:embed="rId21"/>
+                    <a:stretch>
+                      <a:fillRect/>
+                    </a:stretch>
+                  </pic:blipFill>
+                  <pic:spPr>
+                    <a:xfrm>
+                      <a:off x="0" y="0"/>
+                      <a:ext cx="5760720" cy="2813782"/>
+                    </a:xfrm>
+                    <a:prstGeom prst="rect">
+                      <a:avLst/>
+                    </a:prstGeom>
+                  </pic:spPr>
+                </pic:pic>
+              </a:graphicData>
+            </a:graphic>
+          </wp:inline>
+        </w:drawing>
+      </w:r>
+    </w:p>
+    <w:tbl>
+      <w:tblPr>
+        <w:tblW w:w="5000" w:type="pct"/>
+        <w:tblBorders>
+          <w:top w:val="single" w:sz="4" w:space="0" w:color="9AB59A"/>
+          <w:left w:val="single" w:sz="4" w:space="0" w:color="9AB59A"/>
+          <w:bottom w:val="single" w:sz="4" w:space="0" w:color="9AB59A"/>
+          <w:right w:val="single" w:sz="4" w:space="0" w:color="9AB59A"/>
+          <w:insideH w:val="single" w:sz="4" w:space="0" w:color="C7D6C7"/>
+          <w:insideV w:val="single" w:sz="4" w:space="0" w:color="C7D6C7"/>
+        </w:tblBorders>
+        <w:tblLayout w:type="fixed"/>
+      </w:tblPr>
+      <w:tblGrid>
+        <w:gridCol w:w="620"/>
+        <w:gridCol w:w="3700"/>
+        <w:gridCol w:w="5040"/>
+      </w:tblGrid>
+      <w:tr>
+        <w:trPr>
+          <w:tblHeader/>
+        </w:trPr>
+        <w:tc>
+          <w:tcPr>
+            <w:tcW w:w="620" w:type="dxa"/>
+            <w:shd w:val="clear" w:color="auto" w:fill="E8F0E8"/>
+            <w:tcMar>
+              <w:top w:w="40" w:type="dxa"/>
+              <w:bottom w:w="40" w:type="dxa"/>
+              <w:left w:w="80" w:type="dxa"/>
+              <w:right w:w="80" w:type="dxa"/>
+            </w:tcMar>
+            <w:vAlign w:val="center"/>
+          </w:tcPr>
+          <w:p>
+            <w:pPr>
+              <w:rFonts w:ascii="Leelawadee UI" w:hAnsi="Leelawadee UI" w:cs="Leelawadee UI"/>
+              <w:spacing w:before="20" w:after="20"/>
+            </w:pPr>
+            <w:r>
+              <w:rPr>
+                <w:rFonts w:ascii="Leelawadee UI" w:hAnsi="Leelawadee UI" w:cs="Leelawadee UI"/>
+                <w:b/>
+                <w:bCs/>
+                <w:color w:val="1E3A24"/>
+                <w:sz w:val="18"/>
+                <w:szCs w:val="18"/>
+              </w:rPr>
+              <w:t xml:space="preserve">#</w:t>
+            </w:r>
+          </w:p>
+        </w:tc>
+        <w:tc>
+          <w:tcPr>
+            <w:tcW w:w="3700" w:type="dxa"/>
+            <w:shd w:val="clear" w:color="auto" w:fill="E8F0E8"/>
+            <w:tcMar>
+              <w:top w:w="40" w:type="dxa"/>
+              <w:bottom w:w="40" w:type="dxa"/>
+              <w:left w:w="80" w:type="dxa"/>
+              <w:right w:w="80" w:type="dxa"/>
+            </w:tcMar>
+            <w:vAlign w:val="center"/>
+          </w:tcPr>
+          <w:p>
+            <w:pPr>
+              <w:rFonts w:ascii="Leelawadee UI" w:hAnsi="Leelawadee UI" w:cs="Leelawadee UI"/>
+              <w:spacing w:before="20" w:after="20"/>
+            </w:pPr>
+            <w:r>
+              <w:rPr>
+                <w:rFonts w:ascii="Leelawadee UI" w:hAnsi="Leelawadee UI" w:cs="Leelawadee UI"/>
+                <w:b/>
+                <w:bCs/>
+                <w:color w:val="1E3A24"/>
+                <w:sz w:val="18"/>
+                <w:szCs w:val="18"/>
+              </w:rPr>
+              <w:t xml:space="preserve">จุด</w:t>
+            </w:r>
+          </w:p>
+        </w:tc>
+        <w:tc>
+          <w:tcPr>
+            <w:tcW w:w="5040" w:type="dxa"/>
+            <w:shd w:val="clear" w:color="auto" w:fill="E8F0E8"/>
+            <w:tcMar>
+              <w:top w:w="40" w:type="dxa"/>
+              <w:bottom w:w="40" w:type="dxa"/>
+              <w:left w:w="80" w:type="dxa"/>
+              <w:right w:w="80" w:type="dxa"/>
+            </w:tcMar>
+            <w:vAlign w:val="center"/>
+          </w:tcPr>
+          <w:p>
+            <w:pPr>
+              <w:rFonts w:ascii="Leelawadee UI" w:hAnsi="Leelawadee UI" w:cs="Leelawadee UI"/>
+              <w:spacing w:before="20" w:after="20"/>
+            </w:pPr>
+            <w:r>
+              <w:rPr>
+                <w:rFonts w:ascii="Leelawadee UI" w:hAnsi="Leelawadee UI" w:cs="Leelawadee UI"/>
+                <w:b/>
+                <w:bCs/>
+                <w:color w:val="1E3A24"/>
+                <w:sz w:val="18"/>
+                <w:szCs w:val="18"/>
+              </w:rPr>
+              <w:t xml:space="preserve">ความหมาย</w:t>
+            </w:r>
+          </w:p>
+        </w:tc>
+      </w:tr>
+      <w:tr>
+        <w:tc>
+          <w:tcPr>
+            <w:tcW w:w="620" w:type="dxa"/>
+            <w:tcMar>
+              <w:top w:w="40" w:type="dxa"/>
+              <w:bottom w:w="40" w:type="dxa"/>
+              <w:left w:w="80" w:type="dxa"/>
+              <w:right w:w="80" w:type="dxa"/>
+            </w:tcMar>
+            <w:vAlign w:val="center"/>
+          </w:tcPr>
+          <w:p>
+            <w:pPr>
+              <w:rFonts w:ascii="Leelawadee UI" w:hAnsi="Leelawadee UI" w:cs="Leelawadee UI"/>
+              <w:spacing w:before="20" w:after="20"/>
+            </w:pPr>
+            <w:r>
+              <w:rPr>
+                <w:rFonts w:ascii="Leelawadee UI" w:hAnsi="Leelawadee UI" w:cs="Leelawadee UI"/>
+                <w:sz w:val="17"/>
+                <w:szCs w:val="17"/>
+              </w:rPr>
+              <w:t xml:space="preserve">①</w:t>
+            </w:r>
+          </w:p>
+        </w:tc>
+        <w:tc>
+          <w:tcPr>
+            <w:tcW w:w="3700" w:type="dxa"/>
+            <w:tcMar>
+              <w:top w:w="40" w:type="dxa"/>
+              <w:bottom w:w="40" w:type="dxa"/>
+              <w:left w:w="80" w:type="dxa"/>
+              <w:right w:w="80" w:type="dxa"/>
+            </w:tcMar>
+            <w:vAlign w:val="center"/>
+          </w:tcPr>
+          <w:p>
+            <w:pPr>
+              <w:rFonts w:ascii="Leelawadee UI" w:hAnsi="Leelawadee UI" w:cs="Leelawadee UI"/>
+              <w:spacing w:before="20" w:after="20"/>
+            </w:pPr>
+            <w:r>
+              <w:rPr>
+                <w:rFonts w:ascii="Leelawadee UI" w:hAnsi="Leelawadee UI" w:cs="Leelawadee UI"/>
+                <w:sz w:val="17"/>
+                <w:szCs w:val="17"/>
+              </w:rPr>
+              <w:t xml:space="preserve">สถานะแถว Pending (มีป้าย 🔒)</w:t>
+            </w:r>
+          </w:p>
+        </w:tc>
+        <w:tc>
+          <w:tcPr>
+            <w:tcW w:w="5040" w:type="dxa"/>
+            <w:tcMar>
+              <w:top w:w="40" w:type="dxa"/>
+              <w:bottom w:w="40" w:type="dxa"/>
+              <w:left w:w="80" w:type="dxa"/>
+              <w:right w:w="80" w:type="dxa"/>
+            </w:tcMar>
+            <w:vAlign w:val="center"/>
+          </w:tcPr>
+          <w:p>
+            <w:pPr>
+              <w:rFonts w:ascii="Leelawadee UI" w:hAnsi="Leelawadee UI" w:cs="Leelawadee UI"/>
+              <w:spacing w:before="20" w:after="20"/>
+            </w:pPr>
+            <w:r>
+              <w:rPr>
+                <w:rFonts w:ascii="Leelawadee UI" w:hAnsi="Leelawadee UI" w:cs="Leelawadee UI"/>
+                <w:sz w:val="17"/>
+                <w:szCs w:val="17"/>
+              </w:rPr>
+              <w:t xml:space="preserve">สถานะ PENDING_APPROVER1 — ผู้กรอกแก้ไม่ได้ (รออนุมัติ)</w:t>
+            </w:r>
+          </w:p>
+        </w:tc>
+      </w:tr>
+      <w:tr>
+        <w:tc>
+          <w:tcPr>
+            <w:tcW w:w="620" w:type="dxa"/>
+            <w:tcMar>
+              <w:top w:w="40" w:type="dxa"/>
+              <w:bottom w:w="40" w:type="dxa"/>
+              <w:left w:w="80" w:type="dxa"/>
+              <w:right w:w="80" w:type="dxa"/>
+            </w:tcMar>
+            <w:vAlign w:val="center"/>
+          </w:tcPr>
+          <w:p>
+            <w:pPr>
+              <w:rFonts w:ascii="Leelawadee UI" w:hAnsi="Leelawadee UI" w:cs="Leelawadee UI"/>
+              <w:spacing w:before="20" w:after="20"/>
+            </w:pPr>
+            <w:r>
+              <w:rPr>
+                <w:rFonts w:ascii="Leelawadee UI" w:hAnsi="Leelawadee UI" w:cs="Leelawadee UI"/>
+                <w:sz w:val="17"/>
+                <w:szCs w:val="17"/>
+              </w:rPr>
+              <w:t xml:space="preserve">②</w:t>
+            </w:r>
+          </w:p>
+        </w:tc>
+        <w:tc>
+          <w:tcPr>
+            <w:tcW w:w="3700" w:type="dxa"/>
+            <w:tcMar>
+              <w:top w:w="40" w:type="dxa"/>
+              <w:bottom w:w="40" w:type="dxa"/>
+              <w:left w:w="80" w:type="dxa"/>
+              <w:right w:w="80" w:type="dxa"/>
+            </w:tcMar>
+            <w:vAlign w:val="center"/>
+          </w:tcPr>
+          <w:p>
+            <w:pPr>
+              <w:rFonts w:ascii="Leelawadee UI" w:hAnsi="Leelawadee UI" w:cs="Leelawadee UI"/>
+              <w:spacing w:before="20" w:after="20"/>
+            </w:pPr>
+            <w:r>
+              <w:rPr>
+                <w:rFonts w:ascii="Leelawadee UI" w:hAnsi="Leelawadee UI" w:cs="Leelawadee UI"/>
+                <w:sz w:val="17"/>
+                <w:szCs w:val="17"/>
+              </w:rPr>
+              <w:t xml:space="preserve">ช่องรายเดือน (อ่านอย่างเดียว)</w:t>
+            </w:r>
+          </w:p>
+        </w:tc>
+        <w:tc>
+          <w:tcPr>
+            <w:tcW w:w="5040" w:type="dxa"/>
+            <w:tcMar>
+              <w:top w:w="40" w:type="dxa"/>
+              <w:bottom w:w="40" w:type="dxa"/>
+              <w:left w:w="80" w:type="dxa"/>
+              <w:right w:w="80" w:type="dxa"/>
+            </w:tcMar>
+            <w:vAlign w:val="center"/>
+          </w:tcPr>
+          <w:p>
+            <w:pPr>
+              <w:rFonts w:ascii="Leelawadee UI" w:hAnsi="Leelawadee UI" w:cs="Leelawadee UI"/>
+              <w:spacing w:before="20" w:after="20"/>
+            </w:pPr>
+            <w:r>
+              <w:rPr>
+                <w:rFonts w:ascii="Leelawadee UI" w:hAnsi="Leelawadee UI" w:cs="Leelawadee UI"/>
+                <w:sz w:val="17"/>
+                <w:szCs w:val="17"/>
+              </w:rPr>
+              <w:t xml:space="preserve">ช่องกรอกถูกล็อกเป็น read-only — ปลดล็อกเมื่อถูกตีกลับ (REJECTED)</w:t>
+            </w:r>
+          </w:p>
+        </w:tc>
+      </w:tr>
+    </w:tbl>
+    <w:p>
+      <w:pPr>
+        <w:rFonts w:ascii="Leelawadee UI" w:hAnsi="Leelawadee UI" w:cs="Leelawadee UI"/>
+        <w:spacing w:before="0" w:after="80"/>
+      </w:pPr>
+      <w:r>
+        <w:rPr>
+          <w:rFonts w:ascii="Leelawadee UI" w:hAnsi="Leelawadee UI" w:cs="Leelawadee UI"/>
+          <w:sz w:val="8"/>
+          <w:szCs w:val="8"/>
+        </w:rPr>
+        <w:t xml:space="preserve"/>
+      </w:r>
+    </w:p>
+    <w:p>
+      <w:pPr>
+        <w:rFonts w:ascii="Leelawadee UI" w:hAnsi="Leelawadee UI" w:cs="Leelawadee UI"/>
+        <w:spacing w:before="80" w:after="40"/>
+      </w:pPr>
+      <w:r>
+        <w:rPr>
+          <w:rFonts w:ascii="Leelawadee UI" w:hAnsi="Leelawadee UI" w:cs="Leelawadee UI"/>
+          <w:b/>
+          <w:bCs/>
+          <w:color w:val="1E3A24"/>
+          <w:sz w:val="22"/>
+          <w:szCs w:val="22"/>
+        </w:rPr>
+        <w:t xml:space="preserve">(16.1) Admin submit — 2 โหมด (ADR-0012)</w:t>
+      </w:r>
+    </w:p>
+    <w:p>
+      <w:pPr>
+        <w:rFonts w:ascii="Leelawadee UI" w:hAnsi="Leelawadee UI" w:cs="Leelawadee UI"/>
+        <w:spacing w:before="0" w:after="60"/>
+      </w:pPr>
+      <w:r>
+        <w:rPr>
+          <w:rFonts w:ascii="Leelawadee UI" w:hAnsi="Leelawadee UI" w:cs="Leelawadee UI"/>
+          <w:sz w:val="20"/>
+          <w:szCs w:val="20"/>
+        </w:rPr>
+        <w:t xml:space="preserve">•  ในรอบปกติ: Admin Submit ได้เฉพาะ "ฝ่าย orphan" (ไม่มีผู้กรอก) → APPROVED ตรงๆ ไม่ผ่าน chain (log ADMIN_OVERRIDE)</w:t>
+      </w:r>
+    </w:p>
+    <w:p>
+      <w:pPr>
+        <w:rFonts w:ascii="Leelawadee UI" w:hAnsi="Leelawadee UI" w:cs="Leelawadee UI"/>
+        <w:spacing w:before="0" w:after="60"/>
+      </w:pPr>
+      <w:r>
+        <w:rPr>
+          <w:rFonts w:ascii="Leelawadee UI" w:hAnsi="Leelawadee UI" w:cs="Leelawadee UI"/>
+          <w:sz w:val="20"/>
+          <w:szCs w:val="20"/>
+        </w:rPr>
+        <w:t xml:space="preserve">•  หลัง deadline: Admin override-edit + Submit ฝ่ายใดก็ได้แทน (ผู้ใช้ถูกล็อก) → APPROVED ตรงๆ · มี toggle ทดสอบ "🔒 หลัง deadline"</w:t>
+      </w:r>
+    </w:p>
+    <w:p>
+      <w:pPr>
+        <w:rFonts w:ascii="Leelawadee UI" w:hAnsi="Leelawadee UI" w:cs="Leelawadee UI"/>
+        <w:spacing w:before="0" w:after="60"/>
+      </w:pPr>
+      <w:r>
+        <w:rPr>
+          <w:rFonts w:ascii="Leelawadee UI" w:hAnsi="Leelawadee UI" w:cs="Leelawadee UI"/>
+          <w:sz w:val="20"/>
+          <w:szCs w:val="20"/>
+        </w:rPr>
+        <w:t xml:space="preserve">•  ทั้ง 2 โหมด Submit/Approve ทำทั้งก้อน (ฝ่าย, ปี) เสมอ แม้แก้แค่ CC เดียว</w:t>
+      </w:r>
+    </w:p>
+    <w:p>
+      <w:pPr>
+        <w:rFonts w:ascii="Leelawadee UI" w:hAnsi="Leelawadee UI" w:cs="Leelawadee UI"/>
+        <w:spacing w:before="240" w:after="120"/>
+        <w:keepNext/>
+      </w:pPr>
+      <w:r>
+        <w:rPr>
+          <w:rFonts w:ascii="Leelawadee UI" w:hAnsi="Leelawadee UI" w:cs="Leelawadee UI"/>
+          <w:b/>
+          <w:bCs/>
+          <w:color w:val="2F6B3F"/>
+          <w:sz w:val="30"/>
+          <w:szCs w:val="30"/>
+        </w:rPr>
         <w:t xml:space="preserve">หมายเหตุท้ายเอกสาร</w:t>
       </w:r>
     </w:p>
@@ -8467,7 +11853,7 @@
           <w:sz w:val="20"/>
           <w:szCs w:val="20"/>
         </w:rPr>
-        <w:t xml:space="preserve">เอกสารฉบับร่าง (Draft · v0.3) — ข้อสรุปการออกแบบทั้งหมดดูได้ในข้อ 7 · ภาพประกอบ render จากแบบ (mockup) ตัวเลข/ชื่อเป็นข้อมูลตัวอย่าง · วงกลมสีทองคือจุดอ้างอิงในตารางคำอธิบายของแต่ละหัวข้อ</w:t>
+        <w:t xml:space="preserve">เอกสารฉบับร่าง (Draft · v0.7) — ข้อสรุปการออกแบบทั้งหมดดูได้ในข้อ 7 · ภาพประกอบ render จากแบบ (mockup) ตัวเลข/ชื่อเป็นข้อมูลตัวอย่าง · วงกลมสีทองคือจุดอ้างอิงในตารางคำอธิบายของแต่ละหัวข้อ</w:t>
       </w:r>
     </w:p>
     <w:p>
